--- a/data/outputs/v2/General_Science/SS1.4_Transport_in_Plants/General_Science_Transport_in_Plants_CBE_LessonSequence.docx
+++ b/data/outputs/v2/General_Science/SS1.4_Transport_in_Plants/General_Science_Transport_in_Plants_CBE_LessonSequence.docx
@@ -2919,32 +2919,32 @@
         <w:tc>
           <w:tcPr>
             <w:tcW w:type="dxa" w:w="1520"/>
-            <w:shd w:fill="F2F2F2" w:color="auto" w:val="clear"/>
-            <w:tcMar>
-              <w:top w:type="dxa" w:w="60"/>
-              <w:left w:type="dxa" w:w="120"/>
-              <w:bottom w:type="dxa" w:w="60"/>
-              <w:right w:type="dxa" w:w="120"/>
-            </w:tcMar>
-            <w:vAlign w:val="top"/>
-          </w:tcPr>
-          <w:p>
-            <w:pPr>
-              <w:spacing w:after="40" w:before="0"/>
-              <w:jc w:val="left"/>
-            </w:pPr>
-            <w:r>
-              <w:rPr>
-                <w:rFonts w:ascii="Arial" w:cs="Arial" w:eastAsia="Arial" w:hAnsi="Arial"/>
-                <w:b/>
-                <w:bCs/>
-                <w:i w:val="false"/>
-                <w:iCs w:val="false"/>
-                <w:color w:val="000000"/>
-                <w:sz w:val="18"/>
-                <w:szCs w:val="18"/>
-              </w:rPr>
-              <w:t xml:space="preserve">1 — PREDICT</w:t>
+            <w:shd w:fill="EAD1F5" w:color="auto" w:val="clear"/>
+            <w:tcMar>
+              <w:top w:type="dxa" w:w="60"/>
+              <w:left w:type="dxa" w:w="120"/>
+              <w:bottom w:type="dxa" w:w="60"/>
+              <w:right w:type="dxa" w:w="120"/>
+            </w:tcMar>
+            <w:vAlign w:val="top"/>
+          </w:tcPr>
+          <w:p>
+            <w:pPr>
+              <w:spacing w:after="40" w:before="0"/>
+              <w:jc w:val="left"/>
+            </w:pPr>
+            <w:r>
+              <w:rPr>
+                <w:rFonts w:ascii="Arial" w:cs="Arial" w:eastAsia="Arial" w:hAnsi="Arial"/>
+                <w:b/>
+                <w:bCs/>
+                <w:i w:val="false"/>
+                <w:iCs w:val="false"/>
+                <w:color w:val="000000"/>
+                <w:sz w:val="18"/>
+                <w:szCs w:val="18"/>
+              </w:rPr>
+              <w:t xml:space="preserve">Predict Phase</w:t>
             </w:r>
           </w:p>
           <w:p>
@@ -2967,7 +2967,7 @@
             <w:pPr>
               <w:spacing w:after="20" w:before="0"/>
             </w:pPr>
-            <w:hyperlink w:history="1" r:id="rIdf1er70bef9_icwmjbgnnh">
+            <w:hyperlink w:history="1" r:id="rId2rszx-ok1diflhrz_-ggv">
               <w:r>
                 <w:rPr>
                   <w:rFonts w:ascii="Arial" w:cs="Arial" w:eastAsia="Arial" w:hAnsi="Arial"/>
@@ -3000,7 +3000,7 @@
               <w:spacing w:after="10" w:before="0"/>
               <w:ind w:left="120"/>
             </w:pPr>
-            <w:hyperlink w:history="1" r:id="rIdurkwtjuevtrkzhvyf5gyq">
+            <w:hyperlink w:history="1" r:id="rIdc2qn1ph9cjpuyo-bwlhpm">
               <w:r>
                 <w:rPr>
                   <w:rFonts w:ascii="Arial" w:cs="Arial" w:eastAsia="Arial" w:hAnsi="Arial"/>
@@ -3045,7 +3045,7 @@
             <w:pPr>
               <w:spacing w:after="20" w:before="0"/>
             </w:pPr>
-            <w:hyperlink w:history="1" r:id="rIdb57c1xaerofor3lz24cjq">
+            <w:hyperlink w:history="1" r:id="rIdwbyqlaciys4oamgribxcp">
               <w:r>
                 <w:rPr>
                   <w:rFonts w:ascii="Arial" w:cs="Arial" w:eastAsia="Arial" w:hAnsi="Arial"/>
@@ -3078,7 +3078,7 @@
               <w:spacing w:after="10" w:before="0"/>
               <w:ind w:left="120"/>
             </w:pPr>
-            <w:hyperlink w:history="1" r:id="rIdts1ayhfjwe56csgr3tehk">
+            <w:hyperlink w:history="1" r:id="rIdj8jpw4re5umdr7beu66gi">
               <w:r>
                 <w:rPr>
                   <w:rFonts w:ascii="Arial" w:cs="Arial" w:eastAsia="Arial" w:hAnsi="Arial"/>
@@ -3320,32 +3320,32 @@
         <w:tc>
           <w:tcPr>
             <w:tcW w:type="dxa" w:w="1520"/>
-            <w:shd w:fill="F2F2F2" w:color="auto" w:val="clear"/>
-            <w:tcMar>
-              <w:top w:type="dxa" w:w="60"/>
-              <w:left w:type="dxa" w:w="120"/>
-              <w:bottom w:type="dxa" w:w="60"/>
-              <w:right w:type="dxa" w:w="120"/>
-            </w:tcMar>
-            <w:vAlign w:val="top"/>
-          </w:tcPr>
-          <w:p>
-            <w:pPr>
-              <w:spacing w:after="40" w:before="0"/>
-              <w:jc w:val="left"/>
-            </w:pPr>
-            <w:r>
-              <w:rPr>
-                <w:rFonts w:ascii="Arial" w:cs="Arial" w:eastAsia="Arial" w:hAnsi="Arial"/>
-                <w:b/>
-                <w:bCs/>
-                <w:i w:val="false"/>
-                <w:iCs w:val="false"/>
-                <w:color w:val="000000"/>
-                <w:sz w:val="18"/>
-                <w:szCs w:val="18"/>
-              </w:rPr>
-              <w:t xml:space="preserve">2 — OBSERVE</w:t>
+            <w:shd w:fill="D9EEF1" w:color="auto" w:val="clear"/>
+            <w:tcMar>
+              <w:top w:type="dxa" w:w="60"/>
+              <w:left w:type="dxa" w:w="120"/>
+              <w:bottom w:type="dxa" w:w="60"/>
+              <w:right w:type="dxa" w:w="120"/>
+            </w:tcMar>
+            <w:vAlign w:val="top"/>
+          </w:tcPr>
+          <w:p>
+            <w:pPr>
+              <w:spacing w:after="40" w:before="0"/>
+              <w:jc w:val="left"/>
+            </w:pPr>
+            <w:r>
+              <w:rPr>
+                <w:rFonts w:ascii="Arial" w:cs="Arial" w:eastAsia="Arial" w:hAnsi="Arial"/>
+                <w:b/>
+                <w:bCs/>
+                <w:i w:val="false"/>
+                <w:iCs w:val="false"/>
+                <w:color w:val="000000"/>
+                <w:sz w:val="18"/>
+                <w:szCs w:val="18"/>
+              </w:rPr>
+              <w:t xml:space="preserve">Observe Phase</w:t>
             </w:r>
           </w:p>
           <w:p>
@@ -3368,7 +3368,7 @@
             <w:pPr>
               <w:spacing w:after="20" w:before="0"/>
             </w:pPr>
-            <w:hyperlink w:history="1" r:id="rIdw3verimwfbpi8usuryfbm">
+            <w:hyperlink w:history="1" r:id="rId4jd-cptelpwxllxjfvnpg">
               <w:r>
                 <w:rPr>
                   <w:rFonts w:ascii="Arial" w:cs="Arial" w:eastAsia="Arial" w:hAnsi="Arial"/>
@@ -3401,7 +3401,7 @@
               <w:spacing w:after="10" w:before="0"/>
               <w:ind w:left="120"/>
             </w:pPr>
-            <w:hyperlink w:history="1" r:id="rId3iytcsqqiafhu4y_h63bh">
+            <w:hyperlink w:history="1" r:id="rIdxudho0eu4jpbea5w9d78x">
               <w:r>
                 <w:rPr>
                   <w:rFonts w:ascii="Arial" w:cs="Arial" w:eastAsia="Arial" w:hAnsi="Arial"/>
@@ -3446,7 +3446,7 @@
             <w:pPr>
               <w:spacing w:after="20" w:before="0"/>
             </w:pPr>
-            <w:hyperlink w:history="1" r:id="rIdiv4k3l47xfcvtefwd8ybc">
+            <w:hyperlink w:history="1" r:id="rIdh3jlcs3fxage4xvcdxear">
               <w:r>
                 <w:rPr>
                   <w:rFonts w:ascii="Arial" w:cs="Arial" w:eastAsia="Arial" w:hAnsi="Arial"/>
@@ -3479,7 +3479,7 @@
               <w:spacing w:after="10" w:before="0"/>
               <w:ind w:left="120"/>
             </w:pPr>
-            <w:hyperlink w:history="1" r:id="rIdj43r4hql0wiljh154mvim">
+            <w:hyperlink w:history="1" r:id="rIdfy2-x3ayjct-hqmrznjyt">
               <w:r>
                 <w:rPr>
                   <w:rFonts w:ascii="Arial" w:cs="Arial" w:eastAsia="Arial" w:hAnsi="Arial"/>
@@ -3721,32 +3721,32 @@
         <w:tc>
           <w:tcPr>
             <w:tcW w:type="dxa" w:w="1520"/>
-            <w:shd w:fill="F2F2F2" w:color="auto" w:val="clear"/>
-            <w:tcMar>
-              <w:top w:type="dxa" w:w="60"/>
-              <w:left w:type="dxa" w:w="120"/>
-              <w:bottom w:type="dxa" w:w="60"/>
-              <w:right w:type="dxa" w:w="120"/>
-            </w:tcMar>
-            <w:vAlign w:val="top"/>
-          </w:tcPr>
-          <w:p>
-            <w:pPr>
-              <w:spacing w:after="40" w:before="0"/>
-              <w:jc w:val="left"/>
-            </w:pPr>
-            <w:r>
-              <w:rPr>
-                <w:rFonts w:ascii="Arial" w:cs="Arial" w:eastAsia="Arial" w:hAnsi="Arial"/>
-                <w:b/>
-                <w:bCs/>
-                <w:i w:val="false"/>
-                <w:iCs w:val="false"/>
-                <w:color w:val="000000"/>
-                <w:sz w:val="18"/>
-                <w:szCs w:val="18"/>
-              </w:rPr>
-              <w:t xml:space="preserve">3 — EXPLAIN (Initial Sensemaking — Learner Ideas Only)</w:t>
+            <w:shd w:fill="E2EFDA" w:color="auto" w:val="clear"/>
+            <w:tcMar>
+              <w:top w:type="dxa" w:w="60"/>
+              <w:left w:type="dxa" w:w="120"/>
+              <w:bottom w:type="dxa" w:w="60"/>
+              <w:right w:type="dxa" w:w="120"/>
+            </w:tcMar>
+            <w:vAlign w:val="top"/>
+          </w:tcPr>
+          <w:p>
+            <w:pPr>
+              <w:spacing w:after="40" w:before="0"/>
+              <w:jc w:val="left"/>
+            </w:pPr>
+            <w:r>
+              <w:rPr>
+                <w:rFonts w:ascii="Arial" w:cs="Arial" w:eastAsia="Arial" w:hAnsi="Arial"/>
+                <w:b/>
+                <w:bCs/>
+                <w:i w:val="false"/>
+                <w:iCs w:val="false"/>
+                <w:color w:val="000000"/>
+                <w:sz w:val="18"/>
+                <w:szCs w:val="18"/>
+              </w:rPr>
+              <w:t xml:space="preserve">Explain Phase</w:t>
             </w:r>
           </w:p>
           <w:p>
@@ -3769,7 +3769,7 @@
             <w:pPr>
               <w:spacing w:after="20" w:before="0"/>
             </w:pPr>
-            <w:hyperlink w:history="1" r:id="rIdty_y_opzgfv28bqssjc9s">
+            <w:hyperlink w:history="1" r:id="rIdgxvd7ncpifqhjw47a-uux">
               <w:r>
                 <w:rPr>
                   <w:rFonts w:ascii="Arial" w:cs="Arial" w:eastAsia="Arial" w:hAnsi="Arial"/>
@@ -3802,7 +3802,7 @@
               <w:spacing w:after="10" w:before="0"/>
               <w:ind w:left="120"/>
             </w:pPr>
-            <w:hyperlink w:history="1" r:id="rIdams-idvewpls5jnxhdk66">
+            <w:hyperlink w:history="1" r:id="rIdxdj660-f1-0_z14rzsmt4">
               <w:r>
                 <w:rPr>
                   <w:rFonts w:ascii="Arial" w:cs="Arial" w:eastAsia="Arial" w:hAnsi="Arial"/>
@@ -3847,7 +3847,7 @@
             <w:pPr>
               <w:spacing w:after="20" w:before="0"/>
             </w:pPr>
-            <w:hyperlink w:history="1" r:id="rIdufgpnjyn043fpoildtaxa">
+            <w:hyperlink w:history="1" r:id="rIdhsms-bnn4r92k94g-qyi2">
               <w:r>
                 <w:rPr>
                   <w:rFonts w:ascii="Arial" w:cs="Arial" w:eastAsia="Arial" w:hAnsi="Arial"/>
@@ -3880,7 +3880,7 @@
               <w:spacing w:after="10" w:before="0"/>
               <w:ind w:left="120"/>
             </w:pPr>
-            <w:hyperlink w:history="1" r:id="rIdtzbhsfxenx9zzdekf1hex">
+            <w:hyperlink w:history="1" r:id="rIdadhur5uazdcilf5_5lzqg">
               <w:r>
                 <w:rPr>
                   <w:rFonts w:ascii="Arial" w:cs="Arial" w:eastAsia="Arial" w:hAnsi="Arial"/>
@@ -4122,32 +4122,32 @@
         <w:tc>
           <w:tcPr>
             <w:tcW w:type="dxa" w:w="1520"/>
-            <w:shd w:fill="F2F2F2" w:color="auto" w:val="clear"/>
-            <w:tcMar>
-              <w:top w:type="dxa" w:w="60"/>
-              <w:left w:type="dxa" w:w="120"/>
-              <w:bottom w:type="dxa" w:w="60"/>
-              <w:right w:type="dxa" w:w="120"/>
-            </w:tcMar>
-            <w:vAlign w:val="top"/>
-          </w:tcPr>
-          <w:p>
-            <w:pPr>
-              <w:spacing w:after="40" w:before="0"/>
-              <w:jc w:val="left"/>
-            </w:pPr>
-            <w:r>
-              <w:rPr>
-                <w:rFonts w:ascii="Arial" w:cs="Arial" w:eastAsia="Arial" w:hAnsi="Arial"/>
-                <w:b/>
-                <w:bCs/>
-                <w:i w:val="false"/>
-                <w:iCs w:val="false"/>
-                <w:color w:val="000000"/>
-                <w:sz w:val="18"/>
-                <w:szCs w:val="18"/>
-              </w:rPr>
-              <w:t xml:space="preserve">4 — DRIVING QUESTION BOARD (DQB) Creation</w:t>
+            <w:shd w:fill="FCE4D6" w:color="auto" w:val="clear"/>
+            <w:tcMar>
+              <w:top w:type="dxa" w:w="60"/>
+              <w:left w:type="dxa" w:w="120"/>
+              <w:bottom w:type="dxa" w:w="60"/>
+              <w:right w:type="dxa" w:w="120"/>
+            </w:tcMar>
+            <w:vAlign w:val="top"/>
+          </w:tcPr>
+          <w:p>
+            <w:pPr>
+              <w:spacing w:after="40" w:before="0"/>
+              <w:jc w:val="left"/>
+            </w:pPr>
+            <w:r>
+              <w:rPr>
+                <w:rFonts w:ascii="Arial" w:cs="Arial" w:eastAsia="Arial" w:hAnsi="Arial"/>
+                <w:b/>
+                <w:bCs/>
+                <w:i w:val="false"/>
+                <w:iCs w:val="false"/>
+                <w:color w:val="000000"/>
+                <w:sz w:val="18"/>
+                <w:szCs w:val="18"/>
+              </w:rPr>
+              <w:t xml:space="preserve">Driving Question Board (DQB) Creation</w:t>
             </w:r>
           </w:p>
           <w:p>
@@ -4170,7 +4170,7 @@
             <w:pPr>
               <w:spacing w:after="20" w:before="0"/>
             </w:pPr>
-            <w:hyperlink w:history="1" r:id="rIdli6pdjbbbznerjnckkpsn">
+            <w:hyperlink w:history="1" r:id="rIdomf18masqzq540gx2hmot">
               <w:r>
                 <w:rPr>
                   <w:rFonts w:ascii="Arial" w:cs="Arial" w:eastAsia="Arial" w:hAnsi="Arial"/>
@@ -4203,7 +4203,7 @@
               <w:spacing w:after="10" w:before="0"/>
               <w:ind w:left="120"/>
             </w:pPr>
-            <w:hyperlink w:history="1" r:id="rId62exqcbbadf0pc6auihb8">
+            <w:hyperlink w:history="1" r:id="rIda4llewraqb-pqbqzjhnoz">
               <w:r>
                 <w:rPr>
                   <w:rFonts w:ascii="Arial" w:cs="Arial" w:eastAsia="Arial" w:hAnsi="Arial"/>
@@ -4248,7 +4248,7 @@
             <w:pPr>
               <w:spacing w:after="20" w:before="0"/>
             </w:pPr>
-            <w:hyperlink w:history="1" r:id="rIdlwax2e7vveeabxyjkprvy">
+            <w:hyperlink w:history="1" r:id="rIduf-qleme-brqgn-fwuuu1">
               <w:r>
                 <w:rPr>
                   <w:rFonts w:ascii="Arial" w:cs="Arial" w:eastAsia="Arial" w:hAnsi="Arial"/>
@@ -4281,7 +4281,7 @@
               <w:spacing w:after="10" w:before="0"/>
               <w:ind w:left="120"/>
             </w:pPr>
-            <w:hyperlink w:history="1" r:id="rIdileq18th6020dnta-fene">
+            <w:hyperlink w:history="1" r:id="rIdm0u1zo229ftxp5h9vlswn">
               <w:r>
                 <w:rPr>
                   <w:rFonts w:ascii="Arial" w:cs="Arial" w:eastAsia="Arial" w:hAnsi="Arial"/>
@@ -4523,32 +4523,32 @@
         <w:tc>
           <w:tcPr>
             <w:tcW w:type="dxa" w:w="1520"/>
-            <w:shd w:fill="F2F2F2" w:color="auto" w:val="clear"/>
-            <w:tcMar>
-              <w:top w:type="dxa" w:w="60"/>
-              <w:left w:type="dxa" w:w="120"/>
-              <w:bottom w:type="dxa" w:w="60"/>
-              <w:right w:type="dxa" w:w="120"/>
-            </w:tcMar>
-            <w:vAlign w:val="top"/>
-          </w:tcPr>
-          <w:p>
-            <w:pPr>
-              <w:spacing w:after="40" w:before="0"/>
-              <w:jc w:val="left"/>
-            </w:pPr>
-            <w:r>
-              <w:rPr>
-                <w:rFonts w:ascii="Arial" w:cs="Arial" w:eastAsia="Arial" w:hAnsi="Arial"/>
-                <w:b/>
-                <w:bCs/>
-                <w:i w:val="false"/>
-                <w:iCs w:val="false"/>
-                <w:color w:val="000000"/>
-                <w:sz w:val="18"/>
-                <w:szCs w:val="18"/>
-              </w:rPr>
-              <w:t xml:space="preserve">5 — MODEL BUILDING (Initial Model)</w:t>
+            <w:shd w:fill="D5E8F0" w:color="auto" w:val="clear"/>
+            <w:tcMar>
+              <w:top w:type="dxa" w:w="60"/>
+              <w:left w:type="dxa" w:w="120"/>
+              <w:bottom w:type="dxa" w:w="60"/>
+              <w:right w:type="dxa" w:w="120"/>
+            </w:tcMar>
+            <w:vAlign w:val="top"/>
+          </w:tcPr>
+          <w:p>
+            <w:pPr>
+              <w:spacing w:after="40" w:before="0"/>
+              <w:jc w:val="left"/>
+            </w:pPr>
+            <w:r>
+              <w:rPr>
+                <w:rFonts w:ascii="Arial" w:cs="Arial" w:eastAsia="Arial" w:hAnsi="Arial"/>
+                <w:b/>
+                <w:bCs/>
+                <w:i w:val="false"/>
+                <w:iCs w:val="false"/>
+                <w:color w:val="000000"/>
+                <w:sz w:val="18"/>
+                <w:szCs w:val="18"/>
+              </w:rPr>
+              <w:t xml:space="preserve">Model Building Phase</w:t>
             </w:r>
           </w:p>
           <w:p>
@@ -4571,7 +4571,7 @@
             <w:pPr>
               <w:spacing w:after="20" w:before="0"/>
             </w:pPr>
-            <w:hyperlink w:history="1" r:id="rIdq0sztdimveqqqvbsd5ara">
+            <w:hyperlink w:history="1" r:id="rIdjjhtvetkmqnaf6khl5cey">
               <w:r>
                 <w:rPr>
                   <w:rFonts w:ascii="Arial" w:cs="Arial" w:eastAsia="Arial" w:hAnsi="Arial"/>
@@ -4604,7 +4604,7 @@
               <w:spacing w:after="10" w:before="0"/>
               <w:ind w:left="120"/>
             </w:pPr>
-            <w:hyperlink w:history="1" r:id="rIdqkbmjzpynqyrjtzqgxwey">
+            <w:hyperlink w:history="1" r:id="rId6izxkoo_s4ipsvgmkexqo">
               <w:r>
                 <w:rPr>
                   <w:rFonts w:ascii="Arial" w:cs="Arial" w:eastAsia="Arial" w:hAnsi="Arial"/>
@@ -4649,7 +4649,7 @@
             <w:pPr>
               <w:spacing w:after="20" w:before="0"/>
             </w:pPr>
-            <w:hyperlink w:history="1" r:id="rIdxb8tllmkfr1hafbd_87ya">
+            <w:hyperlink w:history="1" r:id="rId3ztlm53zpgqnxlxggbazm">
               <w:r>
                 <w:rPr>
                   <w:rFonts w:ascii="Arial" w:cs="Arial" w:eastAsia="Arial" w:hAnsi="Arial"/>
@@ -4682,7 +4682,7 @@
               <w:spacing w:after="10" w:before="0"/>
               <w:ind w:left="120"/>
             </w:pPr>
-            <w:hyperlink w:history="1" r:id="rIdsjfaqhn7hyk7rhis5apmx">
+            <w:hyperlink w:history="1" r:id="rIdrv8anim3moqg_1rfe1ec9">
               <w:r>
                 <w:rPr>
                   <w:rFonts w:ascii="Arial" w:cs="Arial" w:eastAsia="Arial" w:hAnsi="Arial"/>
@@ -6216,32 +6216,32 @@
         <w:tc>
           <w:tcPr>
             <w:tcW w:type="dxa" w:w="1520"/>
-            <w:shd w:fill="F2F2F2" w:color="auto" w:val="clear"/>
-            <w:tcMar>
-              <w:top w:type="dxa" w:w="60"/>
-              <w:left w:type="dxa" w:w="120"/>
-              <w:bottom w:type="dxa" w:w="60"/>
-              <w:right w:type="dxa" w:w="120"/>
-            </w:tcMar>
-            <w:vAlign w:val="top"/>
-          </w:tcPr>
-          <w:p>
-            <w:pPr>
-              <w:spacing w:after="40" w:before="0"/>
-              <w:jc w:val="left"/>
-            </w:pPr>
-            <w:r>
-              <w:rPr>
-                <w:rFonts w:ascii="Arial" w:cs="Arial" w:eastAsia="Arial" w:hAnsi="Arial"/>
-                <w:b/>
-                <w:bCs/>
-                <w:i w:val="false"/>
-                <w:iCs w:val="false"/>
-                <w:color w:val="000000"/>
-                <w:sz w:val="18"/>
-                <w:szCs w:val="18"/>
-              </w:rPr>
-              <w:t xml:space="preserve">1 — PREDICT (Revisit &amp; Activate)</w:t>
+            <w:shd w:fill="EAD1F5" w:color="auto" w:val="clear"/>
+            <w:tcMar>
+              <w:top w:type="dxa" w:w="60"/>
+              <w:left w:type="dxa" w:w="120"/>
+              <w:bottom w:type="dxa" w:w="60"/>
+              <w:right w:type="dxa" w:w="120"/>
+            </w:tcMar>
+            <w:vAlign w:val="top"/>
+          </w:tcPr>
+          <w:p>
+            <w:pPr>
+              <w:spacing w:after="40" w:before="0"/>
+              <w:jc w:val="left"/>
+            </w:pPr>
+            <w:r>
+              <w:rPr>
+                <w:rFonts w:ascii="Arial" w:cs="Arial" w:eastAsia="Arial" w:hAnsi="Arial"/>
+                <w:b/>
+                <w:bCs/>
+                <w:i w:val="false"/>
+                <w:iCs w:val="false"/>
+                <w:color w:val="000000"/>
+                <w:sz w:val="18"/>
+                <w:szCs w:val="18"/>
+              </w:rPr>
+              <w:t xml:space="preserve">Predict Phase</w:t>
             </w:r>
           </w:p>
           <w:p>
@@ -6264,7 +6264,7 @@
             <w:pPr>
               <w:spacing w:after="20" w:before="0"/>
             </w:pPr>
-            <w:hyperlink w:history="1" r:id="rIdw1cvizd792kibtjgtm4v2">
+            <w:hyperlink w:history="1" r:id="rId6yfqh4k6cqugnc13-wtto">
               <w:r>
                 <w:rPr>
                   <w:rFonts w:ascii="Arial" w:cs="Arial" w:eastAsia="Arial" w:hAnsi="Arial"/>
@@ -6297,7 +6297,7 @@
               <w:spacing w:after="10" w:before="0"/>
               <w:ind w:left="120"/>
             </w:pPr>
-            <w:hyperlink w:history="1" r:id="rIdgkvryovppj75ed7iddp30">
+            <w:hyperlink w:history="1" r:id="rIduggyt_klwcixtrpm-vre2">
               <w:r>
                 <w:rPr>
                   <w:rFonts w:ascii="Arial" w:cs="Arial" w:eastAsia="Arial" w:hAnsi="Arial"/>
@@ -6342,7 +6342,7 @@
             <w:pPr>
               <w:spacing w:after="20" w:before="0"/>
             </w:pPr>
-            <w:hyperlink w:history="1" r:id="rIdmmdkzonkblbjp1dtodxzf">
+            <w:hyperlink w:history="1" r:id="rIdafdbh-vmkmmqdxvhbeg7s">
               <w:r>
                 <w:rPr>
                   <w:rFonts w:ascii="Arial" w:cs="Arial" w:eastAsia="Arial" w:hAnsi="Arial"/>
@@ -6375,7 +6375,7 @@
               <w:spacing w:after="10" w:before="0"/>
               <w:ind w:left="120"/>
             </w:pPr>
-            <w:hyperlink w:history="1" r:id="rIdiiu6hue4vg83bhgjhg3pb">
+            <w:hyperlink w:history="1" r:id="rId7u78u-onik1oumnrnd7pp">
               <w:r>
                 <w:rPr>
                   <w:rFonts w:ascii="Arial" w:cs="Arial" w:eastAsia="Arial" w:hAnsi="Arial"/>
@@ -6522,32 +6522,32 @@
         <w:tc>
           <w:tcPr>
             <w:tcW w:type="dxa" w:w="1520"/>
-            <w:shd w:fill="F2F2F2" w:color="auto" w:val="clear"/>
-            <w:tcMar>
-              <w:top w:type="dxa" w:w="60"/>
-              <w:left w:type="dxa" w:w="120"/>
-              <w:bottom w:type="dxa" w:w="60"/>
-              <w:right w:type="dxa" w:w="120"/>
-            </w:tcMar>
-            <w:vAlign w:val="top"/>
-          </w:tcPr>
-          <w:p>
-            <w:pPr>
-              <w:spacing w:after="40" w:before="0"/>
-              <w:jc w:val="left"/>
-            </w:pPr>
-            <w:r>
-              <w:rPr>
-                <w:rFonts w:ascii="Arial" w:cs="Arial" w:eastAsia="Arial" w:hAnsi="Arial"/>
-                <w:b/>
-                <w:bCs/>
-                <w:i w:val="false"/>
-                <w:iCs w:val="false"/>
-                <w:color w:val="000000"/>
-                <w:sz w:val="18"/>
-                <w:szCs w:val="18"/>
-              </w:rPr>
-              <w:t xml:space="preserve">2 — OBSERVE (Evidence Gathering)</w:t>
+            <w:shd w:fill="D9EEF1" w:color="auto" w:val="clear"/>
+            <w:tcMar>
+              <w:top w:type="dxa" w:w="60"/>
+              <w:left w:type="dxa" w:w="120"/>
+              <w:bottom w:type="dxa" w:w="60"/>
+              <w:right w:type="dxa" w:w="120"/>
+            </w:tcMar>
+            <w:vAlign w:val="top"/>
+          </w:tcPr>
+          <w:p>
+            <w:pPr>
+              <w:spacing w:after="40" w:before="0"/>
+              <w:jc w:val="left"/>
+            </w:pPr>
+            <w:r>
+              <w:rPr>
+                <w:rFonts w:ascii="Arial" w:cs="Arial" w:eastAsia="Arial" w:hAnsi="Arial"/>
+                <w:b/>
+                <w:bCs/>
+                <w:i w:val="false"/>
+                <w:iCs w:val="false"/>
+                <w:color w:val="000000"/>
+                <w:sz w:val="18"/>
+                <w:szCs w:val="18"/>
+              </w:rPr>
+              <w:t xml:space="preserve">Observe Phase</w:t>
             </w:r>
           </w:p>
           <w:p>
@@ -6570,7 +6570,7 @@
             <w:pPr>
               <w:spacing w:after="20" w:before="0"/>
             </w:pPr>
-            <w:hyperlink w:history="1" r:id="rId6xzl0nepqxyftcyabyvhu">
+            <w:hyperlink w:history="1" r:id="rId4pmjfoiwqirqfkvagb6se">
               <w:r>
                 <w:rPr>
                   <w:rFonts w:ascii="Arial" w:cs="Arial" w:eastAsia="Arial" w:hAnsi="Arial"/>
@@ -6603,7 +6603,7 @@
               <w:spacing w:after="10" w:before="0"/>
               <w:ind w:left="120"/>
             </w:pPr>
-            <w:hyperlink w:history="1" r:id="rIdltyvm8h8daj7f22hyi6qd">
+            <w:hyperlink w:history="1" r:id="rIdvrldegjb_sku0tfwcqdk8">
               <w:r>
                 <w:rPr>
                   <w:rFonts w:ascii="Arial" w:cs="Arial" w:eastAsia="Arial" w:hAnsi="Arial"/>
@@ -6648,7 +6648,7 @@
             <w:pPr>
               <w:spacing w:after="20" w:before="0"/>
             </w:pPr>
-            <w:hyperlink w:history="1" r:id="rIdyasduuqe7vvh-r6klmbtb">
+            <w:hyperlink w:history="1" r:id="rIdrvbaapo2nm1uojjy3oa5d">
               <w:r>
                 <w:rPr>
                   <w:rFonts w:ascii="Arial" w:cs="Arial" w:eastAsia="Arial" w:hAnsi="Arial"/>
@@ -6681,7 +6681,7 @@
               <w:spacing w:after="10" w:before="0"/>
               <w:ind w:left="120"/>
             </w:pPr>
-            <w:hyperlink w:history="1" r:id="rIdltt2eh4wpiq685cwnkdr3">
+            <w:hyperlink w:history="1" r:id="rIdja1pucggfjl5alkfx-rqw">
               <w:r>
                 <w:rPr>
                   <w:rFonts w:ascii="Arial" w:cs="Arial" w:eastAsia="Arial" w:hAnsi="Arial"/>
@@ -6980,32 +6980,32 @@
         <w:tc>
           <w:tcPr>
             <w:tcW w:type="dxa" w:w="1520"/>
-            <w:shd w:fill="F2F2F2" w:color="auto" w:val="clear"/>
-            <w:tcMar>
-              <w:top w:type="dxa" w:w="60"/>
-              <w:left w:type="dxa" w:w="120"/>
-              <w:bottom w:type="dxa" w:w="60"/>
-              <w:right w:type="dxa" w:w="120"/>
-            </w:tcMar>
-            <w:vAlign w:val="top"/>
-          </w:tcPr>
-          <w:p>
-            <w:pPr>
-              <w:spacing w:after="40" w:before="0"/>
-              <w:jc w:val="left"/>
-            </w:pPr>
-            <w:r>
-              <w:rPr>
-                <w:rFonts w:ascii="Arial" w:cs="Arial" w:eastAsia="Arial" w:hAnsi="Arial"/>
-                <w:b/>
-                <w:bCs/>
-                <w:i w:val="false"/>
-                <w:iCs w:val="false"/>
-                <w:color w:val="000000"/>
-                <w:sz w:val="18"/>
-                <w:szCs w:val="18"/>
-              </w:rPr>
-              <w:t xml:space="preserve">3 — EXPLAIN (Initial Sensemaking)</w:t>
+            <w:shd w:fill="E2EFDA" w:color="auto" w:val="clear"/>
+            <w:tcMar>
+              <w:top w:type="dxa" w:w="60"/>
+              <w:left w:type="dxa" w:w="120"/>
+              <w:bottom w:type="dxa" w:w="60"/>
+              <w:right w:type="dxa" w:w="120"/>
+            </w:tcMar>
+            <w:vAlign w:val="top"/>
+          </w:tcPr>
+          <w:p>
+            <w:pPr>
+              <w:spacing w:after="40" w:before="0"/>
+              <w:jc w:val="left"/>
+            </w:pPr>
+            <w:r>
+              <w:rPr>
+                <w:rFonts w:ascii="Arial" w:cs="Arial" w:eastAsia="Arial" w:hAnsi="Arial"/>
+                <w:b/>
+                <w:bCs/>
+                <w:i w:val="false"/>
+                <w:iCs w:val="false"/>
+                <w:color w:val="000000"/>
+                <w:sz w:val="18"/>
+                <w:szCs w:val="18"/>
+              </w:rPr>
+              <w:t xml:space="preserve">Explain Phase</w:t>
             </w:r>
           </w:p>
           <w:p>
@@ -7028,7 +7028,7 @@
             <w:pPr>
               <w:spacing w:after="20" w:before="0"/>
             </w:pPr>
-            <w:hyperlink w:history="1" r:id="rIdfzsazlzh3jvsbj4azjkzg">
+            <w:hyperlink w:history="1" r:id="rId59w7vhfxxenm-udjzbe7g">
               <w:r>
                 <w:rPr>
                   <w:rFonts w:ascii="Arial" w:cs="Arial" w:eastAsia="Arial" w:hAnsi="Arial"/>
@@ -7061,7 +7061,7 @@
               <w:spacing w:after="10" w:before="0"/>
               <w:ind w:left="120"/>
             </w:pPr>
-            <w:hyperlink w:history="1" r:id="rIdliieokz1-eq_2lpxt5478">
+            <w:hyperlink w:history="1" r:id="rId9th2cxhh0bg_44veaplkk">
               <w:r>
                 <w:rPr>
                   <w:rFonts w:ascii="Arial" w:cs="Arial" w:eastAsia="Arial" w:hAnsi="Arial"/>
@@ -7106,7 +7106,7 @@
             <w:pPr>
               <w:spacing w:after="20" w:before="0"/>
             </w:pPr>
-            <w:hyperlink w:history="1" r:id="rIdemrfxcxm4gtowip9jiyij">
+            <w:hyperlink w:history="1" r:id="rIdm8ev08xgvp68khckmlviw">
               <w:r>
                 <w:rPr>
                   <w:rFonts w:ascii="Arial" w:cs="Arial" w:eastAsia="Arial" w:hAnsi="Arial"/>
@@ -7139,7 +7139,7 @@
               <w:spacing w:after="10" w:before="0"/>
               <w:ind w:left="120"/>
             </w:pPr>
-            <w:hyperlink w:history="1" r:id="rIdxi0fgqhamh49lsrvwm5qz">
+            <w:hyperlink w:history="1" r:id="rIdc8qyv_p-d3cij1d0shgdq">
               <w:r>
                 <w:rPr>
                   <w:rFonts w:ascii="Arial" w:cs="Arial" w:eastAsia="Arial" w:hAnsi="Arial"/>
@@ -7286,32 +7286,32 @@
         <w:tc>
           <w:tcPr>
             <w:tcW w:type="dxa" w:w="1520"/>
-            <w:shd w:fill="F2F2F2" w:color="auto" w:val="clear"/>
-            <w:tcMar>
-              <w:top w:type="dxa" w:w="60"/>
-              <w:left w:type="dxa" w:w="120"/>
-              <w:bottom w:type="dxa" w:w="60"/>
-              <w:right w:type="dxa" w:w="120"/>
-            </w:tcMar>
-            <w:vAlign w:val="top"/>
-          </w:tcPr>
-          <w:p>
-            <w:pPr>
-              <w:spacing w:after="40" w:before="0"/>
-              <w:jc w:val="left"/>
-            </w:pPr>
-            <w:r>
-              <w:rPr>
-                <w:rFonts w:ascii="Arial" w:cs="Arial" w:eastAsia="Arial" w:hAnsi="Arial"/>
-                <w:b/>
-                <w:bCs/>
-                <w:i w:val="false"/>
-                <w:iCs w:val="false"/>
-                <w:color w:val="000000"/>
-                <w:sz w:val="18"/>
-                <w:szCs w:val="18"/>
-              </w:rPr>
-              <w:t xml:space="preserve">4 — DRIVING QUESTION BOARD (DQB) Update</w:t>
+            <w:shd w:fill="FCE4D6" w:color="auto" w:val="clear"/>
+            <w:tcMar>
+              <w:top w:type="dxa" w:w="60"/>
+              <w:left w:type="dxa" w:w="120"/>
+              <w:bottom w:type="dxa" w:w="60"/>
+              <w:right w:type="dxa" w:w="120"/>
+            </w:tcMar>
+            <w:vAlign w:val="top"/>
+          </w:tcPr>
+          <w:p>
+            <w:pPr>
+              <w:spacing w:after="40" w:before="0"/>
+              <w:jc w:val="left"/>
+            </w:pPr>
+            <w:r>
+              <w:rPr>
+                <w:rFonts w:ascii="Arial" w:cs="Arial" w:eastAsia="Arial" w:hAnsi="Arial"/>
+                <w:b/>
+                <w:bCs/>
+                <w:i w:val="false"/>
+                <w:iCs w:val="false"/>
+                <w:color w:val="000000"/>
+                <w:sz w:val="18"/>
+                <w:szCs w:val="18"/>
+              </w:rPr>
+              <w:t xml:space="preserve">Driving Question Board (DQB) Creation</w:t>
             </w:r>
           </w:p>
           <w:p>
@@ -7334,7 +7334,7 @@
             <w:pPr>
               <w:spacing w:after="20" w:before="0"/>
             </w:pPr>
-            <w:hyperlink w:history="1" r:id="rIdeecwdzczxhn0my47kutiq">
+            <w:hyperlink w:history="1" r:id="rIdzpcqcuwk6uibkljfu8ktk">
               <w:r>
                 <w:rPr>
                   <w:rFonts w:ascii="Arial" w:cs="Arial" w:eastAsia="Arial" w:hAnsi="Arial"/>
@@ -7367,7 +7367,7 @@
               <w:spacing w:after="10" w:before="0"/>
               <w:ind w:left="120"/>
             </w:pPr>
-            <w:hyperlink w:history="1" r:id="rId1ardl4lqs9aav4vbxh-bl">
+            <w:hyperlink w:history="1" r:id="rIdoxes2aomdlu_esrlapbit">
               <w:r>
                 <w:rPr>
                   <w:rFonts w:ascii="Arial" w:cs="Arial" w:eastAsia="Arial" w:hAnsi="Arial"/>
@@ -7412,7 +7412,7 @@
             <w:pPr>
               <w:spacing w:after="20" w:before="0"/>
             </w:pPr>
-            <w:hyperlink w:history="1" r:id="rIdorhyw8mkscenyhxwjxm_j">
+            <w:hyperlink w:history="1" r:id="rIdt1hpcl00czjqzcwinuh34">
               <w:r>
                 <w:rPr>
                   <w:rFonts w:ascii="Arial" w:cs="Arial" w:eastAsia="Arial" w:hAnsi="Arial"/>
@@ -7445,7 +7445,7 @@
               <w:spacing w:after="10" w:before="0"/>
               <w:ind w:left="120"/>
             </w:pPr>
-            <w:hyperlink w:history="1" r:id="rIdruffpjintrhyfem1cgcjs">
+            <w:hyperlink w:history="1" r:id="rId44h1-7acbebash2cwgpfb">
               <w:r>
                 <w:rPr>
                   <w:rFonts w:ascii="Arial" w:cs="Arial" w:eastAsia="Arial" w:hAnsi="Arial"/>
@@ -7592,32 +7592,32 @@
         <w:tc>
           <w:tcPr>
             <w:tcW w:type="dxa" w:w="1520"/>
-            <w:shd w:fill="F2F2F2" w:color="auto" w:val="clear"/>
-            <w:tcMar>
-              <w:top w:type="dxa" w:w="60"/>
-              <w:left w:type="dxa" w:w="120"/>
-              <w:bottom w:type="dxa" w:w="60"/>
-              <w:right w:type="dxa" w:w="120"/>
-            </w:tcMar>
-            <w:vAlign w:val="top"/>
-          </w:tcPr>
-          <w:p>
-            <w:pPr>
-              <w:spacing w:after="40" w:before="0"/>
-              <w:jc w:val="left"/>
-            </w:pPr>
-            <w:r>
-              <w:rPr>
-                <w:rFonts w:ascii="Arial" w:cs="Arial" w:eastAsia="Arial" w:hAnsi="Arial"/>
-                <w:b/>
-                <w:bCs/>
-                <w:i w:val="false"/>
-                <w:iCs w:val="false"/>
-                <w:color w:val="000000"/>
-                <w:sz w:val="18"/>
-                <w:szCs w:val="18"/>
-              </w:rPr>
-              <w:t xml:space="preserve">5 — MODEL BUILDING (Cumulative Model Revision)</w:t>
+            <w:shd w:fill="D5E8F0" w:color="auto" w:val="clear"/>
+            <w:tcMar>
+              <w:top w:type="dxa" w:w="60"/>
+              <w:left w:type="dxa" w:w="120"/>
+              <w:bottom w:type="dxa" w:w="60"/>
+              <w:right w:type="dxa" w:w="120"/>
+            </w:tcMar>
+            <w:vAlign w:val="top"/>
+          </w:tcPr>
+          <w:p>
+            <w:pPr>
+              <w:spacing w:after="40" w:before="0"/>
+              <w:jc w:val="left"/>
+            </w:pPr>
+            <w:r>
+              <w:rPr>
+                <w:rFonts w:ascii="Arial" w:cs="Arial" w:eastAsia="Arial" w:hAnsi="Arial"/>
+                <w:b/>
+                <w:bCs/>
+                <w:i w:val="false"/>
+                <w:iCs w:val="false"/>
+                <w:color w:val="000000"/>
+                <w:sz w:val="18"/>
+                <w:szCs w:val="18"/>
+              </w:rPr>
+              <w:t xml:space="preserve">Model Building Phase</w:t>
             </w:r>
           </w:p>
           <w:p>
@@ -7640,7 +7640,7 @@
             <w:pPr>
               <w:spacing w:after="20" w:before="0"/>
             </w:pPr>
-            <w:hyperlink w:history="1" r:id="rId4x4t3a2mam2a1m7zlxsfy">
+            <w:hyperlink w:history="1" r:id="rIdmz6jhvzajqp87k9alau5j">
               <w:r>
                 <w:rPr>
                   <w:rFonts w:ascii="Arial" w:cs="Arial" w:eastAsia="Arial" w:hAnsi="Arial"/>
@@ -7673,7 +7673,7 @@
               <w:spacing w:after="10" w:before="0"/>
               <w:ind w:left="120"/>
             </w:pPr>
-            <w:hyperlink w:history="1" r:id="rIdo5gvrtgy7b6d73ltcwsrq">
+            <w:hyperlink w:history="1" r:id="rId_bkhmkx8s8zyelf7ccc1v">
               <w:r>
                 <w:rPr>
                   <w:rFonts w:ascii="Arial" w:cs="Arial" w:eastAsia="Arial" w:hAnsi="Arial"/>
@@ -7718,7 +7718,7 @@
             <w:pPr>
               <w:spacing w:after="20" w:before="0"/>
             </w:pPr>
-            <w:hyperlink w:history="1" r:id="rIdo9mxktwpdzvkhs2swhzpe">
+            <w:hyperlink w:history="1" r:id="rId21fpdayeaycsiqqxmyaij">
               <w:r>
                 <w:rPr>
                   <w:rFonts w:ascii="Arial" w:cs="Arial" w:eastAsia="Arial" w:hAnsi="Arial"/>
@@ -7751,7 +7751,7 @@
               <w:spacing w:after="10" w:before="0"/>
               <w:ind w:left="120"/>
             </w:pPr>
-            <w:hyperlink w:history="1" r:id="rIdsuayfzq2wlrcdosn5-ymi">
+            <w:hyperlink w:history="1" r:id="rIduykczphe-myd1cbdcrydc">
               <w:r>
                 <w:rPr>
                   <w:rFonts w:ascii="Arial" w:cs="Arial" w:eastAsia="Arial" w:hAnsi="Arial"/>
@@ -9190,32 +9190,32 @@
         <w:tc>
           <w:tcPr>
             <w:tcW w:type="dxa" w:w="1520"/>
-            <w:shd w:fill="F2F2F2" w:color="auto" w:val="clear"/>
-            <w:tcMar>
-              <w:top w:type="dxa" w:w="60"/>
-              <w:left w:type="dxa" w:w="120"/>
-              <w:bottom w:type="dxa" w:w="60"/>
-              <w:right w:type="dxa" w:w="120"/>
-            </w:tcMar>
-            <w:vAlign w:val="top"/>
-          </w:tcPr>
-          <w:p>
-            <w:pPr>
-              <w:spacing w:after="40" w:before="0"/>
-              <w:jc w:val="left"/>
-            </w:pPr>
-            <w:r>
-              <w:rPr>
-                <w:rFonts w:ascii="Arial" w:cs="Arial" w:eastAsia="Arial" w:hAnsi="Arial"/>
-                <w:b/>
-                <w:bCs/>
-                <w:i w:val="false"/>
-                <w:iCs w:val="false"/>
-                <w:color w:val="000000"/>
-                <w:sz w:val="18"/>
-                <w:szCs w:val="18"/>
-              </w:rPr>
-              <w:t xml:space="preserve">1 — PREDICT (Connection to Prior Evidence &amp; Prediction)</w:t>
+            <w:shd w:fill="EAD1F5" w:color="auto" w:val="clear"/>
+            <w:tcMar>
+              <w:top w:type="dxa" w:w="60"/>
+              <w:left w:type="dxa" w:w="120"/>
+              <w:bottom w:type="dxa" w:w="60"/>
+              <w:right w:type="dxa" w:w="120"/>
+            </w:tcMar>
+            <w:vAlign w:val="top"/>
+          </w:tcPr>
+          <w:p>
+            <w:pPr>
+              <w:spacing w:after="40" w:before="0"/>
+              <w:jc w:val="left"/>
+            </w:pPr>
+            <w:r>
+              <w:rPr>
+                <w:rFonts w:ascii="Arial" w:cs="Arial" w:eastAsia="Arial" w:hAnsi="Arial"/>
+                <w:b/>
+                <w:bCs/>
+                <w:i w:val="false"/>
+                <w:iCs w:val="false"/>
+                <w:color w:val="000000"/>
+                <w:sz w:val="18"/>
+                <w:szCs w:val="18"/>
+              </w:rPr>
+              <w:t xml:space="preserve">Predict Phase</w:t>
             </w:r>
           </w:p>
           <w:p>
@@ -9238,7 +9238,7 @@
             <w:pPr>
               <w:spacing w:after="20" w:before="0"/>
             </w:pPr>
-            <w:hyperlink w:history="1" r:id="rIdgnao481efsgld5jnp57r4">
+            <w:hyperlink w:history="1" r:id="rIdwjbxrt6lidzxpjmcsot_c">
               <w:r>
                 <w:rPr>
                   <w:rFonts w:ascii="Arial" w:cs="Arial" w:eastAsia="Arial" w:hAnsi="Arial"/>
@@ -9271,7 +9271,7 @@
               <w:spacing w:after="10" w:before="0"/>
               <w:ind w:left="120"/>
             </w:pPr>
-            <w:hyperlink w:history="1" r:id="rIdqyy5ivvg-klo6dupjrm9l">
+            <w:hyperlink w:history="1" r:id="rIdqfwi23-d92af0d_csqf7x">
               <w:r>
                 <w:rPr>
                   <w:rFonts w:ascii="Arial" w:cs="Arial" w:eastAsia="Arial" w:hAnsi="Arial"/>
@@ -9316,7 +9316,7 @@
             <w:pPr>
               <w:spacing w:after="20" w:before="0"/>
             </w:pPr>
-            <w:hyperlink w:history="1" r:id="rId5mfxct1fu-aame7phwu_o">
+            <w:hyperlink w:history="1" r:id="rIdqclrvo58zwmrj7jq36c6b">
               <w:r>
                 <w:rPr>
                   <w:rFonts w:ascii="Arial" w:cs="Arial" w:eastAsia="Arial" w:hAnsi="Arial"/>
@@ -9349,7 +9349,7 @@
               <w:spacing w:after="10" w:before="0"/>
               <w:ind w:left="120"/>
             </w:pPr>
-            <w:hyperlink w:history="1" r:id="rIddb_tteeiobqmf33xnpuzk">
+            <w:hyperlink w:history="1" r:id="rIdviducjgwxab8jtaexaz4n">
               <w:r>
                 <w:rPr>
                   <w:rFonts w:ascii="Arial" w:cs="Arial" w:eastAsia="Arial" w:hAnsi="Arial"/>
@@ -9496,32 +9496,32 @@
         <w:tc>
           <w:tcPr>
             <w:tcW w:type="dxa" w:w="1520"/>
-            <w:shd w:fill="F2F2F2" w:color="auto" w:val="clear"/>
-            <w:tcMar>
-              <w:top w:type="dxa" w:w="60"/>
-              <w:left w:type="dxa" w:w="120"/>
-              <w:bottom w:type="dxa" w:w="60"/>
-              <w:right w:type="dxa" w:w="120"/>
-            </w:tcMar>
-            <w:vAlign w:val="top"/>
-          </w:tcPr>
-          <w:p>
-            <w:pPr>
-              <w:spacing w:after="40" w:before="0"/>
-              <w:jc w:val="left"/>
-            </w:pPr>
-            <w:r>
-              <w:rPr>
-                <w:rFonts w:ascii="Arial" w:cs="Arial" w:eastAsia="Arial" w:hAnsi="Arial"/>
-                <w:b/>
-                <w:bCs/>
-                <w:i w:val="false"/>
-                <w:iCs w:val="false"/>
-                <w:color w:val="000000"/>
-                <w:sz w:val="18"/>
-                <w:szCs w:val="18"/>
-              </w:rPr>
-              <w:t xml:space="preserve">2 — OBSERVE / RESEARCH (Guided Jigsaw: Print &amp; Digital Media)</w:t>
+            <w:shd w:fill="D9EEF1" w:color="auto" w:val="clear"/>
+            <w:tcMar>
+              <w:top w:type="dxa" w:w="60"/>
+              <w:left w:type="dxa" w:w="120"/>
+              <w:bottom w:type="dxa" w:w="60"/>
+              <w:right w:type="dxa" w:w="120"/>
+            </w:tcMar>
+            <w:vAlign w:val="top"/>
+          </w:tcPr>
+          <w:p>
+            <w:pPr>
+              <w:spacing w:after="40" w:before="0"/>
+              <w:jc w:val="left"/>
+            </w:pPr>
+            <w:r>
+              <w:rPr>
+                <w:rFonts w:ascii="Arial" w:cs="Arial" w:eastAsia="Arial" w:hAnsi="Arial"/>
+                <w:b/>
+                <w:bCs/>
+                <w:i w:val="false"/>
+                <w:iCs w:val="false"/>
+                <w:color w:val="000000"/>
+                <w:sz w:val="18"/>
+                <w:szCs w:val="18"/>
+              </w:rPr>
+              <w:t xml:space="preserve">Observe Phase</w:t>
             </w:r>
           </w:p>
           <w:p>
@@ -9544,7 +9544,7 @@
             <w:pPr>
               <w:spacing w:after="20" w:before="0"/>
             </w:pPr>
-            <w:hyperlink w:history="1" r:id="rIdten9fpvd3-jiaxyewuwfb">
+            <w:hyperlink w:history="1" r:id="rIdvbmejvpdhkhfq3s1ijxze">
               <w:r>
                 <w:rPr>
                   <w:rFonts w:ascii="Arial" w:cs="Arial" w:eastAsia="Arial" w:hAnsi="Arial"/>
@@ -9577,7 +9577,7 @@
               <w:spacing w:after="10" w:before="0"/>
               <w:ind w:left="120"/>
             </w:pPr>
-            <w:hyperlink w:history="1" r:id="rIdkrr0jo_9u8gl0fuzd29f2">
+            <w:hyperlink w:history="1" r:id="rIdil2urqspbbxcdfzqn5ogg">
               <w:r>
                 <w:rPr>
                   <w:rFonts w:ascii="Arial" w:cs="Arial" w:eastAsia="Arial" w:hAnsi="Arial"/>
@@ -9622,7 +9622,7 @@
             <w:pPr>
               <w:spacing w:after="20" w:before="0"/>
             </w:pPr>
-            <w:hyperlink w:history="1" r:id="rIdw_lrlajy-enheecd_pnbm">
+            <w:hyperlink w:history="1" r:id="rIdjygahofsiyw4uqlmu3t1i">
               <w:r>
                 <w:rPr>
                   <w:rFonts w:ascii="Arial" w:cs="Arial" w:eastAsia="Arial" w:hAnsi="Arial"/>
@@ -9655,7 +9655,7 @@
               <w:spacing w:after="10" w:before="0"/>
               <w:ind w:left="120"/>
             </w:pPr>
-            <w:hyperlink w:history="1" r:id="rIdnprf2vijwqf47uzxajkwf">
+            <w:hyperlink w:history="1" r:id="rIdscmfzvahtebzcbvtghqqf">
               <w:r>
                 <w:rPr>
                   <w:rFonts w:ascii="Arial" w:cs="Arial" w:eastAsia="Arial" w:hAnsi="Arial"/>
@@ -9802,32 +9802,32 @@
         <w:tc>
           <w:tcPr>
             <w:tcW w:type="dxa" w:w="1520"/>
-            <w:shd w:fill="F2F2F2" w:color="auto" w:val="clear"/>
-            <w:tcMar>
-              <w:top w:type="dxa" w:w="60"/>
-              <w:left w:type="dxa" w:w="120"/>
-              <w:bottom w:type="dxa" w:w="60"/>
-              <w:right w:type="dxa" w:w="120"/>
-            </w:tcMar>
-            <w:vAlign w:val="top"/>
-          </w:tcPr>
-          <w:p>
-            <w:pPr>
-              <w:spacing w:after="40" w:before="0"/>
-              <w:jc w:val="left"/>
-            </w:pPr>
-            <w:r>
-              <w:rPr>
-                <w:rFonts w:ascii="Arial" w:cs="Arial" w:eastAsia="Arial" w:hAnsi="Arial"/>
-                <w:b/>
-                <w:bCs/>
-                <w:i w:val="false"/>
-                <w:iCs w:val="false"/>
-                <w:color w:val="000000"/>
-                <w:sz w:val="18"/>
-                <w:szCs w:val="18"/>
-              </w:rPr>
-              <w:t xml:space="preserve">3 — EXPLAIN (Constructing and Presenting Explanations)</w:t>
+            <w:shd w:fill="E2EFDA" w:color="auto" w:val="clear"/>
+            <w:tcMar>
+              <w:top w:type="dxa" w:w="60"/>
+              <w:left w:type="dxa" w:w="120"/>
+              <w:bottom w:type="dxa" w:w="60"/>
+              <w:right w:type="dxa" w:w="120"/>
+            </w:tcMar>
+            <w:vAlign w:val="top"/>
+          </w:tcPr>
+          <w:p>
+            <w:pPr>
+              <w:spacing w:after="40" w:before="0"/>
+              <w:jc w:val="left"/>
+            </w:pPr>
+            <w:r>
+              <w:rPr>
+                <w:rFonts w:ascii="Arial" w:cs="Arial" w:eastAsia="Arial" w:hAnsi="Arial"/>
+                <w:b/>
+                <w:bCs/>
+                <w:i w:val="false"/>
+                <w:iCs w:val="false"/>
+                <w:color w:val="000000"/>
+                <w:sz w:val="18"/>
+                <w:szCs w:val="18"/>
+              </w:rPr>
+              <w:t xml:space="preserve">Explain Phase</w:t>
             </w:r>
           </w:p>
           <w:p>
@@ -9850,7 +9850,7 @@
             <w:pPr>
               <w:spacing w:after="20" w:before="0"/>
             </w:pPr>
-            <w:hyperlink w:history="1" r:id="rIdvpdipqjvb9wrc8nveauiq">
+            <w:hyperlink w:history="1" r:id="rIdyox7oaqibzuf63fp9ett8">
               <w:r>
                 <w:rPr>
                   <w:rFonts w:ascii="Arial" w:cs="Arial" w:eastAsia="Arial" w:hAnsi="Arial"/>
@@ -9883,7 +9883,7 @@
               <w:spacing w:after="10" w:before="0"/>
               <w:ind w:left="120"/>
             </w:pPr>
-            <w:hyperlink w:history="1" r:id="rIdy3kljxpr4xyngse1jb0j5">
+            <w:hyperlink w:history="1" r:id="rIdmpfz9u4ava_uf8osovh-s">
               <w:r>
                 <w:rPr>
                   <w:rFonts w:ascii="Arial" w:cs="Arial" w:eastAsia="Arial" w:hAnsi="Arial"/>
@@ -9928,7 +9928,7 @@
             <w:pPr>
               <w:spacing w:after="20" w:before="0"/>
             </w:pPr>
-            <w:hyperlink w:history="1" r:id="rIdlh6az_rt0txaxulfcbexc">
+            <w:hyperlink w:history="1" r:id="rId3zj1pag3v3xsmvbtv-vtu">
               <w:r>
                 <w:rPr>
                   <w:rFonts w:ascii="Arial" w:cs="Arial" w:eastAsia="Arial" w:hAnsi="Arial"/>
@@ -9961,7 +9961,7 @@
               <w:spacing w:after="10" w:before="0"/>
               <w:ind w:left="120"/>
             </w:pPr>
-            <w:hyperlink w:history="1" r:id="rIdjmhjgwkj8ojknefy-lmei">
+            <w:hyperlink w:history="1" r:id="rId_sfkmi_aujz8qf-5ym_ja">
               <w:r>
                 <w:rPr>
                   <w:rFonts w:ascii="Arial" w:cs="Arial" w:eastAsia="Arial" w:hAnsi="Arial"/>
@@ -10108,32 +10108,32 @@
         <w:tc>
           <w:tcPr>
             <w:tcW w:type="dxa" w:w="1520"/>
-            <w:shd w:fill="F2F2F2" w:color="auto" w:val="clear"/>
-            <w:tcMar>
-              <w:top w:type="dxa" w:w="60"/>
-              <w:left w:type="dxa" w:w="120"/>
-              <w:bottom w:type="dxa" w:w="60"/>
-              <w:right w:type="dxa" w:w="120"/>
-            </w:tcMar>
-            <w:vAlign w:val="top"/>
-          </w:tcPr>
-          <w:p>
-            <w:pPr>
-              <w:spacing w:after="40" w:before="0"/>
-              <w:jc w:val="left"/>
-            </w:pPr>
-            <w:r>
-              <w:rPr>
-                <w:rFonts w:ascii="Arial" w:cs="Arial" w:eastAsia="Arial" w:hAnsi="Arial"/>
-                <w:b/>
-                <w:bCs/>
-                <w:i w:val="false"/>
-                <w:iCs w:val="false"/>
-                <w:color w:val="000000"/>
-                <w:sz w:val="18"/>
-                <w:szCs w:val="18"/>
-              </w:rPr>
-              <w:t xml:space="preserve">4 — DRIVING QUESTION BOARD (DQB) Update</w:t>
+            <w:shd w:fill="FCE4D6" w:color="auto" w:val="clear"/>
+            <w:tcMar>
+              <w:top w:type="dxa" w:w="60"/>
+              <w:left w:type="dxa" w:w="120"/>
+              <w:bottom w:type="dxa" w:w="60"/>
+              <w:right w:type="dxa" w:w="120"/>
+            </w:tcMar>
+            <w:vAlign w:val="top"/>
+          </w:tcPr>
+          <w:p>
+            <w:pPr>
+              <w:spacing w:after="40" w:before="0"/>
+              <w:jc w:val="left"/>
+            </w:pPr>
+            <w:r>
+              <w:rPr>
+                <w:rFonts w:ascii="Arial" w:cs="Arial" w:eastAsia="Arial" w:hAnsi="Arial"/>
+                <w:b/>
+                <w:bCs/>
+                <w:i w:val="false"/>
+                <w:iCs w:val="false"/>
+                <w:color w:val="000000"/>
+                <w:sz w:val="18"/>
+                <w:szCs w:val="18"/>
+              </w:rPr>
+              <w:t xml:space="preserve">Driving Question Board (DQB) Creation</w:t>
             </w:r>
           </w:p>
           <w:p>
@@ -10156,7 +10156,7 @@
             <w:pPr>
               <w:spacing w:after="20" w:before="0"/>
             </w:pPr>
-            <w:hyperlink w:history="1" r:id="rIdjfwd3obwlspwqlurnnl0d">
+            <w:hyperlink w:history="1" r:id="rIdavkcwkubbllmfr2iwqtme">
               <w:r>
                 <w:rPr>
                   <w:rFonts w:ascii="Arial" w:cs="Arial" w:eastAsia="Arial" w:hAnsi="Arial"/>
@@ -10189,7 +10189,7 @@
               <w:spacing w:after="10" w:before="0"/>
               <w:ind w:left="120"/>
             </w:pPr>
-            <w:hyperlink w:history="1" r:id="rIdujonx8xkniz_mzugb0qaa">
+            <w:hyperlink w:history="1" r:id="rIdoii8o_8qunulzh2rdjlw0">
               <w:r>
                 <w:rPr>
                   <w:rFonts w:ascii="Arial" w:cs="Arial" w:eastAsia="Arial" w:hAnsi="Arial"/>
@@ -10234,7 +10234,7 @@
             <w:pPr>
               <w:spacing w:after="20" w:before="0"/>
             </w:pPr>
-            <w:hyperlink w:history="1" r:id="rIdacfwotudix6n6b8s09wj4">
+            <w:hyperlink w:history="1" r:id="rIdfj-am8uzw7keb6zxswp9j">
               <w:r>
                 <w:rPr>
                   <w:rFonts w:ascii="Arial" w:cs="Arial" w:eastAsia="Arial" w:hAnsi="Arial"/>
@@ -10267,7 +10267,7 @@
               <w:spacing w:after="10" w:before="0"/>
               <w:ind w:left="120"/>
             </w:pPr>
-            <w:hyperlink w:history="1" r:id="rId1-5679pxd2_xushzzvkjh">
+            <w:hyperlink w:history="1" r:id="rIdrerbjwzm_y6976nbjip9g">
               <w:r>
                 <w:rPr>
                   <w:rFonts w:ascii="Arial" w:cs="Arial" w:eastAsia="Arial" w:hAnsi="Arial"/>
@@ -10414,32 +10414,32 @@
         <w:tc>
           <w:tcPr>
             <w:tcW w:type="dxa" w:w="1520"/>
-            <w:shd w:fill="F2F2F2" w:color="auto" w:val="clear"/>
-            <w:tcMar>
-              <w:top w:type="dxa" w:w="60"/>
-              <w:left w:type="dxa" w:w="120"/>
-              <w:bottom w:type="dxa" w:w="60"/>
-              <w:right w:type="dxa" w:w="120"/>
-            </w:tcMar>
-            <w:vAlign w:val="top"/>
-          </w:tcPr>
-          <w:p>
-            <w:pPr>
-              <w:spacing w:after="40" w:before="0"/>
-              <w:jc w:val="left"/>
-            </w:pPr>
-            <w:r>
-              <w:rPr>
-                <w:rFonts w:ascii="Arial" w:cs="Arial" w:eastAsia="Arial" w:hAnsi="Arial"/>
-                <w:b/>
-                <w:bCs/>
-                <w:i w:val="false"/>
-                <w:iCs w:val="false"/>
-                <w:color w:val="000000"/>
-                <w:sz w:val="18"/>
-                <w:szCs w:val="18"/>
-              </w:rPr>
-              <w:t xml:space="preserve">5 — MODEL BUILDING (Cumulative Model Revision)</w:t>
+            <w:shd w:fill="D5E8F0" w:color="auto" w:val="clear"/>
+            <w:tcMar>
+              <w:top w:type="dxa" w:w="60"/>
+              <w:left w:type="dxa" w:w="120"/>
+              <w:bottom w:type="dxa" w:w="60"/>
+              <w:right w:type="dxa" w:w="120"/>
+            </w:tcMar>
+            <w:vAlign w:val="top"/>
+          </w:tcPr>
+          <w:p>
+            <w:pPr>
+              <w:spacing w:after="40" w:before="0"/>
+              <w:jc w:val="left"/>
+            </w:pPr>
+            <w:r>
+              <w:rPr>
+                <w:rFonts w:ascii="Arial" w:cs="Arial" w:eastAsia="Arial" w:hAnsi="Arial"/>
+                <w:b/>
+                <w:bCs/>
+                <w:i w:val="false"/>
+                <w:iCs w:val="false"/>
+                <w:color w:val="000000"/>
+                <w:sz w:val="18"/>
+                <w:szCs w:val="18"/>
+              </w:rPr>
+              <w:t xml:space="preserve">Model Building Phase</w:t>
             </w:r>
           </w:p>
           <w:p>
@@ -10462,7 +10462,7 @@
             <w:pPr>
               <w:spacing w:after="20" w:before="0"/>
             </w:pPr>
-            <w:hyperlink w:history="1" r:id="rIdawicvuzidljsycropaada">
+            <w:hyperlink w:history="1" r:id="rIdelaqatfl67m1hfp3gunoa">
               <w:r>
                 <w:rPr>
                   <w:rFonts w:ascii="Arial" w:cs="Arial" w:eastAsia="Arial" w:hAnsi="Arial"/>
@@ -10495,7 +10495,7 @@
               <w:spacing w:after="10" w:before="0"/>
               <w:ind w:left="120"/>
             </w:pPr>
-            <w:hyperlink w:history="1" r:id="rIde0ro-wzisifv-gds5eid7">
+            <w:hyperlink w:history="1" r:id="rIdzllaclahquhdf652fme-d">
               <w:r>
                 <w:rPr>
                   <w:rFonts w:ascii="Arial" w:cs="Arial" w:eastAsia="Arial" w:hAnsi="Arial"/>
@@ -10540,7 +10540,7 @@
             <w:pPr>
               <w:spacing w:after="20" w:before="0"/>
             </w:pPr>
-            <w:hyperlink w:history="1" r:id="rIdmlulczp-pxyfocns2zkms">
+            <w:hyperlink w:history="1" r:id="rId7wp6gj2g_oijs_lo_wmcy">
               <w:r>
                 <w:rPr>
                   <w:rFonts w:ascii="Arial" w:cs="Arial" w:eastAsia="Arial" w:hAnsi="Arial"/>
@@ -10573,7 +10573,7 @@
               <w:spacing w:after="10" w:before="0"/>
               <w:ind w:left="120"/>
             </w:pPr>
-            <w:hyperlink w:history="1" r:id="rIdpdu0ecibryx9esw_bw627">
+            <w:hyperlink w:history="1" r:id="rIdxc32bg-rx3l4gwkcmqqgh">
               <w:r>
                 <w:rPr>
                   <w:rFonts w:ascii="Arial" w:cs="Arial" w:eastAsia="Arial" w:hAnsi="Arial"/>
@@ -12107,32 +12107,32 @@
         <w:tc>
           <w:tcPr>
             <w:tcW w:type="dxa" w:w="1520"/>
-            <w:shd w:fill="F2F2F2" w:color="auto" w:val="clear"/>
-            <w:tcMar>
-              <w:top w:type="dxa" w:w="60"/>
-              <w:left w:type="dxa" w:w="120"/>
-              <w:bottom w:type="dxa" w:w="60"/>
-              <w:right w:type="dxa" w:w="120"/>
-            </w:tcMar>
-            <w:vAlign w:val="top"/>
-          </w:tcPr>
-          <w:p>
-            <w:pPr>
-              <w:spacing w:after="40" w:before="0"/>
-              <w:jc w:val="left"/>
-            </w:pPr>
-            <w:r>
-              <w:rPr>
-                <w:rFonts w:ascii="Arial" w:cs="Arial" w:eastAsia="Arial" w:hAnsi="Arial"/>
-                <w:b/>
-                <w:bCs/>
-                <w:i w:val="false"/>
-                <w:iCs w:val="false"/>
-                <w:color w:val="000000"/>
-                <w:sz w:val="18"/>
-                <w:szCs w:val="18"/>
-              </w:rPr>
-              <w:t xml:space="preserve">1 — PREDICT</w:t>
+            <w:shd w:fill="EAD1F5" w:color="auto" w:val="clear"/>
+            <w:tcMar>
+              <w:top w:type="dxa" w:w="60"/>
+              <w:left w:type="dxa" w:w="120"/>
+              <w:bottom w:type="dxa" w:w="60"/>
+              <w:right w:type="dxa" w:w="120"/>
+            </w:tcMar>
+            <w:vAlign w:val="top"/>
+          </w:tcPr>
+          <w:p>
+            <w:pPr>
+              <w:spacing w:after="40" w:before="0"/>
+              <w:jc w:val="left"/>
+            </w:pPr>
+            <w:r>
+              <w:rPr>
+                <w:rFonts w:ascii="Arial" w:cs="Arial" w:eastAsia="Arial" w:hAnsi="Arial"/>
+                <w:b/>
+                <w:bCs/>
+                <w:i w:val="false"/>
+                <w:iCs w:val="false"/>
+                <w:color w:val="000000"/>
+                <w:sz w:val="18"/>
+                <w:szCs w:val="18"/>
+              </w:rPr>
+              <w:t xml:space="preserve">Predict Phase</w:t>
             </w:r>
           </w:p>
           <w:p>
@@ -12155,7 +12155,7 @@
             <w:pPr>
               <w:spacing w:after="20" w:before="0"/>
             </w:pPr>
-            <w:hyperlink w:history="1" r:id="rIdty5v1bjbvmhbypwyv9el6">
+            <w:hyperlink w:history="1" r:id="rIdklqm5o82bfccdwnoqizm0">
               <w:r>
                 <w:rPr>
                   <w:rFonts w:ascii="Arial" w:cs="Arial" w:eastAsia="Arial" w:hAnsi="Arial"/>
@@ -12188,7 +12188,7 @@
               <w:spacing w:after="10" w:before="0"/>
               <w:ind w:left="120"/>
             </w:pPr>
-            <w:hyperlink w:history="1" r:id="rIdmjuxenccjbyvtmb7jigr1">
+            <w:hyperlink w:history="1" r:id="rIdqotczcv4kj7zgzedym6bp">
               <w:r>
                 <w:rPr>
                   <w:rFonts w:ascii="Arial" w:cs="Arial" w:eastAsia="Arial" w:hAnsi="Arial"/>
@@ -12233,7 +12233,7 @@
             <w:pPr>
               <w:spacing w:after="20" w:before="0"/>
             </w:pPr>
-            <w:hyperlink w:history="1" r:id="rIdccyxqanfszvnittbcbacj">
+            <w:hyperlink w:history="1" r:id="rIdnboqquozq5opv_ilyctdw">
               <w:r>
                 <w:rPr>
                   <w:rFonts w:ascii="Arial" w:cs="Arial" w:eastAsia="Arial" w:hAnsi="Arial"/>
@@ -12266,7 +12266,7 @@
               <w:spacing w:after="10" w:before="0"/>
               <w:ind w:left="120"/>
             </w:pPr>
-            <w:hyperlink w:history="1" r:id="rIdgfo3rxppzfgydl1fwycxh">
+            <w:hyperlink w:history="1" r:id="rIdf2iloccndq03wc7n3ai3q">
               <w:r>
                 <w:rPr>
                   <w:rFonts w:ascii="Arial" w:cs="Arial" w:eastAsia="Arial" w:hAnsi="Arial"/>
@@ -12413,32 +12413,32 @@
         <w:tc>
           <w:tcPr>
             <w:tcW w:type="dxa" w:w="1520"/>
-            <w:shd w:fill="F2F2F2" w:color="auto" w:val="clear"/>
-            <w:tcMar>
-              <w:top w:type="dxa" w:w="60"/>
-              <w:left w:type="dxa" w:w="120"/>
-              <w:bottom w:type="dxa" w:w="60"/>
-              <w:right w:type="dxa" w:w="120"/>
-            </w:tcMar>
-            <w:vAlign w:val="top"/>
-          </w:tcPr>
-          <w:p>
-            <w:pPr>
-              <w:spacing w:after="40" w:before="0"/>
-              <w:jc w:val="left"/>
-            </w:pPr>
-            <w:r>
-              <w:rPr>
-                <w:rFonts w:ascii="Arial" w:cs="Arial" w:eastAsia="Arial" w:hAnsi="Arial"/>
-                <w:b/>
-                <w:bCs/>
-                <w:i w:val="false"/>
-                <w:iCs w:val="false"/>
-                <w:color w:val="000000"/>
-                <w:sz w:val="18"/>
-                <w:szCs w:val="18"/>
-              </w:rPr>
-              <w:t xml:space="preserve">2 — OBSERVE</w:t>
+            <w:shd w:fill="D9EEF1" w:color="auto" w:val="clear"/>
+            <w:tcMar>
+              <w:top w:type="dxa" w:w="60"/>
+              <w:left w:type="dxa" w:w="120"/>
+              <w:bottom w:type="dxa" w:w="60"/>
+              <w:right w:type="dxa" w:w="120"/>
+            </w:tcMar>
+            <w:vAlign w:val="top"/>
+          </w:tcPr>
+          <w:p>
+            <w:pPr>
+              <w:spacing w:after="40" w:before="0"/>
+              <w:jc w:val="left"/>
+            </w:pPr>
+            <w:r>
+              <w:rPr>
+                <w:rFonts w:ascii="Arial" w:cs="Arial" w:eastAsia="Arial" w:hAnsi="Arial"/>
+                <w:b/>
+                <w:bCs/>
+                <w:i w:val="false"/>
+                <w:iCs w:val="false"/>
+                <w:color w:val="000000"/>
+                <w:sz w:val="18"/>
+                <w:szCs w:val="18"/>
+              </w:rPr>
+              <w:t xml:space="preserve">Observe Phase</w:t>
             </w:r>
           </w:p>
           <w:p>
@@ -12461,7 +12461,7 @@
             <w:pPr>
               <w:spacing w:after="20" w:before="0"/>
             </w:pPr>
-            <w:hyperlink w:history="1" r:id="rIdp9tc4deitckall42xt72z">
+            <w:hyperlink w:history="1" r:id="rIddkng8hiastdbnyx7sib26">
               <w:r>
                 <w:rPr>
                   <w:rFonts w:ascii="Arial" w:cs="Arial" w:eastAsia="Arial" w:hAnsi="Arial"/>
@@ -12494,7 +12494,7 @@
               <w:spacing w:after="10" w:before="0"/>
               <w:ind w:left="120"/>
             </w:pPr>
-            <w:hyperlink w:history="1" r:id="rIdwyiwugerv6ymkbdvvt4fj">
+            <w:hyperlink w:history="1" r:id="rIdna9-vruvzut85l3xd84pi">
               <w:r>
                 <w:rPr>
                   <w:rFonts w:ascii="Arial" w:cs="Arial" w:eastAsia="Arial" w:hAnsi="Arial"/>
@@ -12539,7 +12539,7 @@
             <w:pPr>
               <w:spacing w:after="20" w:before="0"/>
             </w:pPr>
-            <w:hyperlink w:history="1" r:id="rIdpd8w7vz8okgpgu2myatrw">
+            <w:hyperlink w:history="1" r:id="rIdrtkgcnqqvc6vdbvqaqwyj">
               <w:r>
                 <w:rPr>
                   <w:rFonts w:ascii="Arial" w:cs="Arial" w:eastAsia="Arial" w:hAnsi="Arial"/>
@@ -12572,7 +12572,7 @@
               <w:spacing w:after="10" w:before="0"/>
               <w:ind w:left="120"/>
             </w:pPr>
-            <w:hyperlink w:history="1" r:id="rIdti1xaic7g_iyqa9efa2dq">
+            <w:hyperlink w:history="1" r:id="rId_3i0mgqfcgnrrls3ectcq">
               <w:r>
                 <w:rPr>
                   <w:rFonts w:ascii="Arial" w:cs="Arial" w:eastAsia="Arial" w:hAnsi="Arial"/>
@@ -12719,32 +12719,32 @@
         <w:tc>
           <w:tcPr>
             <w:tcW w:type="dxa" w:w="1520"/>
-            <w:shd w:fill="F2F2F2" w:color="auto" w:val="clear"/>
-            <w:tcMar>
-              <w:top w:type="dxa" w:w="60"/>
-              <w:left w:type="dxa" w:w="120"/>
-              <w:bottom w:type="dxa" w:w="60"/>
-              <w:right w:type="dxa" w:w="120"/>
-            </w:tcMar>
-            <w:vAlign w:val="top"/>
-          </w:tcPr>
-          <w:p>
-            <w:pPr>
-              <w:spacing w:after="40" w:before="0"/>
-              <w:jc w:val="left"/>
-            </w:pPr>
-            <w:r>
-              <w:rPr>
-                <w:rFonts w:ascii="Arial" w:cs="Arial" w:eastAsia="Arial" w:hAnsi="Arial"/>
-                <w:b/>
-                <w:bCs/>
-                <w:i w:val="false"/>
-                <w:iCs w:val="false"/>
-                <w:color w:val="000000"/>
-                <w:sz w:val="18"/>
-                <w:szCs w:val="18"/>
-              </w:rPr>
-              <w:t xml:space="preserve">3 — EXPLAIN</w:t>
+            <w:shd w:fill="E2EFDA" w:color="auto" w:val="clear"/>
+            <w:tcMar>
+              <w:top w:type="dxa" w:w="60"/>
+              <w:left w:type="dxa" w:w="120"/>
+              <w:bottom w:type="dxa" w:w="60"/>
+              <w:right w:type="dxa" w:w="120"/>
+            </w:tcMar>
+            <w:vAlign w:val="top"/>
+          </w:tcPr>
+          <w:p>
+            <w:pPr>
+              <w:spacing w:after="40" w:before="0"/>
+              <w:jc w:val="left"/>
+            </w:pPr>
+            <w:r>
+              <w:rPr>
+                <w:rFonts w:ascii="Arial" w:cs="Arial" w:eastAsia="Arial" w:hAnsi="Arial"/>
+                <w:b/>
+                <w:bCs/>
+                <w:i w:val="false"/>
+                <w:iCs w:val="false"/>
+                <w:color w:val="000000"/>
+                <w:sz w:val="18"/>
+                <w:szCs w:val="18"/>
+              </w:rPr>
+              <w:t xml:space="preserve">Explain Phase</w:t>
             </w:r>
           </w:p>
           <w:p>
@@ -12767,7 +12767,7 @@
             <w:pPr>
               <w:spacing w:after="20" w:before="0"/>
             </w:pPr>
-            <w:hyperlink w:history="1" r:id="rIdw5zyhfytuuyyy780jeqwz">
+            <w:hyperlink w:history="1" r:id="rId5pgmcwib0nwfqymbqav9j">
               <w:r>
                 <w:rPr>
                   <w:rFonts w:ascii="Arial" w:cs="Arial" w:eastAsia="Arial" w:hAnsi="Arial"/>
@@ -12800,7 +12800,7 @@
               <w:spacing w:after="10" w:before="0"/>
               <w:ind w:left="120"/>
             </w:pPr>
-            <w:hyperlink w:history="1" r:id="rIdqloj5dduzqcglg0mjzxdp">
+            <w:hyperlink w:history="1" r:id="rIddcbmsiz5nhvtq1bdwhvdi">
               <w:r>
                 <w:rPr>
                   <w:rFonts w:ascii="Arial" w:cs="Arial" w:eastAsia="Arial" w:hAnsi="Arial"/>
@@ -12845,7 +12845,7 @@
             <w:pPr>
               <w:spacing w:after="20" w:before="0"/>
             </w:pPr>
-            <w:hyperlink w:history="1" r:id="rId7zelztyoprhl1etlspqc_">
+            <w:hyperlink w:history="1" r:id="rIdybyr29k5htmwwap_z2ubw">
               <w:r>
                 <w:rPr>
                   <w:rFonts w:ascii="Arial" w:cs="Arial" w:eastAsia="Arial" w:hAnsi="Arial"/>
@@ -12878,7 +12878,7 @@
               <w:spacing w:after="10" w:before="0"/>
               <w:ind w:left="120"/>
             </w:pPr>
-            <w:hyperlink w:history="1" r:id="rIdn2k_9mftnsjecfqlazurb">
+            <w:hyperlink w:history="1" r:id="rIda9qxnunlz8earkjqnpkcl">
               <w:r>
                 <w:rPr>
                   <w:rFonts w:ascii="Arial" w:cs="Arial" w:eastAsia="Arial" w:hAnsi="Arial"/>
@@ -13025,32 +13025,32 @@
         <w:tc>
           <w:tcPr>
             <w:tcW w:type="dxa" w:w="1520"/>
-            <w:shd w:fill="F2F2F2" w:color="auto" w:val="clear"/>
-            <w:tcMar>
-              <w:top w:type="dxa" w:w="60"/>
-              <w:left w:type="dxa" w:w="120"/>
-              <w:bottom w:type="dxa" w:w="60"/>
-              <w:right w:type="dxa" w:w="120"/>
-            </w:tcMar>
-            <w:vAlign w:val="top"/>
-          </w:tcPr>
-          <w:p>
-            <w:pPr>
-              <w:spacing w:after="40" w:before="0"/>
-              <w:jc w:val="left"/>
-            </w:pPr>
-            <w:r>
-              <w:rPr>
-                <w:rFonts w:ascii="Arial" w:cs="Arial" w:eastAsia="Arial" w:hAnsi="Arial"/>
-                <w:b/>
-                <w:bCs/>
-                <w:i w:val="false"/>
-                <w:iCs w:val="false"/>
-                <w:color w:val="000000"/>
-                <w:sz w:val="18"/>
-                <w:szCs w:val="18"/>
-              </w:rPr>
-              <w:t xml:space="preserve">4 — DRIVING QUESTION BOARD (DQB) UPDATE</w:t>
+            <w:shd w:fill="FCE4D6" w:color="auto" w:val="clear"/>
+            <w:tcMar>
+              <w:top w:type="dxa" w:w="60"/>
+              <w:left w:type="dxa" w:w="120"/>
+              <w:bottom w:type="dxa" w:w="60"/>
+              <w:right w:type="dxa" w:w="120"/>
+            </w:tcMar>
+            <w:vAlign w:val="top"/>
+          </w:tcPr>
+          <w:p>
+            <w:pPr>
+              <w:spacing w:after="40" w:before="0"/>
+              <w:jc w:val="left"/>
+            </w:pPr>
+            <w:r>
+              <w:rPr>
+                <w:rFonts w:ascii="Arial" w:cs="Arial" w:eastAsia="Arial" w:hAnsi="Arial"/>
+                <w:b/>
+                <w:bCs/>
+                <w:i w:val="false"/>
+                <w:iCs w:val="false"/>
+                <w:color w:val="000000"/>
+                <w:sz w:val="18"/>
+                <w:szCs w:val="18"/>
+              </w:rPr>
+              <w:t xml:space="preserve">Driving Question Board (DQB) Creation</w:t>
             </w:r>
           </w:p>
           <w:p>
@@ -13073,7 +13073,7 @@
             <w:pPr>
               <w:spacing w:after="20" w:before="0"/>
             </w:pPr>
-            <w:hyperlink w:history="1" r:id="rIddl5parh2tl4qgl-1stfu5">
+            <w:hyperlink w:history="1" r:id="rIdjlutlyqsmylmasa6yqwgc">
               <w:r>
                 <w:rPr>
                   <w:rFonts w:ascii="Arial" w:cs="Arial" w:eastAsia="Arial" w:hAnsi="Arial"/>
@@ -13106,7 +13106,7 @@
               <w:spacing w:after="10" w:before="0"/>
               <w:ind w:left="120"/>
             </w:pPr>
-            <w:hyperlink w:history="1" r:id="rIdat5tnx2o_hd3u-ykconzc">
+            <w:hyperlink w:history="1" r:id="rId2dq3o8hxujyhmwqv4-yrd">
               <w:r>
                 <w:rPr>
                   <w:rFonts w:ascii="Arial" w:cs="Arial" w:eastAsia="Arial" w:hAnsi="Arial"/>
@@ -13151,7 +13151,7 @@
             <w:pPr>
               <w:spacing w:after="20" w:before="0"/>
             </w:pPr>
-            <w:hyperlink w:history="1" r:id="rIdk-jqysbe93l5zd97lkwun">
+            <w:hyperlink w:history="1" r:id="rIdmlfaxb64krokotecmd3qd">
               <w:r>
                 <w:rPr>
                   <w:rFonts w:ascii="Arial" w:cs="Arial" w:eastAsia="Arial" w:hAnsi="Arial"/>
@@ -13184,7 +13184,7 @@
               <w:spacing w:after="10" w:before="0"/>
               <w:ind w:left="120"/>
             </w:pPr>
-            <w:hyperlink w:history="1" r:id="rIdar_rrin-jcozu7ap2tzdh">
+            <w:hyperlink w:history="1" r:id="rIdfyfrttfqb9sf5x-tumk1a">
               <w:r>
                 <w:rPr>
                   <w:rFonts w:ascii="Arial" w:cs="Arial" w:eastAsia="Arial" w:hAnsi="Arial"/>
@@ -13331,32 +13331,32 @@
         <w:tc>
           <w:tcPr>
             <w:tcW w:type="dxa" w:w="1520"/>
-            <w:shd w:fill="F2F2F2" w:color="auto" w:val="clear"/>
-            <w:tcMar>
-              <w:top w:type="dxa" w:w="60"/>
-              <w:left w:type="dxa" w:w="120"/>
-              <w:bottom w:type="dxa" w:w="60"/>
-              <w:right w:type="dxa" w:w="120"/>
-            </w:tcMar>
-            <w:vAlign w:val="top"/>
-          </w:tcPr>
-          <w:p>
-            <w:pPr>
-              <w:spacing w:after="40" w:before="0"/>
-              <w:jc w:val="left"/>
-            </w:pPr>
-            <w:r>
-              <w:rPr>
-                <w:rFonts w:ascii="Arial" w:cs="Arial" w:eastAsia="Arial" w:hAnsi="Arial"/>
-                <w:b/>
-                <w:bCs/>
-                <w:i w:val="false"/>
-                <w:iCs w:val="false"/>
-                <w:color w:val="000000"/>
-                <w:sz w:val="18"/>
-                <w:szCs w:val="18"/>
-              </w:rPr>
-              <w:t xml:space="preserve">5 — MODEL BUILDING</w:t>
+            <w:shd w:fill="D5E8F0" w:color="auto" w:val="clear"/>
+            <w:tcMar>
+              <w:top w:type="dxa" w:w="60"/>
+              <w:left w:type="dxa" w:w="120"/>
+              <w:bottom w:type="dxa" w:w="60"/>
+              <w:right w:type="dxa" w:w="120"/>
+            </w:tcMar>
+            <w:vAlign w:val="top"/>
+          </w:tcPr>
+          <w:p>
+            <w:pPr>
+              <w:spacing w:after="40" w:before="0"/>
+              <w:jc w:val="left"/>
+            </w:pPr>
+            <w:r>
+              <w:rPr>
+                <w:rFonts w:ascii="Arial" w:cs="Arial" w:eastAsia="Arial" w:hAnsi="Arial"/>
+                <w:b/>
+                <w:bCs/>
+                <w:i w:val="false"/>
+                <w:iCs w:val="false"/>
+                <w:color w:val="000000"/>
+                <w:sz w:val="18"/>
+                <w:szCs w:val="18"/>
+              </w:rPr>
+              <w:t xml:space="preserve">Model Building Phase</w:t>
             </w:r>
           </w:p>
           <w:p>
@@ -13379,7 +13379,7 @@
             <w:pPr>
               <w:spacing w:after="20" w:before="0"/>
             </w:pPr>
-            <w:hyperlink w:history="1" r:id="rIdhuel5qv1q-shiqyvjtbmi">
+            <w:hyperlink w:history="1" r:id="rIdjxbeyfrc-t8tbkcm57rfm">
               <w:r>
                 <w:rPr>
                   <w:rFonts w:ascii="Arial" w:cs="Arial" w:eastAsia="Arial" w:hAnsi="Arial"/>
@@ -13412,7 +13412,7 @@
               <w:spacing w:after="10" w:before="0"/>
               <w:ind w:left="120"/>
             </w:pPr>
-            <w:hyperlink w:history="1" r:id="rId-t0bfwatawgljc1xhetr8">
+            <w:hyperlink w:history="1" r:id="rIdr_lg_hnjpdzpuc8vojxad">
               <w:r>
                 <w:rPr>
                   <w:rFonts w:ascii="Arial" w:cs="Arial" w:eastAsia="Arial" w:hAnsi="Arial"/>
@@ -13457,7 +13457,7 @@
             <w:pPr>
               <w:spacing w:after="20" w:before="0"/>
             </w:pPr>
-            <w:hyperlink w:history="1" r:id="rIdbcsrkxtyx-kvl4wdbwihf">
+            <w:hyperlink w:history="1" r:id="rIdailau1ggum9bdvubumg4k">
               <w:r>
                 <w:rPr>
                   <w:rFonts w:ascii="Arial" w:cs="Arial" w:eastAsia="Arial" w:hAnsi="Arial"/>
@@ -13490,7 +13490,7 @@
               <w:spacing w:after="10" w:before="0"/>
               <w:ind w:left="120"/>
             </w:pPr>
-            <w:hyperlink w:history="1" r:id="rIdghgkci0hubvaql661-wvm">
+            <w:hyperlink w:history="1" r:id="rIdpe4pob_3kl2rsjuhw6uk7">
               <w:r>
                 <w:rPr>
                   <w:rFonts w:ascii="Arial" w:cs="Arial" w:eastAsia="Arial" w:hAnsi="Arial"/>
@@ -15043,32 +15043,32 @@
         <w:tc>
           <w:tcPr>
             <w:tcW w:type="dxa" w:w="1520"/>
-            <w:shd w:fill="F2F2F2" w:color="auto" w:val="clear"/>
-            <w:tcMar>
-              <w:top w:type="dxa" w:w="60"/>
-              <w:left w:type="dxa" w:w="120"/>
-              <w:bottom w:type="dxa" w:w="60"/>
-              <w:right w:type="dxa" w:w="120"/>
-            </w:tcMar>
-            <w:vAlign w:val="top"/>
-          </w:tcPr>
-          <w:p>
-            <w:pPr>
-              <w:spacing w:after="40" w:before="0"/>
-              <w:jc w:val="left"/>
-            </w:pPr>
-            <w:r>
-              <w:rPr>
-                <w:rFonts w:ascii="Arial" w:cs="Arial" w:eastAsia="Arial" w:hAnsi="Arial"/>
-                <w:b/>
-                <w:bCs/>
-                <w:i w:val="false"/>
-                <w:iCs w:val="false"/>
-                <w:color w:val="000000"/>
-                <w:sz w:val="18"/>
-                <w:szCs w:val="18"/>
-              </w:rPr>
-              <w:t xml:space="preserve">Phase 1 — Predict (15 minutes)</w:t>
+            <w:shd w:fill="EAD1F5" w:color="auto" w:val="clear"/>
+            <w:tcMar>
+              <w:top w:type="dxa" w:w="60"/>
+              <w:left w:type="dxa" w:w="120"/>
+              <w:bottom w:type="dxa" w:w="60"/>
+              <w:right w:type="dxa" w:w="120"/>
+            </w:tcMar>
+            <w:vAlign w:val="top"/>
+          </w:tcPr>
+          <w:p>
+            <w:pPr>
+              <w:spacing w:after="40" w:before="0"/>
+              <w:jc w:val="left"/>
+            </w:pPr>
+            <w:r>
+              <w:rPr>
+                <w:rFonts w:ascii="Arial" w:cs="Arial" w:eastAsia="Arial" w:hAnsi="Arial"/>
+                <w:b/>
+                <w:bCs/>
+                <w:i w:val="false"/>
+                <w:iCs w:val="false"/>
+                <w:color w:val="000000"/>
+                <w:sz w:val="18"/>
+                <w:szCs w:val="18"/>
+              </w:rPr>
+              <w:t xml:space="preserve">Predict Phase</w:t>
             </w:r>
           </w:p>
           <w:p>
@@ -15091,7 +15091,7 @@
             <w:pPr>
               <w:spacing w:after="20" w:before="0"/>
             </w:pPr>
-            <w:hyperlink w:history="1" r:id="rIdhbc_km65trrpdbvdedaec">
+            <w:hyperlink w:history="1" r:id="rIdtnpiflhp5f13qknonlrnc">
               <w:r>
                 <w:rPr>
                   <w:rFonts w:ascii="Arial" w:cs="Arial" w:eastAsia="Arial" w:hAnsi="Arial"/>
@@ -15124,7 +15124,7 @@
               <w:spacing w:after="10" w:before="0"/>
               <w:ind w:left="120"/>
             </w:pPr>
-            <w:hyperlink w:history="1" r:id="rIdzerhmlzfv1u0dcet4x9th">
+            <w:hyperlink w:history="1" r:id="rIdkijcuku8t9vcc_7rd_ou-">
               <w:r>
                 <w:rPr>
                   <w:rFonts w:ascii="Arial" w:cs="Arial" w:eastAsia="Arial" w:hAnsi="Arial"/>
@@ -15169,7 +15169,7 @@
             <w:pPr>
               <w:spacing w:after="20" w:before="0"/>
             </w:pPr>
-            <w:hyperlink w:history="1" r:id="rIdah7oio8gx9nznzwoxiby0">
+            <w:hyperlink w:history="1" r:id="rIdbp8eypizdvpdu6ifhc0wt">
               <w:r>
                 <w:rPr>
                   <w:rFonts w:ascii="Arial" w:cs="Arial" w:eastAsia="Arial" w:hAnsi="Arial"/>
@@ -15202,7 +15202,7 @@
               <w:spacing w:after="10" w:before="0"/>
               <w:ind w:left="120"/>
             </w:pPr>
-            <w:hyperlink w:history="1" r:id="rIdwt8q7k35bvcytufvofwx8">
+            <w:hyperlink w:history="1" r:id="rIdarl7cjbdo1trn-lme_-mu">
               <w:r>
                 <w:rPr>
                   <w:rFonts w:ascii="Arial" w:cs="Arial" w:eastAsia="Arial" w:hAnsi="Arial"/>
@@ -15425,32 +15425,32 @@
         <w:tc>
           <w:tcPr>
             <w:tcW w:type="dxa" w:w="1520"/>
-            <w:shd w:fill="F2F2F2" w:color="auto" w:val="clear"/>
-            <w:tcMar>
-              <w:top w:type="dxa" w:w="60"/>
-              <w:left w:type="dxa" w:w="120"/>
-              <w:bottom w:type="dxa" w:w="60"/>
-              <w:right w:type="dxa" w:w="120"/>
-            </w:tcMar>
-            <w:vAlign w:val="top"/>
-          </w:tcPr>
-          <w:p>
-            <w:pPr>
-              <w:spacing w:after="40" w:before="0"/>
-              <w:jc w:val="left"/>
-            </w:pPr>
-            <w:r>
-              <w:rPr>
-                <w:rFonts w:ascii="Arial" w:cs="Arial" w:eastAsia="Arial" w:hAnsi="Arial"/>
-                <w:b/>
-                <w:bCs/>
-                <w:i w:val="false"/>
-                <w:iCs w:val="false"/>
-                <w:color w:val="000000"/>
-                <w:sz w:val="18"/>
-                <w:szCs w:val="18"/>
-              </w:rPr>
-              <w:t xml:space="preserve">Phase 2 — Observe / Evidence Gathering (30 minutes)</w:t>
+            <w:shd w:fill="D9EEF1" w:color="auto" w:val="clear"/>
+            <w:tcMar>
+              <w:top w:type="dxa" w:w="60"/>
+              <w:left w:type="dxa" w:w="120"/>
+              <w:bottom w:type="dxa" w:w="60"/>
+              <w:right w:type="dxa" w:w="120"/>
+            </w:tcMar>
+            <w:vAlign w:val="top"/>
+          </w:tcPr>
+          <w:p>
+            <w:pPr>
+              <w:spacing w:after="40" w:before="0"/>
+              <w:jc w:val="left"/>
+            </w:pPr>
+            <w:r>
+              <w:rPr>
+                <w:rFonts w:ascii="Arial" w:cs="Arial" w:eastAsia="Arial" w:hAnsi="Arial"/>
+                <w:b/>
+                <w:bCs/>
+                <w:i w:val="false"/>
+                <w:iCs w:val="false"/>
+                <w:color w:val="000000"/>
+                <w:sz w:val="18"/>
+                <w:szCs w:val="18"/>
+              </w:rPr>
+              <w:t xml:space="preserve">Observe Phase</w:t>
             </w:r>
           </w:p>
           <w:p>
@@ -15473,7 +15473,7 @@
             <w:pPr>
               <w:spacing w:after="20" w:before="0"/>
             </w:pPr>
-            <w:hyperlink w:history="1" r:id="rId-ff-q8ze_poej-4_tn2st">
+            <w:hyperlink w:history="1" r:id="rIdagpmgklfxpt8h79dbmek8">
               <w:r>
                 <w:rPr>
                   <w:rFonts w:ascii="Arial" w:cs="Arial" w:eastAsia="Arial" w:hAnsi="Arial"/>
@@ -15506,7 +15506,7 @@
               <w:spacing w:after="10" w:before="0"/>
               <w:ind w:left="120"/>
             </w:pPr>
-            <w:hyperlink w:history="1" r:id="rIdqtau2k4-7yynyw_tbwezz">
+            <w:hyperlink w:history="1" r:id="rIdnjy3vghs4r5nfzfueza2a">
               <w:r>
                 <w:rPr>
                   <w:rFonts w:ascii="Arial" w:cs="Arial" w:eastAsia="Arial" w:hAnsi="Arial"/>
@@ -15551,7 +15551,7 @@
             <w:pPr>
               <w:spacing w:after="20" w:before="0"/>
             </w:pPr>
-            <w:hyperlink w:history="1" r:id="rIdi_rn1_61ghqxjzv7stcw-">
+            <w:hyperlink w:history="1" r:id="rId8p5bau2t4dtfp7zhl057q">
               <w:r>
                 <w:rPr>
                   <w:rFonts w:ascii="Arial" w:cs="Arial" w:eastAsia="Arial" w:hAnsi="Arial"/>
@@ -15584,7 +15584,7 @@
               <w:spacing w:after="10" w:before="0"/>
               <w:ind w:left="120"/>
             </w:pPr>
-            <w:hyperlink w:history="1" r:id="rIdp_5bc8pg_2e1uksnupapg">
+            <w:hyperlink w:history="1" r:id="rId7lmyeckwz6ndelrvujmri">
               <w:r>
                 <w:rPr>
                   <w:rFonts w:ascii="Arial" w:cs="Arial" w:eastAsia="Arial" w:hAnsi="Arial"/>
@@ -15982,32 +15982,32 @@
         <w:tc>
           <w:tcPr>
             <w:tcW w:type="dxa" w:w="1520"/>
-            <w:shd w:fill="F2F2F2" w:color="auto" w:val="clear"/>
-            <w:tcMar>
-              <w:top w:type="dxa" w:w="60"/>
-              <w:left w:type="dxa" w:w="120"/>
-              <w:bottom w:type="dxa" w:w="60"/>
-              <w:right w:type="dxa" w:w="120"/>
-            </w:tcMar>
-            <w:vAlign w:val="top"/>
-          </w:tcPr>
-          <w:p>
-            <w:pPr>
-              <w:spacing w:after="40" w:before="0"/>
-              <w:jc w:val="left"/>
-            </w:pPr>
-            <w:r>
-              <w:rPr>
-                <w:rFonts w:ascii="Arial" w:cs="Arial" w:eastAsia="Arial" w:hAnsi="Arial"/>
-                <w:b/>
-                <w:bCs/>
-                <w:i w:val="false"/>
-                <w:iCs w:val="false"/>
-                <w:color w:val="000000"/>
-                <w:sz w:val="18"/>
-                <w:szCs w:val="18"/>
-              </w:rPr>
-              <w:t xml:space="preserve">Phase 3 — Explain / Sensemaking (15 minutes)</w:t>
+            <w:shd w:fill="E2EFDA" w:color="auto" w:val="clear"/>
+            <w:tcMar>
+              <w:top w:type="dxa" w:w="60"/>
+              <w:left w:type="dxa" w:w="120"/>
+              <w:bottom w:type="dxa" w:w="60"/>
+              <w:right w:type="dxa" w:w="120"/>
+            </w:tcMar>
+            <w:vAlign w:val="top"/>
+          </w:tcPr>
+          <w:p>
+            <w:pPr>
+              <w:spacing w:after="40" w:before="0"/>
+              <w:jc w:val="left"/>
+            </w:pPr>
+            <w:r>
+              <w:rPr>
+                <w:rFonts w:ascii="Arial" w:cs="Arial" w:eastAsia="Arial" w:hAnsi="Arial"/>
+                <w:b/>
+                <w:bCs/>
+                <w:i w:val="false"/>
+                <w:iCs w:val="false"/>
+                <w:color w:val="000000"/>
+                <w:sz w:val="18"/>
+                <w:szCs w:val="18"/>
+              </w:rPr>
+              <w:t xml:space="preserve">Explain Phase</w:t>
             </w:r>
           </w:p>
           <w:p>
@@ -16030,7 +16030,7 @@
             <w:pPr>
               <w:spacing w:after="20" w:before="0"/>
             </w:pPr>
-            <w:hyperlink w:history="1" r:id="rIdt8gbrj5jdxs5trrxpuois">
+            <w:hyperlink w:history="1" r:id="rIdytadxzpvv79vci1fqvqyp">
               <w:r>
                 <w:rPr>
                   <w:rFonts w:ascii="Arial" w:cs="Arial" w:eastAsia="Arial" w:hAnsi="Arial"/>
@@ -16063,7 +16063,7 @@
               <w:spacing w:after="10" w:before="0"/>
               <w:ind w:left="120"/>
             </w:pPr>
-            <w:hyperlink w:history="1" r:id="rIdl06y5tnnevqxxrmm6g4ce">
+            <w:hyperlink w:history="1" r:id="rIdnv3qxmc3uwo2kumcc8dsu">
               <w:r>
                 <w:rPr>
                   <w:rFonts w:ascii="Arial" w:cs="Arial" w:eastAsia="Arial" w:hAnsi="Arial"/>
@@ -16108,7 +16108,7 @@
             <w:pPr>
               <w:spacing w:after="20" w:before="0"/>
             </w:pPr>
-            <w:hyperlink w:history="1" r:id="rId8vmet9_63ck3f6qkfavpx">
+            <w:hyperlink w:history="1" r:id="rIdr0u9eyblls-f618v5x6-b">
               <w:r>
                 <w:rPr>
                   <w:rFonts w:ascii="Arial" w:cs="Arial" w:eastAsia="Arial" w:hAnsi="Arial"/>
@@ -16141,7 +16141,7 @@
               <w:spacing w:after="10" w:before="0"/>
               <w:ind w:left="120"/>
             </w:pPr>
-            <w:hyperlink w:history="1" r:id="rId18i8qertr47nebb4ftvz2">
+            <w:hyperlink w:history="1" r:id="rIdlpqlks6yyfvtk7ixigjya">
               <w:r>
                 <w:rPr>
                   <w:rFonts w:ascii="Arial" w:cs="Arial" w:eastAsia="Arial" w:hAnsi="Arial"/>
@@ -16364,32 +16364,32 @@
         <w:tc>
           <w:tcPr>
             <w:tcW w:type="dxa" w:w="1520"/>
-            <w:shd w:fill="F2F2F2" w:color="auto" w:val="clear"/>
-            <w:tcMar>
-              <w:top w:type="dxa" w:w="60"/>
-              <w:left w:type="dxa" w:w="120"/>
-              <w:bottom w:type="dxa" w:w="60"/>
-              <w:right w:type="dxa" w:w="120"/>
-            </w:tcMar>
-            <w:vAlign w:val="top"/>
-          </w:tcPr>
-          <w:p>
-            <w:pPr>
-              <w:spacing w:after="40" w:before="0"/>
-              <w:jc w:val="left"/>
-            </w:pPr>
-            <w:r>
-              <w:rPr>
-                <w:rFonts w:ascii="Arial" w:cs="Arial" w:eastAsia="Arial" w:hAnsi="Arial"/>
-                <w:b/>
-                <w:bCs/>
-                <w:i w:val="false"/>
-                <w:iCs w:val="false"/>
-                <w:color w:val="000000"/>
-                <w:sz w:val="18"/>
-                <w:szCs w:val="18"/>
-              </w:rPr>
-              <w:t xml:space="preserve">Phase 4 — Driving Question Board (DQB) Update (10 minutes)</w:t>
+            <w:shd w:fill="FCE4D6" w:color="auto" w:val="clear"/>
+            <w:tcMar>
+              <w:top w:type="dxa" w:w="60"/>
+              <w:left w:type="dxa" w:w="120"/>
+              <w:bottom w:type="dxa" w:w="60"/>
+              <w:right w:type="dxa" w:w="120"/>
+            </w:tcMar>
+            <w:vAlign w:val="top"/>
+          </w:tcPr>
+          <w:p>
+            <w:pPr>
+              <w:spacing w:after="40" w:before="0"/>
+              <w:jc w:val="left"/>
+            </w:pPr>
+            <w:r>
+              <w:rPr>
+                <w:rFonts w:ascii="Arial" w:cs="Arial" w:eastAsia="Arial" w:hAnsi="Arial"/>
+                <w:b/>
+                <w:bCs/>
+                <w:i w:val="false"/>
+                <w:iCs w:val="false"/>
+                <w:color w:val="000000"/>
+                <w:sz w:val="18"/>
+                <w:szCs w:val="18"/>
+              </w:rPr>
+              <w:t xml:space="preserve">Driving Question Board (DQB) Creation</w:t>
             </w:r>
           </w:p>
           <w:p>
@@ -16412,7 +16412,7 @@
             <w:pPr>
               <w:spacing w:after="20" w:before="0"/>
             </w:pPr>
-            <w:hyperlink w:history="1" r:id="rIdcqe3u2vu53rayoy8s6mbv">
+            <w:hyperlink w:history="1" r:id="rId2d0nny40eagiic1zkcf_a">
               <w:r>
                 <w:rPr>
                   <w:rFonts w:ascii="Arial" w:cs="Arial" w:eastAsia="Arial" w:hAnsi="Arial"/>
@@ -16445,7 +16445,7 @@
               <w:spacing w:after="10" w:before="0"/>
               <w:ind w:left="120"/>
             </w:pPr>
-            <w:hyperlink w:history="1" r:id="rIdv01ablpyhdidfb3totqba">
+            <w:hyperlink w:history="1" r:id="rIdf4lriyjpicbbduzl2z3gy">
               <w:r>
                 <w:rPr>
                   <w:rFonts w:ascii="Arial" w:cs="Arial" w:eastAsia="Arial" w:hAnsi="Arial"/>
@@ -16490,7 +16490,7 @@
             <w:pPr>
               <w:spacing w:after="20" w:before="0"/>
             </w:pPr>
-            <w:hyperlink w:history="1" r:id="rIdj3feyyvnal6ubk07tvijp">
+            <w:hyperlink w:history="1" r:id="rIdgp8yq-eltbivecs6mptbh">
               <w:r>
                 <w:rPr>
                   <w:rFonts w:ascii="Arial" w:cs="Arial" w:eastAsia="Arial" w:hAnsi="Arial"/>
@@ -16523,7 +16523,7 @@
               <w:spacing w:after="10" w:before="0"/>
               <w:ind w:left="120"/>
             </w:pPr>
-            <w:hyperlink w:history="1" r:id="rId6sivd2bxu_m367sss2kko">
+            <w:hyperlink w:history="1" r:id="rId0etzg2pmfiozrkbdnakgh">
               <w:r>
                 <w:rPr>
                   <w:rFonts w:ascii="Arial" w:cs="Arial" w:eastAsia="Arial" w:hAnsi="Arial"/>
@@ -16765,32 +16765,32 @@
         <w:tc>
           <w:tcPr>
             <w:tcW w:type="dxa" w:w="1520"/>
-            <w:shd w:fill="F2F2F2" w:color="auto" w:val="clear"/>
-            <w:tcMar>
-              <w:top w:type="dxa" w:w="60"/>
-              <w:left w:type="dxa" w:w="120"/>
-              <w:bottom w:type="dxa" w:w="60"/>
-              <w:right w:type="dxa" w:w="120"/>
-            </w:tcMar>
-            <w:vAlign w:val="top"/>
-          </w:tcPr>
-          <w:p>
-            <w:pPr>
-              <w:spacing w:after="40" w:before="0"/>
-              <w:jc w:val="left"/>
-            </w:pPr>
-            <w:r>
-              <w:rPr>
-                <w:rFonts w:ascii="Arial" w:cs="Arial" w:eastAsia="Arial" w:hAnsi="Arial"/>
-                <w:b/>
-                <w:bCs/>
-                <w:i w:val="false"/>
-                <w:iCs w:val="false"/>
-                <w:color w:val="000000"/>
-                <w:sz w:val="18"/>
-                <w:szCs w:val="18"/>
-              </w:rPr>
-              <w:t xml:space="preserve">Phase 5 — Model Building (10 minutes)</w:t>
+            <w:shd w:fill="D5E8F0" w:color="auto" w:val="clear"/>
+            <w:tcMar>
+              <w:top w:type="dxa" w:w="60"/>
+              <w:left w:type="dxa" w:w="120"/>
+              <w:bottom w:type="dxa" w:w="60"/>
+              <w:right w:type="dxa" w:w="120"/>
+            </w:tcMar>
+            <w:vAlign w:val="top"/>
+          </w:tcPr>
+          <w:p>
+            <w:pPr>
+              <w:spacing w:after="40" w:before="0"/>
+              <w:jc w:val="left"/>
+            </w:pPr>
+            <w:r>
+              <w:rPr>
+                <w:rFonts w:ascii="Arial" w:cs="Arial" w:eastAsia="Arial" w:hAnsi="Arial"/>
+                <w:b/>
+                <w:bCs/>
+                <w:i w:val="false"/>
+                <w:iCs w:val="false"/>
+                <w:color w:val="000000"/>
+                <w:sz w:val="18"/>
+                <w:szCs w:val="18"/>
+              </w:rPr>
+              <w:t xml:space="preserve">Model Building Phase</w:t>
             </w:r>
           </w:p>
           <w:p>
@@ -16813,7 +16813,7 @@
             <w:pPr>
               <w:spacing w:after="20" w:before="0"/>
             </w:pPr>
-            <w:hyperlink w:history="1" r:id="rIdfc9m3wj7nr0jlqiniupg6">
+            <w:hyperlink w:history="1" r:id="rIde-buf3ufcxfemsrwguzrb">
               <w:r>
                 <w:rPr>
                   <w:rFonts w:ascii="Arial" w:cs="Arial" w:eastAsia="Arial" w:hAnsi="Arial"/>
@@ -16846,7 +16846,7 @@
               <w:spacing w:after="10" w:before="0"/>
               <w:ind w:left="120"/>
             </w:pPr>
-            <w:hyperlink w:history="1" r:id="rIdyzzrjo_8q8vstjf8pxnht">
+            <w:hyperlink w:history="1" r:id="rId5emnhldjnzclu2akyjc21">
               <w:r>
                 <w:rPr>
                   <w:rFonts w:ascii="Arial" w:cs="Arial" w:eastAsia="Arial" w:hAnsi="Arial"/>
@@ -16891,7 +16891,7 @@
             <w:pPr>
               <w:spacing w:after="20" w:before="0"/>
             </w:pPr>
-            <w:hyperlink w:history="1" r:id="rId5_cmrg19dv4kajnnu3vn8">
+            <w:hyperlink w:history="1" r:id="rId1_r_an-9lcpyug7e3d5yn">
               <w:r>
                 <w:rPr>
                   <w:rFonts w:ascii="Arial" w:cs="Arial" w:eastAsia="Arial" w:hAnsi="Arial"/>
@@ -16924,7 +16924,7 @@
               <w:spacing w:after="10" w:before="0"/>
               <w:ind w:left="120"/>
             </w:pPr>
-            <w:hyperlink w:history="1" r:id="rIdbywhs9rb3lxmmm7cjfwo2">
+            <w:hyperlink w:history="1" r:id="rIdadwgvy9j_suwuu9ooepr9">
               <w:r>
                 <w:rPr>
                   <w:rFonts w:ascii="Arial" w:cs="Arial" w:eastAsia="Arial" w:hAnsi="Arial"/>
@@ -18469,7 +18469,7 @@
             <w:pPr>
               <w:spacing w:after="20" w:before="0"/>
             </w:pPr>
-            <w:hyperlink w:history="1" r:id="rIdvhqrxe7yufrzel0wptl3e">
+            <w:hyperlink w:history="1" r:id="rId24w4-lujlxpezoh7w08z5">
               <w:r>
                 <w:rPr>
                   <w:rFonts w:ascii="Arial" w:cs="Arial" w:eastAsia="Arial" w:hAnsi="Arial"/>
@@ -18502,7 +18502,7 @@
               <w:spacing w:after="10" w:before="0"/>
               <w:ind w:left="120"/>
             </w:pPr>
-            <w:hyperlink w:history="1" r:id="rIdeayn09c8bjxxcvpfoysdo">
+            <w:hyperlink w:history="1" r:id="rIdtfsaqtt_xbw0mlkagjixw">
               <w:r>
                 <w:rPr>
                   <w:rFonts w:ascii="Arial" w:cs="Arial" w:eastAsia="Arial" w:hAnsi="Arial"/>
@@ -18547,7 +18547,7 @@
             <w:pPr>
               <w:spacing w:after="20" w:before="0"/>
             </w:pPr>
-            <w:hyperlink w:history="1" r:id="rIdfuyteawqunzlcspcuokd0">
+            <w:hyperlink w:history="1" r:id="rIdb30-r4ihdnbdxmgwnidwc">
               <w:r>
                 <w:rPr>
                   <w:rFonts w:ascii="Arial" w:cs="Arial" w:eastAsia="Arial" w:hAnsi="Arial"/>
@@ -18580,7 +18580,7 @@
               <w:spacing w:after="10" w:before="0"/>
               <w:ind w:left="120"/>
             </w:pPr>
-            <w:hyperlink w:history="1" r:id="rIdlmf6t27aqjut10jam8wzg">
+            <w:hyperlink w:history="1" r:id="rId5-misfyd_gyzdyyiyoxk6">
               <w:r>
                 <w:rPr>
                   <w:rFonts w:ascii="Arial" w:cs="Arial" w:eastAsia="Arial" w:hAnsi="Arial"/>
@@ -18775,7 +18775,7 @@
             <w:pPr>
               <w:spacing w:after="20" w:before="0"/>
             </w:pPr>
-            <w:hyperlink w:history="1" r:id="rIdacuv-7ukloywv8wy767r9">
+            <w:hyperlink w:history="1" r:id="rId7qu7uojyqgp2be3zw1yd6">
               <w:r>
                 <w:rPr>
                   <w:rFonts w:ascii="Arial" w:cs="Arial" w:eastAsia="Arial" w:hAnsi="Arial"/>
@@ -18808,7 +18808,7 @@
               <w:spacing w:after="10" w:before="0"/>
               <w:ind w:left="120"/>
             </w:pPr>
-            <w:hyperlink w:history="1" r:id="rId-0xxm-cdam7d9_4m_x5cj">
+            <w:hyperlink w:history="1" r:id="rIdkpzqmd84mexg1t7ukzyqm">
               <w:r>
                 <w:rPr>
                   <w:rFonts w:ascii="Arial" w:cs="Arial" w:eastAsia="Arial" w:hAnsi="Arial"/>
@@ -18853,7 +18853,7 @@
             <w:pPr>
               <w:spacing w:after="20" w:before="0"/>
             </w:pPr>
-            <w:hyperlink w:history="1" r:id="rIdvprlgd1ybgllvdetaesdj">
+            <w:hyperlink w:history="1" r:id="rIdto-axepszzasohtgyo78g">
               <w:r>
                 <w:rPr>
                   <w:rFonts w:ascii="Arial" w:cs="Arial" w:eastAsia="Arial" w:hAnsi="Arial"/>
@@ -18886,7 +18886,7 @@
               <w:spacing w:after="10" w:before="0"/>
               <w:ind w:left="120"/>
             </w:pPr>
-            <w:hyperlink w:history="1" r:id="rIdqqbrq_tdwxxut-llys1ol">
+            <w:hyperlink w:history="1" r:id="rIdaxpcdaeonu_4chnqyq_mc">
               <w:r>
                 <w:rPr>
                   <w:rFonts w:ascii="Arial" w:cs="Arial" w:eastAsia="Arial" w:hAnsi="Arial"/>
@@ -19081,7 +19081,7 @@
             <w:pPr>
               <w:spacing w:after="20" w:before="0"/>
             </w:pPr>
-            <w:hyperlink w:history="1" r:id="rIdcwtcquyjw-cekqhno2v79">
+            <w:hyperlink w:history="1" r:id="rIdsqcjexlrex89zgwvw2vch">
               <w:r>
                 <w:rPr>
                   <w:rFonts w:ascii="Arial" w:cs="Arial" w:eastAsia="Arial" w:hAnsi="Arial"/>
@@ -19114,7 +19114,7 @@
               <w:spacing w:after="10" w:before="0"/>
               <w:ind w:left="120"/>
             </w:pPr>
-            <w:hyperlink w:history="1" r:id="rIdoomsgzjq0-bgduszuctfc">
+            <w:hyperlink w:history="1" r:id="rIdj3gdzdcerg5msdm4h8dra">
               <w:r>
                 <w:rPr>
                   <w:rFonts w:ascii="Arial" w:cs="Arial" w:eastAsia="Arial" w:hAnsi="Arial"/>
@@ -19159,7 +19159,7 @@
             <w:pPr>
               <w:spacing w:after="20" w:before="0"/>
             </w:pPr>
-            <w:hyperlink w:history="1" r:id="rIdafgtm8n-wyhf0eeuf42we">
+            <w:hyperlink w:history="1" r:id="rId9fzdhv2t7i-lmxz0s3xx_">
               <w:r>
                 <w:rPr>
                   <w:rFonts w:ascii="Arial" w:cs="Arial" w:eastAsia="Arial" w:hAnsi="Arial"/>
@@ -19192,7 +19192,7 @@
               <w:spacing w:after="10" w:before="0"/>
               <w:ind w:left="120"/>
             </w:pPr>
-            <w:hyperlink w:history="1" r:id="rIdfxeup38_nei3ui05wpjpe">
+            <w:hyperlink w:history="1" r:id="rIdbrdovbb5lxoarrg5iuju0">
               <w:r>
                 <w:rPr>
                   <w:rFonts w:ascii="Arial" w:cs="Arial" w:eastAsia="Arial" w:hAnsi="Arial"/>
@@ -19387,7 +19387,7 @@
             <w:pPr>
               <w:spacing w:after="20" w:before="0"/>
             </w:pPr>
-            <w:hyperlink w:history="1" r:id="rIdguhy4xx05jeykxnvoup0l">
+            <w:hyperlink w:history="1" r:id="rIdkdff1curr6dexghnrkqms">
               <w:r>
                 <w:rPr>
                   <w:rFonts w:ascii="Arial" w:cs="Arial" w:eastAsia="Arial" w:hAnsi="Arial"/>
@@ -19420,7 +19420,7 @@
               <w:spacing w:after="10" w:before="0"/>
               <w:ind w:left="120"/>
             </w:pPr>
-            <w:hyperlink w:history="1" r:id="rIdtv8la0ptuyzxq5qmrqier">
+            <w:hyperlink w:history="1" r:id="rId28n6yg9sztbz78wrbve0l">
               <w:r>
                 <w:rPr>
                   <w:rFonts w:ascii="Arial" w:cs="Arial" w:eastAsia="Arial" w:hAnsi="Arial"/>
@@ -19465,7 +19465,7 @@
             <w:pPr>
               <w:spacing w:after="20" w:before="0"/>
             </w:pPr>
-            <w:hyperlink w:history="1" r:id="rIdigsxu-o7ue6dqbrsm-jlr">
+            <w:hyperlink w:history="1" r:id="rId7ahky1cdclqmt2w4ma5sa">
               <w:r>
                 <w:rPr>
                   <w:rFonts w:ascii="Arial" w:cs="Arial" w:eastAsia="Arial" w:hAnsi="Arial"/>
@@ -19498,7 +19498,7 @@
               <w:spacing w:after="10" w:before="0"/>
               <w:ind w:left="120"/>
             </w:pPr>
-            <w:hyperlink w:history="1" r:id="rIdconj0jdxtrig4gkoql4wc">
+            <w:hyperlink w:history="1" r:id="rIdz0beye62wc0hjaxyr59-s">
               <w:r>
                 <w:rPr>
                   <w:rFonts w:ascii="Arial" w:cs="Arial" w:eastAsia="Arial" w:hAnsi="Arial"/>
@@ -19693,7 +19693,7 @@
             <w:pPr>
               <w:spacing w:after="20" w:before="0"/>
             </w:pPr>
-            <w:hyperlink w:history="1" r:id="rIdnw8w6giwfk2ltspvqgqwb">
+            <w:hyperlink w:history="1" r:id="rIdsbcwhibyrcf9qgo018qvc">
               <w:r>
                 <w:rPr>
                   <w:rFonts w:ascii="Arial" w:cs="Arial" w:eastAsia="Arial" w:hAnsi="Arial"/>
@@ -19726,7 +19726,7 @@
               <w:spacing w:after="10" w:before="0"/>
               <w:ind w:left="120"/>
             </w:pPr>
-            <w:hyperlink w:history="1" r:id="rIdr5knwr3xfyqzhzubqctuw">
+            <w:hyperlink w:history="1" r:id="rId9mqmjlcpk-dmnhu0avh1u">
               <w:r>
                 <w:rPr>
                   <w:rFonts w:ascii="Arial" w:cs="Arial" w:eastAsia="Arial" w:hAnsi="Arial"/>
@@ -19771,7 +19771,7 @@
             <w:pPr>
               <w:spacing w:after="20" w:before="0"/>
             </w:pPr>
-            <w:hyperlink w:history="1" r:id="rIde82gbjt1p41jemft6jxfb">
+            <w:hyperlink w:history="1" r:id="rId654tumuew6axuk7a_0tdc">
               <w:r>
                 <w:rPr>
                   <w:rFonts w:ascii="Arial" w:cs="Arial" w:eastAsia="Arial" w:hAnsi="Arial"/>
@@ -19804,7 +19804,7 @@
               <w:spacing w:after="10" w:before="0"/>
               <w:ind w:left="120"/>
             </w:pPr>
-            <w:hyperlink w:history="1" r:id="rIdgb8c5srpjjozshwejl2s4">
+            <w:hyperlink w:history="1" r:id="rIddo21xf7effx0eztoz041r">
               <w:r>
                 <w:rPr>
                   <w:rFonts w:ascii="Arial" w:cs="Arial" w:eastAsia="Arial" w:hAnsi="Arial"/>
@@ -21243,32 +21243,32 @@
         <w:tc>
           <w:tcPr>
             <w:tcW w:type="dxa" w:w="1520"/>
-            <w:shd w:fill="F2F2F2" w:color="auto" w:val="clear"/>
-            <w:tcMar>
-              <w:top w:type="dxa" w:w="60"/>
-              <w:left w:type="dxa" w:w="120"/>
-              <w:bottom w:type="dxa" w:w="60"/>
-              <w:right w:type="dxa" w:w="120"/>
-            </w:tcMar>
-            <w:vAlign w:val="top"/>
-          </w:tcPr>
-          <w:p>
-            <w:pPr>
-              <w:spacing w:after="40" w:before="0"/>
-              <w:jc w:val="left"/>
-            </w:pPr>
-            <w:r>
-              <w:rPr>
-                <w:rFonts w:ascii="Arial" w:cs="Arial" w:eastAsia="Arial" w:hAnsi="Arial"/>
-                <w:b/>
-                <w:bCs/>
-                <w:i w:val="false"/>
-                <w:iCs w:val="false"/>
-                <w:color w:val="000000"/>
-                <w:sz w:val="18"/>
-                <w:szCs w:val="18"/>
-              </w:rPr>
-              <w:t xml:space="preserve">Phase 1 — Predict</w:t>
+            <w:shd w:fill="EAD1F5" w:color="auto" w:val="clear"/>
+            <w:tcMar>
+              <w:top w:type="dxa" w:w="60"/>
+              <w:left w:type="dxa" w:w="120"/>
+              <w:bottom w:type="dxa" w:w="60"/>
+              <w:right w:type="dxa" w:w="120"/>
+            </w:tcMar>
+            <w:vAlign w:val="top"/>
+          </w:tcPr>
+          <w:p>
+            <w:pPr>
+              <w:spacing w:after="40" w:before="0"/>
+              <w:jc w:val="left"/>
+            </w:pPr>
+            <w:r>
+              <w:rPr>
+                <w:rFonts w:ascii="Arial" w:cs="Arial" w:eastAsia="Arial" w:hAnsi="Arial"/>
+                <w:b/>
+                <w:bCs/>
+                <w:i w:val="false"/>
+                <w:iCs w:val="false"/>
+                <w:color w:val="000000"/>
+                <w:sz w:val="18"/>
+                <w:szCs w:val="18"/>
+              </w:rPr>
+              <w:t xml:space="preserve">Predict Phase</w:t>
             </w:r>
           </w:p>
           <w:p>
@@ -21291,7 +21291,7 @@
             <w:pPr>
               <w:spacing w:after="20" w:before="0"/>
             </w:pPr>
-            <w:hyperlink w:history="1" r:id="rIdtumaoqumqtky0dys8qyjd">
+            <w:hyperlink w:history="1" r:id="rId36v1-6hkjgk4yecv8w9ux">
               <w:r>
                 <w:rPr>
                   <w:rFonts w:ascii="Arial" w:cs="Arial" w:eastAsia="Arial" w:hAnsi="Arial"/>
@@ -21324,7 +21324,7 @@
               <w:spacing w:after="10" w:before="0"/>
               <w:ind w:left="120"/>
             </w:pPr>
-            <w:hyperlink w:history="1" r:id="rIdrwxwdew9wbqlb_k5xmvz7">
+            <w:hyperlink w:history="1" r:id="rId99hvlenm8lzvscbwcog7b">
               <w:r>
                 <w:rPr>
                   <w:rFonts w:ascii="Arial" w:cs="Arial" w:eastAsia="Arial" w:hAnsi="Arial"/>
@@ -21369,7 +21369,7 @@
             <w:pPr>
               <w:spacing w:after="20" w:before="0"/>
             </w:pPr>
-            <w:hyperlink w:history="1" r:id="rIdoylyjc_q8q786_ile2tdr">
+            <w:hyperlink w:history="1" r:id="rIdqk4p3lzpvzjujf6v0otyn">
               <w:r>
                 <w:rPr>
                   <w:rFonts w:ascii="Arial" w:cs="Arial" w:eastAsia="Arial" w:hAnsi="Arial"/>
@@ -21402,7 +21402,7 @@
               <w:spacing w:after="10" w:before="0"/>
               <w:ind w:left="120"/>
             </w:pPr>
-            <w:hyperlink w:history="1" r:id="rIdutiuog2z5izhskesext1_">
+            <w:hyperlink w:history="1" r:id="rIddbob0r-n9phsiyt1weqj4">
               <w:r>
                 <w:rPr>
                   <w:rFonts w:ascii="Arial" w:cs="Arial" w:eastAsia="Arial" w:hAnsi="Arial"/>
@@ -21549,32 +21549,32 @@
         <w:tc>
           <w:tcPr>
             <w:tcW w:type="dxa" w:w="1520"/>
-            <w:shd w:fill="F2F2F2" w:color="auto" w:val="clear"/>
-            <w:tcMar>
-              <w:top w:type="dxa" w:w="60"/>
-              <w:left w:type="dxa" w:w="120"/>
-              <w:bottom w:type="dxa" w:w="60"/>
-              <w:right w:type="dxa" w:w="120"/>
-            </w:tcMar>
-            <w:vAlign w:val="top"/>
-          </w:tcPr>
-          <w:p>
-            <w:pPr>
-              <w:spacing w:after="40" w:before="0"/>
-              <w:jc w:val="left"/>
-            </w:pPr>
-            <w:r>
-              <w:rPr>
-                <w:rFonts w:ascii="Arial" w:cs="Arial" w:eastAsia="Arial" w:hAnsi="Arial"/>
-                <w:b/>
-                <w:bCs/>
-                <w:i w:val="false"/>
-                <w:iCs w:val="false"/>
-                <w:color w:val="000000"/>
-                <w:sz w:val="18"/>
-                <w:szCs w:val="18"/>
-              </w:rPr>
-              <w:t xml:space="preserve">Phase 2 — Observe (Evidence Review &amp; Research)</w:t>
+            <w:shd w:fill="D9EEF1" w:color="auto" w:val="clear"/>
+            <w:tcMar>
+              <w:top w:type="dxa" w:w="60"/>
+              <w:left w:type="dxa" w:w="120"/>
+              <w:bottom w:type="dxa" w:w="60"/>
+              <w:right w:type="dxa" w:w="120"/>
+            </w:tcMar>
+            <w:vAlign w:val="top"/>
+          </w:tcPr>
+          <w:p>
+            <w:pPr>
+              <w:spacing w:after="40" w:before="0"/>
+              <w:jc w:val="left"/>
+            </w:pPr>
+            <w:r>
+              <w:rPr>
+                <w:rFonts w:ascii="Arial" w:cs="Arial" w:eastAsia="Arial" w:hAnsi="Arial"/>
+                <w:b/>
+                <w:bCs/>
+                <w:i w:val="false"/>
+                <w:iCs w:val="false"/>
+                <w:color w:val="000000"/>
+                <w:sz w:val="18"/>
+                <w:szCs w:val="18"/>
+              </w:rPr>
+              <w:t xml:space="preserve">Observe Phase</w:t>
             </w:r>
           </w:p>
           <w:p>
@@ -21597,7 +21597,7 @@
             <w:pPr>
               <w:spacing w:after="20" w:before="0"/>
             </w:pPr>
-            <w:hyperlink w:history="1" r:id="rIdmkqtvgrqqn-dmnpodevqr">
+            <w:hyperlink w:history="1" r:id="rIdvpz-v_7yvexwl_os_i6tm">
               <w:r>
                 <w:rPr>
                   <w:rFonts w:ascii="Arial" w:cs="Arial" w:eastAsia="Arial" w:hAnsi="Arial"/>
@@ -21630,7 +21630,7 @@
               <w:spacing w:after="10" w:before="0"/>
               <w:ind w:left="120"/>
             </w:pPr>
-            <w:hyperlink w:history="1" r:id="rId4sx1ri31k0ntv1rb3zhar">
+            <w:hyperlink w:history="1" r:id="rIdvd5bkkvze-_c5efxwxf8s">
               <w:r>
                 <w:rPr>
                   <w:rFonts w:ascii="Arial" w:cs="Arial" w:eastAsia="Arial" w:hAnsi="Arial"/>
@@ -21675,7 +21675,7 @@
             <w:pPr>
               <w:spacing w:after="20" w:before="0"/>
             </w:pPr>
-            <w:hyperlink w:history="1" r:id="rIdjddkvfmfsepx8ypohl8p_">
+            <w:hyperlink w:history="1" r:id="rId4pd9qrxznx3igg2yxufqi">
               <w:r>
                 <w:rPr>
                   <w:rFonts w:ascii="Arial" w:cs="Arial" w:eastAsia="Arial" w:hAnsi="Arial"/>
@@ -21708,7 +21708,7 @@
               <w:spacing w:after="10" w:before="0"/>
               <w:ind w:left="120"/>
             </w:pPr>
-            <w:hyperlink w:history="1" r:id="rIdwff5ic4cqyql3uzip3bgu">
+            <w:hyperlink w:history="1" r:id="rId9mdznnogdtp9jikmpshnu">
               <w:r>
                 <w:rPr>
                   <w:rFonts w:ascii="Arial" w:cs="Arial" w:eastAsia="Arial" w:hAnsi="Arial"/>
@@ -21855,32 +21855,32 @@
         <w:tc>
           <w:tcPr>
             <w:tcW w:type="dxa" w:w="1520"/>
-            <w:shd w:fill="F2F2F2" w:color="auto" w:val="clear"/>
-            <w:tcMar>
-              <w:top w:type="dxa" w:w="60"/>
-              <w:left w:type="dxa" w:w="120"/>
-              <w:bottom w:type="dxa" w:w="60"/>
-              <w:right w:type="dxa" w:w="120"/>
-            </w:tcMar>
-            <w:vAlign w:val="top"/>
-          </w:tcPr>
-          <w:p>
-            <w:pPr>
-              <w:spacing w:after="40" w:before="0"/>
-              <w:jc w:val="left"/>
-            </w:pPr>
-            <w:r>
-              <w:rPr>
-                <w:rFonts w:ascii="Arial" w:cs="Arial" w:eastAsia="Arial" w:hAnsi="Arial"/>
-                <w:b/>
-                <w:bCs/>
-                <w:i w:val="false"/>
-                <w:iCs w:val="false"/>
-                <w:color w:val="000000"/>
-                <w:sz w:val="18"/>
-                <w:szCs w:val="18"/>
-              </w:rPr>
-              <w:t xml:space="preserve">Phase 3 — Explain (Whole-Class Sensemaking Discussion)</w:t>
+            <w:shd w:fill="E2EFDA" w:color="auto" w:val="clear"/>
+            <w:tcMar>
+              <w:top w:type="dxa" w:w="60"/>
+              <w:left w:type="dxa" w:w="120"/>
+              <w:bottom w:type="dxa" w:w="60"/>
+              <w:right w:type="dxa" w:w="120"/>
+            </w:tcMar>
+            <w:vAlign w:val="top"/>
+          </w:tcPr>
+          <w:p>
+            <w:pPr>
+              <w:spacing w:after="40" w:before="0"/>
+              <w:jc w:val="left"/>
+            </w:pPr>
+            <w:r>
+              <w:rPr>
+                <w:rFonts w:ascii="Arial" w:cs="Arial" w:eastAsia="Arial" w:hAnsi="Arial"/>
+                <w:b/>
+                <w:bCs/>
+                <w:i w:val="false"/>
+                <w:iCs w:val="false"/>
+                <w:color w:val="000000"/>
+                <w:sz w:val="18"/>
+                <w:szCs w:val="18"/>
+              </w:rPr>
+              <w:t xml:space="preserve">Explain Phase</w:t>
             </w:r>
           </w:p>
           <w:p>
@@ -21903,7 +21903,7 @@
             <w:pPr>
               <w:spacing w:after="20" w:before="0"/>
             </w:pPr>
-            <w:hyperlink w:history="1" r:id="rIdvwaqdbdjjyucazge-x1l1">
+            <w:hyperlink w:history="1" r:id="rIdgr6u8dzlkgznkdywvvmbd">
               <w:r>
                 <w:rPr>
                   <w:rFonts w:ascii="Arial" w:cs="Arial" w:eastAsia="Arial" w:hAnsi="Arial"/>
@@ -21936,7 +21936,7 @@
               <w:spacing w:after="10" w:before="0"/>
               <w:ind w:left="120"/>
             </w:pPr>
-            <w:hyperlink w:history="1" r:id="rIdeffgco1-jtv6rm_9ala_x">
+            <w:hyperlink w:history="1" r:id="rIds6fywn2scswg9nszquqfc">
               <w:r>
                 <w:rPr>
                   <w:rFonts w:ascii="Arial" w:cs="Arial" w:eastAsia="Arial" w:hAnsi="Arial"/>
@@ -21981,7 +21981,7 @@
             <w:pPr>
               <w:spacing w:after="20" w:before="0"/>
             </w:pPr>
-            <w:hyperlink w:history="1" r:id="rId6pldjualidlsnhy0xq4h9">
+            <w:hyperlink w:history="1" r:id="rId-wwhruobnpvvxeqrrbdy8">
               <w:r>
                 <w:rPr>
                   <w:rFonts w:ascii="Arial" w:cs="Arial" w:eastAsia="Arial" w:hAnsi="Arial"/>
@@ -22014,7 +22014,7 @@
               <w:spacing w:after="10" w:before="0"/>
               <w:ind w:left="120"/>
             </w:pPr>
-            <w:hyperlink w:history="1" r:id="rIdudvmwaz8mimbuigb_3bs5">
+            <w:hyperlink w:history="1" r:id="rIdtdoyeas3urwf9swzmoqey">
               <w:r>
                 <w:rPr>
                   <w:rFonts w:ascii="Arial" w:cs="Arial" w:eastAsia="Arial" w:hAnsi="Arial"/>
@@ -22161,32 +22161,32 @@
         <w:tc>
           <w:tcPr>
             <w:tcW w:type="dxa" w:w="1520"/>
-            <w:shd w:fill="F2F2F2" w:color="auto" w:val="clear"/>
-            <w:tcMar>
-              <w:top w:type="dxa" w:w="60"/>
-              <w:left w:type="dxa" w:w="120"/>
-              <w:bottom w:type="dxa" w:w="60"/>
-              <w:right w:type="dxa" w:w="120"/>
-            </w:tcMar>
-            <w:vAlign w:val="top"/>
-          </w:tcPr>
-          <w:p>
-            <w:pPr>
-              <w:spacing w:after="40" w:before="0"/>
-              <w:jc w:val="left"/>
-            </w:pPr>
-            <w:r>
-              <w:rPr>
-                <w:rFonts w:ascii="Arial" w:cs="Arial" w:eastAsia="Arial" w:hAnsi="Arial"/>
-                <w:b/>
-                <w:bCs/>
-                <w:i w:val="false"/>
-                <w:iCs w:val="false"/>
-                <w:color w:val="000000"/>
-                <w:sz w:val="18"/>
-                <w:szCs w:val="18"/>
-              </w:rPr>
-              <w:t xml:space="preserve">Phase 4 — Driving Question Board (DQB) Update</w:t>
+            <w:shd w:fill="FCE4D6" w:color="auto" w:val="clear"/>
+            <w:tcMar>
+              <w:top w:type="dxa" w:w="60"/>
+              <w:left w:type="dxa" w:w="120"/>
+              <w:bottom w:type="dxa" w:w="60"/>
+              <w:right w:type="dxa" w:w="120"/>
+            </w:tcMar>
+            <w:vAlign w:val="top"/>
+          </w:tcPr>
+          <w:p>
+            <w:pPr>
+              <w:spacing w:after="40" w:before="0"/>
+              <w:jc w:val="left"/>
+            </w:pPr>
+            <w:r>
+              <w:rPr>
+                <w:rFonts w:ascii="Arial" w:cs="Arial" w:eastAsia="Arial" w:hAnsi="Arial"/>
+                <w:b/>
+                <w:bCs/>
+                <w:i w:val="false"/>
+                <w:iCs w:val="false"/>
+                <w:color w:val="000000"/>
+                <w:sz w:val="18"/>
+                <w:szCs w:val="18"/>
+              </w:rPr>
+              <w:t xml:space="preserve">Driving Question Board (DQB) Creation</w:t>
             </w:r>
           </w:p>
           <w:p>
@@ -22209,7 +22209,7 @@
             <w:pPr>
               <w:spacing w:after="20" w:before="0"/>
             </w:pPr>
-            <w:hyperlink w:history="1" r:id="rIdji7oml75qihkylh966zie">
+            <w:hyperlink w:history="1" r:id="rId8xppmvgmcpcau8cmyqvec">
               <w:r>
                 <w:rPr>
                   <w:rFonts w:ascii="Arial" w:cs="Arial" w:eastAsia="Arial" w:hAnsi="Arial"/>
@@ -22242,7 +22242,7 @@
               <w:spacing w:after="10" w:before="0"/>
               <w:ind w:left="120"/>
             </w:pPr>
-            <w:hyperlink w:history="1" r:id="rIda9z-2tvbe9vtz3a81mb6m">
+            <w:hyperlink w:history="1" r:id="rIduwbrtpeax-x16rtmkyewk">
               <w:r>
                 <w:rPr>
                   <w:rFonts w:ascii="Arial" w:cs="Arial" w:eastAsia="Arial" w:hAnsi="Arial"/>
@@ -22287,7 +22287,7 @@
             <w:pPr>
               <w:spacing w:after="20" w:before="0"/>
             </w:pPr>
-            <w:hyperlink w:history="1" r:id="rIduezlk5lhpr5fiko-9dbqv">
+            <w:hyperlink w:history="1" r:id="rIdfh2qmrsiguz_mukpqf7sw">
               <w:r>
                 <w:rPr>
                   <w:rFonts w:ascii="Arial" w:cs="Arial" w:eastAsia="Arial" w:hAnsi="Arial"/>
@@ -22320,7 +22320,7 @@
               <w:spacing w:after="10" w:before="0"/>
               <w:ind w:left="120"/>
             </w:pPr>
-            <w:hyperlink w:history="1" r:id="rId7chcuvye1spjwbhwfa43n">
+            <w:hyperlink w:history="1" r:id="rIdwg5acgobeydljug3jrnvg">
               <w:r>
                 <w:rPr>
                   <w:rFonts w:ascii="Arial" w:cs="Arial" w:eastAsia="Arial" w:hAnsi="Arial"/>
@@ -22467,32 +22467,32 @@
         <w:tc>
           <w:tcPr>
             <w:tcW w:type="dxa" w:w="1520"/>
-            <w:shd w:fill="F2F2F2" w:color="auto" w:val="clear"/>
-            <w:tcMar>
-              <w:top w:type="dxa" w:w="60"/>
-              <w:left w:type="dxa" w:w="120"/>
-              <w:bottom w:type="dxa" w:w="60"/>
-              <w:right w:type="dxa" w:w="120"/>
-            </w:tcMar>
-            <w:vAlign w:val="top"/>
-          </w:tcPr>
-          <w:p>
-            <w:pPr>
-              <w:spacing w:after="40" w:before="0"/>
-              <w:jc w:val="left"/>
-            </w:pPr>
-            <w:r>
-              <w:rPr>
-                <w:rFonts w:ascii="Arial" w:cs="Arial" w:eastAsia="Arial" w:hAnsi="Arial"/>
-                <w:b/>
-                <w:bCs/>
-                <w:i w:val="false"/>
-                <w:iCs w:val="false"/>
-                <w:color w:val="000000"/>
-                <w:sz w:val="18"/>
-                <w:szCs w:val="18"/>
-              </w:rPr>
-              <w:t xml:space="preserve">Phase 5 — Model Building + Community Action Task</w:t>
+            <w:shd w:fill="D5E8F0" w:color="auto" w:val="clear"/>
+            <w:tcMar>
+              <w:top w:type="dxa" w:w="60"/>
+              <w:left w:type="dxa" w:w="120"/>
+              <w:bottom w:type="dxa" w:w="60"/>
+              <w:right w:type="dxa" w:w="120"/>
+            </w:tcMar>
+            <w:vAlign w:val="top"/>
+          </w:tcPr>
+          <w:p>
+            <w:pPr>
+              <w:spacing w:after="40" w:before="0"/>
+              <w:jc w:val="left"/>
+            </w:pPr>
+            <w:r>
+              <w:rPr>
+                <w:rFonts w:ascii="Arial" w:cs="Arial" w:eastAsia="Arial" w:hAnsi="Arial"/>
+                <w:b/>
+                <w:bCs/>
+                <w:i w:val="false"/>
+                <w:iCs w:val="false"/>
+                <w:color w:val="000000"/>
+                <w:sz w:val="18"/>
+                <w:szCs w:val="18"/>
+              </w:rPr>
+              <w:t xml:space="preserve">Model Building Phase</w:t>
             </w:r>
           </w:p>
           <w:p>
@@ -22515,7 +22515,7 @@
             <w:pPr>
               <w:spacing w:after="20" w:before="0"/>
             </w:pPr>
-            <w:hyperlink w:history="1" r:id="rId35w0v613y8cjr6eczougo">
+            <w:hyperlink w:history="1" r:id="rId7efcjkxrfayyh9ka5vmtp">
               <w:r>
                 <w:rPr>
                   <w:rFonts w:ascii="Arial" w:cs="Arial" w:eastAsia="Arial" w:hAnsi="Arial"/>
@@ -22548,7 +22548,7 @@
               <w:spacing w:after="10" w:before="0"/>
               <w:ind w:left="120"/>
             </w:pPr>
-            <w:hyperlink w:history="1" r:id="rIdepttfih8wqphvftfjenxc">
+            <w:hyperlink w:history="1" r:id="rIdizgcmqvrgvfvbwy3b-n_z">
               <w:r>
                 <w:rPr>
                   <w:rFonts w:ascii="Arial" w:cs="Arial" w:eastAsia="Arial" w:hAnsi="Arial"/>
@@ -22593,7 +22593,7 @@
             <w:pPr>
               <w:spacing w:after="20" w:before="0"/>
             </w:pPr>
-            <w:hyperlink w:history="1" r:id="rIdcodxqokgnqnwrj0xdhr-g">
+            <w:hyperlink w:history="1" r:id="rIdrv4lnkq-xszcve8fu91fl">
               <w:r>
                 <w:rPr>
                   <w:rFonts w:ascii="Arial" w:cs="Arial" w:eastAsia="Arial" w:hAnsi="Arial"/>
@@ -22626,7 +22626,7 @@
               <w:spacing w:after="10" w:before="0"/>
               <w:ind w:left="120"/>
             </w:pPr>
-            <w:hyperlink w:history="1" r:id="rId4-x-mepwjbpws6j4-nfpv">
+            <w:hyperlink w:history="1" r:id="rIdf8efmf7vj-bovifzztrwa">
               <w:r>
                 <w:rPr>
                   <w:rFonts w:ascii="Arial" w:cs="Arial" w:eastAsia="Arial" w:hAnsi="Arial"/>
@@ -24190,7 +24190,7 @@
             <w:pPr>
               <w:spacing w:after="20" w:before="0"/>
             </w:pPr>
-            <w:hyperlink w:history="1" r:id="rId93r3yce2rt-1mc_pyc4ey">
+            <w:hyperlink w:history="1" r:id="rIdqac8epklsnswiy9q8sias">
               <w:r>
                 <w:rPr>
                   <w:rFonts w:ascii="Arial" w:cs="Arial" w:eastAsia="Arial" w:hAnsi="Arial"/>
@@ -24223,7 +24223,7 @@
               <w:spacing w:after="10" w:before="0"/>
               <w:ind w:left="120"/>
             </w:pPr>
-            <w:hyperlink w:history="1" r:id="rIdzmpfeztxprmzh5x4hk9fc">
+            <w:hyperlink w:history="1" r:id="rId04m5zf0_572fjjfczkyj2">
               <w:r>
                 <w:rPr>
                   <w:rFonts w:ascii="Arial" w:cs="Arial" w:eastAsia="Arial" w:hAnsi="Arial"/>
@@ -24268,7 +24268,7 @@
             <w:pPr>
               <w:spacing w:after="20" w:before="0"/>
             </w:pPr>
-            <w:hyperlink w:history="1" r:id="rIdiewmk9pvwujy00naqzxap">
+            <w:hyperlink w:history="1" r:id="rId3uzxuxj8czntlkvauzmjy">
               <w:r>
                 <w:rPr>
                   <w:rFonts w:ascii="Arial" w:cs="Arial" w:eastAsia="Arial" w:hAnsi="Arial"/>
@@ -24301,7 +24301,7 @@
               <w:spacing w:after="10" w:before="0"/>
               <w:ind w:left="120"/>
             </w:pPr>
-            <w:hyperlink w:history="1" r:id="rId9fsjjpyi__c0pbyz3dsjh">
+            <w:hyperlink w:history="1" r:id="rIdcwe9rkvl97gphupdikcil">
               <w:r>
                 <w:rPr>
                   <w:rFonts w:ascii="Arial" w:cs="Arial" w:eastAsia="Arial" w:hAnsi="Arial"/>
@@ -24496,7 +24496,7 @@
             <w:pPr>
               <w:spacing w:after="20" w:before="0"/>
             </w:pPr>
-            <w:hyperlink w:history="1" r:id="rIdqylsd819ucghl-p-c_hdf">
+            <w:hyperlink w:history="1" r:id="rIdjz-9xlrklacbhziveuig-">
               <w:r>
                 <w:rPr>
                   <w:rFonts w:ascii="Arial" w:cs="Arial" w:eastAsia="Arial" w:hAnsi="Arial"/>
@@ -24529,7 +24529,7 @@
               <w:spacing w:after="10" w:before="0"/>
               <w:ind w:left="120"/>
             </w:pPr>
-            <w:hyperlink w:history="1" r:id="rId9qpth7csdxtxzoey67p6_">
+            <w:hyperlink w:history="1" r:id="rIdmbp9_v-yqrvxr40dhtdr2">
               <w:r>
                 <w:rPr>
                   <w:rFonts w:ascii="Arial" w:cs="Arial" w:eastAsia="Arial" w:hAnsi="Arial"/>
@@ -24574,7 +24574,7 @@
             <w:pPr>
               <w:spacing w:after="20" w:before="0"/>
             </w:pPr>
-            <w:hyperlink w:history="1" r:id="rIdszfifnorwho4mv0bgah_b">
+            <w:hyperlink w:history="1" r:id="rIdhavytj12v2eesix1krtsr">
               <w:r>
                 <w:rPr>
                   <w:rFonts w:ascii="Arial" w:cs="Arial" w:eastAsia="Arial" w:hAnsi="Arial"/>
@@ -24607,7 +24607,7 @@
               <w:spacing w:after="10" w:before="0"/>
               <w:ind w:left="120"/>
             </w:pPr>
-            <w:hyperlink w:history="1" r:id="rIdsydv_mlwmxtdf9qh6ddp7">
+            <w:hyperlink w:history="1" r:id="rIdz2im0ghdzwva32n3jyd6z">
               <w:r>
                 <w:rPr>
                   <w:rFonts w:ascii="Arial" w:cs="Arial" w:eastAsia="Arial" w:hAnsi="Arial"/>
@@ -24802,7 +24802,7 @@
             <w:pPr>
               <w:spacing w:after="20" w:before="0"/>
             </w:pPr>
-            <w:hyperlink w:history="1" r:id="rIdcd4tul9lpyfytuvrmomxd">
+            <w:hyperlink w:history="1" r:id="rIdydfjtpray1abudfttbjbn">
               <w:r>
                 <w:rPr>
                   <w:rFonts w:ascii="Arial" w:cs="Arial" w:eastAsia="Arial" w:hAnsi="Arial"/>
@@ -24835,7 +24835,7 @@
               <w:spacing w:after="10" w:before="0"/>
               <w:ind w:left="120"/>
             </w:pPr>
-            <w:hyperlink w:history="1" r:id="rIdeavx7tlesjjih2owmpgw6">
+            <w:hyperlink w:history="1" r:id="rIdyrjannakhk7hefhrgergk">
               <w:r>
                 <w:rPr>
                   <w:rFonts w:ascii="Arial" w:cs="Arial" w:eastAsia="Arial" w:hAnsi="Arial"/>
@@ -24880,7 +24880,7 @@
             <w:pPr>
               <w:spacing w:after="20" w:before="0"/>
             </w:pPr>
-            <w:hyperlink w:history="1" r:id="rIdv7hfhdvbmpg-6hwiscd8-">
+            <w:hyperlink w:history="1" r:id="rId8quci6qek1j8hx-cor6jw">
               <w:r>
                 <w:rPr>
                   <w:rFonts w:ascii="Arial" w:cs="Arial" w:eastAsia="Arial" w:hAnsi="Arial"/>
@@ -24913,7 +24913,7 @@
               <w:spacing w:after="10" w:before="0"/>
               <w:ind w:left="120"/>
             </w:pPr>
-            <w:hyperlink w:history="1" r:id="rIdu_xt4r9uqgcqi4pi1bsj3">
+            <w:hyperlink w:history="1" r:id="rIdg3g7cgcatrr6sy2mput-u">
               <w:r>
                 <w:rPr>
                   <w:rFonts w:ascii="Arial" w:cs="Arial" w:eastAsia="Arial" w:hAnsi="Arial"/>
@@ -25108,7 +25108,7 @@
             <w:pPr>
               <w:spacing w:after="20" w:before="0"/>
             </w:pPr>
-            <w:hyperlink w:history="1" r:id="rIdeikmcv06xnhsswbbs8alz">
+            <w:hyperlink w:history="1" r:id="rId7qyxdpx2lco82bgiug1oy">
               <w:r>
                 <w:rPr>
                   <w:rFonts w:ascii="Arial" w:cs="Arial" w:eastAsia="Arial" w:hAnsi="Arial"/>
@@ -25141,7 +25141,7 @@
               <w:spacing w:after="10" w:before="0"/>
               <w:ind w:left="120"/>
             </w:pPr>
-            <w:hyperlink w:history="1" r:id="rIdflzh-oecooobpggnu-gpv">
+            <w:hyperlink w:history="1" r:id="rIdkfm4d3n_qhqqzx6bkge2k">
               <w:r>
                 <w:rPr>
                   <w:rFonts w:ascii="Arial" w:cs="Arial" w:eastAsia="Arial" w:hAnsi="Arial"/>
@@ -25186,7 +25186,7 @@
             <w:pPr>
               <w:spacing w:after="20" w:before="0"/>
             </w:pPr>
-            <w:hyperlink w:history="1" r:id="rIdqk66uij0s2jc7jotgejzm">
+            <w:hyperlink w:history="1" r:id="rId8dhpfjdy7wnkxl7cg0z48">
               <w:r>
                 <w:rPr>
                   <w:rFonts w:ascii="Arial" w:cs="Arial" w:eastAsia="Arial" w:hAnsi="Arial"/>
@@ -25219,7 +25219,7 @@
               <w:spacing w:after="10" w:before="0"/>
               <w:ind w:left="120"/>
             </w:pPr>
-            <w:hyperlink w:history="1" r:id="rIdqs987jqk8ac-zvhcwsseu">
+            <w:hyperlink w:history="1" r:id="rIdzl1a9zxurisczfza8f3wm">
               <w:r>
                 <w:rPr>
                   <w:rFonts w:ascii="Arial" w:cs="Arial" w:eastAsia="Arial" w:hAnsi="Arial"/>
@@ -25414,7 +25414,7 @@
             <w:pPr>
               <w:spacing w:after="20" w:before="0"/>
             </w:pPr>
-            <w:hyperlink w:history="1" r:id="rIdvpjzubr6pk--o_q0jbnhu">
+            <w:hyperlink w:history="1" r:id="rId6a4lpfav8e6qlg6szpcza">
               <w:r>
                 <w:rPr>
                   <w:rFonts w:ascii="Arial" w:cs="Arial" w:eastAsia="Arial" w:hAnsi="Arial"/>
@@ -25447,7 +25447,7 @@
               <w:spacing w:after="10" w:before="0"/>
               <w:ind w:left="120"/>
             </w:pPr>
-            <w:hyperlink w:history="1" r:id="rId_u5154taptwgj2hnu5gbn">
+            <w:hyperlink w:history="1" r:id="rIdefrqyfwwyal6klthsnrhk">
               <w:r>
                 <w:rPr>
                   <w:rFonts w:ascii="Arial" w:cs="Arial" w:eastAsia="Arial" w:hAnsi="Arial"/>
@@ -25492,7 +25492,7 @@
             <w:pPr>
               <w:spacing w:after="20" w:before="0"/>
             </w:pPr>
-            <w:hyperlink w:history="1" r:id="rId6avcebtcjjk-vumsqervf">
+            <w:hyperlink w:history="1" r:id="rIdrpph7sxctg3bufuixjabb">
               <w:r>
                 <w:rPr>
                   <w:rFonts w:ascii="Arial" w:cs="Arial" w:eastAsia="Arial" w:hAnsi="Arial"/>
@@ -25525,7 +25525,7 @@
               <w:spacing w:after="10" w:before="0"/>
               <w:ind w:left="120"/>
             </w:pPr>
-            <w:hyperlink w:history="1" r:id="rId1jtkcyq9nehd6rsrzliab">
+            <w:hyperlink w:history="1" r:id="rId-nvfkebgbyseylgxkb5-h">
               <w:r>
                 <w:rPr>
                   <w:rFonts w:ascii="Arial" w:cs="Arial" w:eastAsia="Arial" w:hAnsi="Arial"/>

--- a/data/outputs/v2/General_Science/SS1.4_Transport_in_Plants/General_Science_Transport_in_Plants_CBE_LessonSequence.docx
+++ b/data/outputs/v2/General_Science/SS1.4_Transport_in_Plants/General_Science_Transport_in_Plants_CBE_LessonSequence.docx
@@ -2967,7 +2967,7 @@
             <w:pPr>
               <w:spacing w:after="20" w:before="0"/>
             </w:pPr>
-            <w:hyperlink w:history="1" r:id="rId2rszx-ok1diflhrz_-ggv">
+            <w:hyperlink w:history="1" r:id="rIdivjvnsbdonmslzwcqlmda">
               <w:r>
                 <w:rPr>
                   <w:rFonts w:ascii="Arial" w:cs="Arial" w:eastAsia="Arial" w:hAnsi="Arial"/>
@@ -3000,7 +3000,7 @@
               <w:spacing w:after="10" w:before="0"/>
               <w:ind w:left="120"/>
             </w:pPr>
-            <w:hyperlink w:history="1" r:id="rIdc2qn1ph9cjpuyo-bwlhpm">
+            <w:hyperlink w:history="1" r:id="rId2rba4c8met78ywtxmwkc5">
               <w:r>
                 <w:rPr>
                   <w:rFonts w:ascii="Arial" w:cs="Arial" w:eastAsia="Arial" w:hAnsi="Arial"/>
@@ -3045,7 +3045,7 @@
             <w:pPr>
               <w:spacing w:after="20" w:before="0"/>
             </w:pPr>
-            <w:hyperlink w:history="1" r:id="rIdwbyqlaciys4oamgribxcp">
+            <w:hyperlink w:history="1" r:id="rId3o1yf-sgwomb_ttafkfuh">
               <w:r>
                 <w:rPr>
                   <w:rFonts w:ascii="Arial" w:cs="Arial" w:eastAsia="Arial" w:hAnsi="Arial"/>
@@ -3078,7 +3078,7 @@
               <w:spacing w:after="10" w:before="0"/>
               <w:ind w:left="120"/>
             </w:pPr>
-            <w:hyperlink w:history="1" r:id="rIdj8jpw4re5umdr7beu66gi">
+            <w:hyperlink w:history="1" r:id="rIdkyfafedaul2hqrrjqexvj">
               <w:r>
                 <w:rPr>
                   <w:rFonts w:ascii="Arial" w:cs="Arial" w:eastAsia="Arial" w:hAnsi="Arial"/>
@@ -3368,7 +3368,7 @@
             <w:pPr>
               <w:spacing w:after="20" w:before="0"/>
             </w:pPr>
-            <w:hyperlink w:history="1" r:id="rId4jd-cptelpwxllxjfvnpg">
+            <w:hyperlink w:history="1" r:id="rIdi9kfwcv3ehno8sit2bzob">
               <w:r>
                 <w:rPr>
                   <w:rFonts w:ascii="Arial" w:cs="Arial" w:eastAsia="Arial" w:hAnsi="Arial"/>
@@ -3401,7 +3401,7 @@
               <w:spacing w:after="10" w:before="0"/>
               <w:ind w:left="120"/>
             </w:pPr>
-            <w:hyperlink w:history="1" r:id="rIdxudho0eu4jpbea5w9d78x">
+            <w:hyperlink w:history="1" r:id="rIdaehz8t-kx0beaob7ol0cb">
               <w:r>
                 <w:rPr>
                   <w:rFonts w:ascii="Arial" w:cs="Arial" w:eastAsia="Arial" w:hAnsi="Arial"/>
@@ -3446,7 +3446,7 @@
             <w:pPr>
               <w:spacing w:after="20" w:before="0"/>
             </w:pPr>
-            <w:hyperlink w:history="1" r:id="rIdh3jlcs3fxage4xvcdxear">
+            <w:hyperlink w:history="1" r:id="rIda8nzrofs3jmcpl9-2rp21">
               <w:r>
                 <w:rPr>
                   <w:rFonts w:ascii="Arial" w:cs="Arial" w:eastAsia="Arial" w:hAnsi="Arial"/>
@@ -3479,7 +3479,7 @@
               <w:spacing w:after="10" w:before="0"/>
               <w:ind w:left="120"/>
             </w:pPr>
-            <w:hyperlink w:history="1" r:id="rIdfy2-x3ayjct-hqmrznjyt">
+            <w:hyperlink w:history="1" r:id="rIdo7ghqss3bjvrts9a8srcf">
               <w:r>
                 <w:rPr>
                   <w:rFonts w:ascii="Arial" w:cs="Arial" w:eastAsia="Arial" w:hAnsi="Arial"/>
@@ -3769,7 +3769,7 @@
             <w:pPr>
               <w:spacing w:after="20" w:before="0"/>
             </w:pPr>
-            <w:hyperlink w:history="1" r:id="rIdgxvd7ncpifqhjw47a-uux">
+            <w:hyperlink w:history="1" r:id="rId-g4ri0yjouwshewzrjave">
               <w:r>
                 <w:rPr>
                   <w:rFonts w:ascii="Arial" w:cs="Arial" w:eastAsia="Arial" w:hAnsi="Arial"/>
@@ -3802,7 +3802,7 @@
               <w:spacing w:after="10" w:before="0"/>
               <w:ind w:left="120"/>
             </w:pPr>
-            <w:hyperlink w:history="1" r:id="rIdxdj660-f1-0_z14rzsmt4">
+            <w:hyperlink w:history="1" r:id="rIddzx9jepyf1h9xb24hex2k">
               <w:r>
                 <w:rPr>
                   <w:rFonts w:ascii="Arial" w:cs="Arial" w:eastAsia="Arial" w:hAnsi="Arial"/>
@@ -3847,7 +3847,7 @@
             <w:pPr>
               <w:spacing w:after="20" w:before="0"/>
             </w:pPr>
-            <w:hyperlink w:history="1" r:id="rIdhsms-bnn4r92k94g-qyi2">
+            <w:hyperlink w:history="1" r:id="rIdn1m7fvv0b5fbddazmpmgo">
               <w:r>
                 <w:rPr>
                   <w:rFonts w:ascii="Arial" w:cs="Arial" w:eastAsia="Arial" w:hAnsi="Arial"/>
@@ -3880,7 +3880,7 @@
               <w:spacing w:after="10" w:before="0"/>
               <w:ind w:left="120"/>
             </w:pPr>
-            <w:hyperlink w:history="1" r:id="rIdadhur5uazdcilf5_5lzqg">
+            <w:hyperlink w:history="1" r:id="rIdirp4xyyyfichco4kjlxua">
               <w:r>
                 <w:rPr>
                   <w:rFonts w:ascii="Arial" w:cs="Arial" w:eastAsia="Arial" w:hAnsi="Arial"/>
@@ -4170,7 +4170,7 @@
             <w:pPr>
               <w:spacing w:after="20" w:before="0"/>
             </w:pPr>
-            <w:hyperlink w:history="1" r:id="rIdomf18masqzq540gx2hmot">
+            <w:hyperlink w:history="1" r:id="rIdxzi_hwvofvvlxis5-rbob">
               <w:r>
                 <w:rPr>
                   <w:rFonts w:ascii="Arial" w:cs="Arial" w:eastAsia="Arial" w:hAnsi="Arial"/>
@@ -4203,7 +4203,7 @@
               <w:spacing w:after="10" w:before="0"/>
               <w:ind w:left="120"/>
             </w:pPr>
-            <w:hyperlink w:history="1" r:id="rIda4llewraqb-pqbqzjhnoz">
+            <w:hyperlink w:history="1" r:id="rIdqilqurxwbr-zmpvabsu9g">
               <w:r>
                 <w:rPr>
                   <w:rFonts w:ascii="Arial" w:cs="Arial" w:eastAsia="Arial" w:hAnsi="Arial"/>
@@ -4248,7 +4248,7 @@
             <w:pPr>
               <w:spacing w:after="20" w:before="0"/>
             </w:pPr>
-            <w:hyperlink w:history="1" r:id="rIduf-qleme-brqgn-fwuuu1">
+            <w:hyperlink w:history="1" r:id="rIdxyywj5tsmqxyuzr7robt6">
               <w:r>
                 <w:rPr>
                   <w:rFonts w:ascii="Arial" w:cs="Arial" w:eastAsia="Arial" w:hAnsi="Arial"/>
@@ -4281,7 +4281,7 @@
               <w:spacing w:after="10" w:before="0"/>
               <w:ind w:left="120"/>
             </w:pPr>
-            <w:hyperlink w:history="1" r:id="rIdm0u1zo229ftxp5h9vlswn">
+            <w:hyperlink w:history="1" r:id="rIdbthmhnd52aqnouu4ivbbw">
               <w:r>
                 <w:rPr>
                   <w:rFonts w:ascii="Arial" w:cs="Arial" w:eastAsia="Arial" w:hAnsi="Arial"/>
@@ -4571,7 +4571,7 @@
             <w:pPr>
               <w:spacing w:after="20" w:before="0"/>
             </w:pPr>
-            <w:hyperlink w:history="1" r:id="rIdjjhtvetkmqnaf6khl5cey">
+            <w:hyperlink w:history="1" r:id="rIdcgederww3qkc04zem3emn">
               <w:r>
                 <w:rPr>
                   <w:rFonts w:ascii="Arial" w:cs="Arial" w:eastAsia="Arial" w:hAnsi="Arial"/>
@@ -4604,7 +4604,7 @@
               <w:spacing w:after="10" w:before="0"/>
               <w:ind w:left="120"/>
             </w:pPr>
-            <w:hyperlink w:history="1" r:id="rId6izxkoo_s4ipsvgmkexqo">
+            <w:hyperlink w:history="1" r:id="rIdyaajsp29pona5n5cbagvo">
               <w:r>
                 <w:rPr>
                   <w:rFonts w:ascii="Arial" w:cs="Arial" w:eastAsia="Arial" w:hAnsi="Arial"/>
@@ -4649,7 +4649,7 @@
             <w:pPr>
               <w:spacing w:after="20" w:before="0"/>
             </w:pPr>
-            <w:hyperlink w:history="1" r:id="rId3ztlm53zpgqnxlxggbazm">
+            <w:hyperlink w:history="1" r:id="rIdjyullq0pepcckk76d30uv">
               <w:r>
                 <w:rPr>
                   <w:rFonts w:ascii="Arial" w:cs="Arial" w:eastAsia="Arial" w:hAnsi="Arial"/>
@@ -4682,7 +4682,7 @@
               <w:spacing w:after="10" w:before="0"/>
               <w:ind w:left="120"/>
             </w:pPr>
-            <w:hyperlink w:history="1" r:id="rIdrv8anim3moqg_1rfe1ec9">
+            <w:hyperlink w:history="1" r:id="rIdpofqosjw_c6iiwhgpmviw">
               <w:r>
                 <w:rPr>
                   <w:rFonts w:ascii="Arial" w:cs="Arial" w:eastAsia="Arial" w:hAnsi="Arial"/>
@@ -6264,7 +6264,7 @@
             <w:pPr>
               <w:spacing w:after="20" w:before="0"/>
             </w:pPr>
-            <w:hyperlink w:history="1" r:id="rId6yfqh4k6cqugnc13-wtto">
+            <w:hyperlink w:history="1" r:id="rIdaetdfxdwynkuhiyqqqem5">
               <w:r>
                 <w:rPr>
                   <w:rFonts w:ascii="Arial" w:cs="Arial" w:eastAsia="Arial" w:hAnsi="Arial"/>
@@ -6297,7 +6297,7 @@
               <w:spacing w:after="10" w:before="0"/>
               <w:ind w:left="120"/>
             </w:pPr>
-            <w:hyperlink w:history="1" r:id="rIduggyt_klwcixtrpm-vre2">
+            <w:hyperlink w:history="1" r:id="rIdnhhuutv8bpqwqmhzpg645">
               <w:r>
                 <w:rPr>
                   <w:rFonts w:ascii="Arial" w:cs="Arial" w:eastAsia="Arial" w:hAnsi="Arial"/>
@@ -6342,7 +6342,7 @@
             <w:pPr>
               <w:spacing w:after="20" w:before="0"/>
             </w:pPr>
-            <w:hyperlink w:history="1" r:id="rIdafdbh-vmkmmqdxvhbeg7s">
+            <w:hyperlink w:history="1" r:id="rIdh4vfkvqmwwaaa_0tihlwk">
               <w:r>
                 <w:rPr>
                   <w:rFonts w:ascii="Arial" w:cs="Arial" w:eastAsia="Arial" w:hAnsi="Arial"/>
@@ -6375,7 +6375,7 @@
               <w:spacing w:after="10" w:before="0"/>
               <w:ind w:left="120"/>
             </w:pPr>
-            <w:hyperlink w:history="1" r:id="rId7u78u-onik1oumnrnd7pp">
+            <w:hyperlink w:history="1" r:id="rIdlwmw2ngj6dprapcsrxrcx">
               <w:r>
                 <w:rPr>
                   <w:rFonts w:ascii="Arial" w:cs="Arial" w:eastAsia="Arial" w:hAnsi="Arial"/>
@@ -6570,7 +6570,7 @@
             <w:pPr>
               <w:spacing w:after="20" w:before="0"/>
             </w:pPr>
-            <w:hyperlink w:history="1" r:id="rId4pmjfoiwqirqfkvagb6se">
+            <w:hyperlink w:history="1" r:id="rIdjkbk4irpn4oc9rq36w3qf">
               <w:r>
                 <w:rPr>
                   <w:rFonts w:ascii="Arial" w:cs="Arial" w:eastAsia="Arial" w:hAnsi="Arial"/>
@@ -6603,7 +6603,7 @@
               <w:spacing w:after="10" w:before="0"/>
               <w:ind w:left="120"/>
             </w:pPr>
-            <w:hyperlink w:history="1" r:id="rIdvrldegjb_sku0tfwcqdk8">
+            <w:hyperlink w:history="1" r:id="rId86ikbj-ovpxsecs9n21_v">
               <w:r>
                 <w:rPr>
                   <w:rFonts w:ascii="Arial" w:cs="Arial" w:eastAsia="Arial" w:hAnsi="Arial"/>
@@ -6648,7 +6648,7 @@
             <w:pPr>
               <w:spacing w:after="20" w:before="0"/>
             </w:pPr>
-            <w:hyperlink w:history="1" r:id="rIdrvbaapo2nm1uojjy3oa5d">
+            <w:hyperlink w:history="1" r:id="rIdehmnqp7i1dxfi3pne0j-7">
               <w:r>
                 <w:rPr>
                   <w:rFonts w:ascii="Arial" w:cs="Arial" w:eastAsia="Arial" w:hAnsi="Arial"/>
@@ -6681,7 +6681,7 @@
               <w:spacing w:after="10" w:before="0"/>
               <w:ind w:left="120"/>
             </w:pPr>
-            <w:hyperlink w:history="1" r:id="rIdja1pucggfjl5alkfx-rqw">
+            <w:hyperlink w:history="1" r:id="rIdnxritpgw0rujmswmr9tnw">
               <w:r>
                 <w:rPr>
                   <w:rFonts w:ascii="Arial" w:cs="Arial" w:eastAsia="Arial" w:hAnsi="Arial"/>
@@ -7028,7 +7028,7 @@
             <w:pPr>
               <w:spacing w:after="20" w:before="0"/>
             </w:pPr>
-            <w:hyperlink w:history="1" r:id="rId59w7vhfxxenm-udjzbe7g">
+            <w:hyperlink w:history="1" r:id="rIdl4nadlamlqqg10q5ve7op">
               <w:r>
                 <w:rPr>
                   <w:rFonts w:ascii="Arial" w:cs="Arial" w:eastAsia="Arial" w:hAnsi="Arial"/>
@@ -7061,7 +7061,7 @@
               <w:spacing w:after="10" w:before="0"/>
               <w:ind w:left="120"/>
             </w:pPr>
-            <w:hyperlink w:history="1" r:id="rId9th2cxhh0bg_44veaplkk">
+            <w:hyperlink w:history="1" r:id="rIdenb6vx0gtqg6xrv9zhzxr">
               <w:r>
                 <w:rPr>
                   <w:rFonts w:ascii="Arial" w:cs="Arial" w:eastAsia="Arial" w:hAnsi="Arial"/>
@@ -7106,7 +7106,7 @@
             <w:pPr>
               <w:spacing w:after="20" w:before="0"/>
             </w:pPr>
-            <w:hyperlink w:history="1" r:id="rIdm8ev08xgvp68khckmlviw">
+            <w:hyperlink w:history="1" r:id="rIds-5ckkpjd1pnbjjvr-ewv">
               <w:r>
                 <w:rPr>
                   <w:rFonts w:ascii="Arial" w:cs="Arial" w:eastAsia="Arial" w:hAnsi="Arial"/>
@@ -7139,7 +7139,7 @@
               <w:spacing w:after="10" w:before="0"/>
               <w:ind w:left="120"/>
             </w:pPr>
-            <w:hyperlink w:history="1" r:id="rIdc8qyv_p-d3cij1d0shgdq">
+            <w:hyperlink w:history="1" r:id="rIdvdcgfhorrfn484hn9ccnt">
               <w:r>
                 <w:rPr>
                   <w:rFonts w:ascii="Arial" w:cs="Arial" w:eastAsia="Arial" w:hAnsi="Arial"/>
@@ -7334,7 +7334,7 @@
             <w:pPr>
               <w:spacing w:after="20" w:before="0"/>
             </w:pPr>
-            <w:hyperlink w:history="1" r:id="rIdzpcqcuwk6uibkljfu8ktk">
+            <w:hyperlink w:history="1" r:id="rId-o_uzv4nqogn3-ypwuhwc">
               <w:r>
                 <w:rPr>
                   <w:rFonts w:ascii="Arial" w:cs="Arial" w:eastAsia="Arial" w:hAnsi="Arial"/>
@@ -7367,7 +7367,7 @@
               <w:spacing w:after="10" w:before="0"/>
               <w:ind w:left="120"/>
             </w:pPr>
-            <w:hyperlink w:history="1" r:id="rIdoxes2aomdlu_esrlapbit">
+            <w:hyperlink w:history="1" r:id="rIdsiqyoiigp8qzqjwd5-jv3">
               <w:r>
                 <w:rPr>
                   <w:rFonts w:ascii="Arial" w:cs="Arial" w:eastAsia="Arial" w:hAnsi="Arial"/>
@@ -7412,7 +7412,7 @@
             <w:pPr>
               <w:spacing w:after="20" w:before="0"/>
             </w:pPr>
-            <w:hyperlink w:history="1" r:id="rIdt1hpcl00czjqzcwinuh34">
+            <w:hyperlink w:history="1" r:id="rIdgwr3pzph7jbbrwmnebf_d">
               <w:r>
                 <w:rPr>
                   <w:rFonts w:ascii="Arial" w:cs="Arial" w:eastAsia="Arial" w:hAnsi="Arial"/>
@@ -7445,7 +7445,7 @@
               <w:spacing w:after="10" w:before="0"/>
               <w:ind w:left="120"/>
             </w:pPr>
-            <w:hyperlink w:history="1" r:id="rId44h1-7acbebash2cwgpfb">
+            <w:hyperlink w:history="1" r:id="rId-oavunpwgz0in0i7n6per">
               <w:r>
                 <w:rPr>
                   <w:rFonts w:ascii="Arial" w:cs="Arial" w:eastAsia="Arial" w:hAnsi="Arial"/>
@@ -7640,7 +7640,7 @@
             <w:pPr>
               <w:spacing w:after="20" w:before="0"/>
             </w:pPr>
-            <w:hyperlink w:history="1" r:id="rIdmz6jhvzajqp87k9alau5j">
+            <w:hyperlink w:history="1" r:id="rIdhsvz929o2xtz9xk9cbrgr">
               <w:r>
                 <w:rPr>
                   <w:rFonts w:ascii="Arial" w:cs="Arial" w:eastAsia="Arial" w:hAnsi="Arial"/>
@@ -7673,7 +7673,7 @@
               <w:spacing w:after="10" w:before="0"/>
               <w:ind w:left="120"/>
             </w:pPr>
-            <w:hyperlink w:history="1" r:id="rId_bkhmkx8s8zyelf7ccc1v">
+            <w:hyperlink w:history="1" r:id="rId8sbmqw35hj3whrmlt5n2a">
               <w:r>
                 <w:rPr>
                   <w:rFonts w:ascii="Arial" w:cs="Arial" w:eastAsia="Arial" w:hAnsi="Arial"/>
@@ -7718,7 +7718,7 @@
             <w:pPr>
               <w:spacing w:after="20" w:before="0"/>
             </w:pPr>
-            <w:hyperlink w:history="1" r:id="rId21fpdayeaycsiqqxmyaij">
+            <w:hyperlink w:history="1" r:id="rIdenbnzwmuk9ci_teneyber">
               <w:r>
                 <w:rPr>
                   <w:rFonts w:ascii="Arial" w:cs="Arial" w:eastAsia="Arial" w:hAnsi="Arial"/>
@@ -7751,7 +7751,7 @@
               <w:spacing w:after="10" w:before="0"/>
               <w:ind w:left="120"/>
             </w:pPr>
-            <w:hyperlink w:history="1" r:id="rIduykczphe-myd1cbdcrydc">
+            <w:hyperlink w:history="1" r:id="rIdw_rffpsr7txwsc-eeemxj">
               <w:r>
                 <w:rPr>
                   <w:rFonts w:ascii="Arial" w:cs="Arial" w:eastAsia="Arial" w:hAnsi="Arial"/>
@@ -9238,7 +9238,7 @@
             <w:pPr>
               <w:spacing w:after="20" w:before="0"/>
             </w:pPr>
-            <w:hyperlink w:history="1" r:id="rIdwjbxrt6lidzxpjmcsot_c">
+            <w:hyperlink w:history="1" r:id="rIdsgejvrlad4_wnp9scbtpy">
               <w:r>
                 <w:rPr>
                   <w:rFonts w:ascii="Arial" w:cs="Arial" w:eastAsia="Arial" w:hAnsi="Arial"/>
@@ -9271,7 +9271,7 @@
               <w:spacing w:after="10" w:before="0"/>
               <w:ind w:left="120"/>
             </w:pPr>
-            <w:hyperlink w:history="1" r:id="rIdqfwi23-d92af0d_csqf7x">
+            <w:hyperlink w:history="1" r:id="rIdgdnfbfmt-g26nch00jqer">
               <w:r>
                 <w:rPr>
                   <w:rFonts w:ascii="Arial" w:cs="Arial" w:eastAsia="Arial" w:hAnsi="Arial"/>
@@ -9316,7 +9316,7 @@
             <w:pPr>
               <w:spacing w:after="20" w:before="0"/>
             </w:pPr>
-            <w:hyperlink w:history="1" r:id="rIdqclrvo58zwmrj7jq36c6b">
+            <w:hyperlink w:history="1" r:id="rIdaq_6sl-ye4c7guxvtur-t">
               <w:r>
                 <w:rPr>
                   <w:rFonts w:ascii="Arial" w:cs="Arial" w:eastAsia="Arial" w:hAnsi="Arial"/>
@@ -9349,7 +9349,7 @@
               <w:spacing w:after="10" w:before="0"/>
               <w:ind w:left="120"/>
             </w:pPr>
-            <w:hyperlink w:history="1" r:id="rIdviducjgwxab8jtaexaz4n">
+            <w:hyperlink w:history="1" r:id="rIdrdl6gewo-j2nc2s5lepbv">
               <w:r>
                 <w:rPr>
                   <w:rFonts w:ascii="Arial" w:cs="Arial" w:eastAsia="Arial" w:hAnsi="Arial"/>
@@ -9544,7 +9544,7 @@
             <w:pPr>
               <w:spacing w:after="20" w:before="0"/>
             </w:pPr>
-            <w:hyperlink w:history="1" r:id="rIdvbmejvpdhkhfq3s1ijxze">
+            <w:hyperlink w:history="1" r:id="rIdaafkw5_bzwsuzdxi2rmaq">
               <w:r>
                 <w:rPr>
                   <w:rFonts w:ascii="Arial" w:cs="Arial" w:eastAsia="Arial" w:hAnsi="Arial"/>
@@ -9577,7 +9577,7 @@
               <w:spacing w:after="10" w:before="0"/>
               <w:ind w:left="120"/>
             </w:pPr>
-            <w:hyperlink w:history="1" r:id="rIdil2urqspbbxcdfzqn5ogg">
+            <w:hyperlink w:history="1" r:id="rId8gxkmcprjl5n2sprer77x">
               <w:r>
                 <w:rPr>
                   <w:rFonts w:ascii="Arial" w:cs="Arial" w:eastAsia="Arial" w:hAnsi="Arial"/>
@@ -9622,7 +9622,7 @@
             <w:pPr>
               <w:spacing w:after="20" w:before="0"/>
             </w:pPr>
-            <w:hyperlink w:history="1" r:id="rIdjygahofsiyw4uqlmu3t1i">
+            <w:hyperlink w:history="1" r:id="rIdyken0g_y4zu4h0znycgx0">
               <w:r>
                 <w:rPr>
                   <w:rFonts w:ascii="Arial" w:cs="Arial" w:eastAsia="Arial" w:hAnsi="Arial"/>
@@ -9655,7 +9655,7 @@
               <w:spacing w:after="10" w:before="0"/>
               <w:ind w:left="120"/>
             </w:pPr>
-            <w:hyperlink w:history="1" r:id="rIdscmfzvahtebzcbvtghqqf">
+            <w:hyperlink w:history="1" r:id="rIdpjunvnx0ptkv66nb589d-">
               <w:r>
                 <w:rPr>
                   <w:rFonts w:ascii="Arial" w:cs="Arial" w:eastAsia="Arial" w:hAnsi="Arial"/>
@@ -9850,7 +9850,7 @@
             <w:pPr>
               <w:spacing w:after="20" w:before="0"/>
             </w:pPr>
-            <w:hyperlink w:history="1" r:id="rIdyox7oaqibzuf63fp9ett8">
+            <w:hyperlink w:history="1" r:id="rId1dnvfffzwcgtaqj4hayhg">
               <w:r>
                 <w:rPr>
                   <w:rFonts w:ascii="Arial" w:cs="Arial" w:eastAsia="Arial" w:hAnsi="Arial"/>
@@ -9883,7 +9883,7 @@
               <w:spacing w:after="10" w:before="0"/>
               <w:ind w:left="120"/>
             </w:pPr>
-            <w:hyperlink w:history="1" r:id="rIdmpfz9u4ava_uf8osovh-s">
+            <w:hyperlink w:history="1" r:id="rIdud1lixd4tpstbszrfxnhy">
               <w:r>
                 <w:rPr>
                   <w:rFonts w:ascii="Arial" w:cs="Arial" w:eastAsia="Arial" w:hAnsi="Arial"/>
@@ -9928,7 +9928,7 @@
             <w:pPr>
               <w:spacing w:after="20" w:before="0"/>
             </w:pPr>
-            <w:hyperlink w:history="1" r:id="rId3zj1pag3v3xsmvbtv-vtu">
+            <w:hyperlink w:history="1" r:id="rIdgragojuadcqpgaakf1jfz">
               <w:r>
                 <w:rPr>
                   <w:rFonts w:ascii="Arial" w:cs="Arial" w:eastAsia="Arial" w:hAnsi="Arial"/>
@@ -9961,7 +9961,7 @@
               <w:spacing w:after="10" w:before="0"/>
               <w:ind w:left="120"/>
             </w:pPr>
-            <w:hyperlink w:history="1" r:id="rId_sfkmi_aujz8qf-5ym_ja">
+            <w:hyperlink w:history="1" r:id="rIdm3bhxveelphg_huoix5tq">
               <w:r>
                 <w:rPr>
                   <w:rFonts w:ascii="Arial" w:cs="Arial" w:eastAsia="Arial" w:hAnsi="Arial"/>
@@ -10156,7 +10156,7 @@
             <w:pPr>
               <w:spacing w:after="20" w:before="0"/>
             </w:pPr>
-            <w:hyperlink w:history="1" r:id="rIdavkcwkubbllmfr2iwqtme">
+            <w:hyperlink w:history="1" r:id="rIdrx6mqc6pywcrv8ppcwve-">
               <w:r>
                 <w:rPr>
                   <w:rFonts w:ascii="Arial" w:cs="Arial" w:eastAsia="Arial" w:hAnsi="Arial"/>
@@ -10189,7 +10189,7 @@
               <w:spacing w:after="10" w:before="0"/>
               <w:ind w:left="120"/>
             </w:pPr>
-            <w:hyperlink w:history="1" r:id="rIdoii8o_8qunulzh2rdjlw0">
+            <w:hyperlink w:history="1" r:id="rIdrcw02oxxgvc595tpypqpk">
               <w:r>
                 <w:rPr>
                   <w:rFonts w:ascii="Arial" w:cs="Arial" w:eastAsia="Arial" w:hAnsi="Arial"/>
@@ -10234,7 +10234,7 @@
             <w:pPr>
               <w:spacing w:after="20" w:before="0"/>
             </w:pPr>
-            <w:hyperlink w:history="1" r:id="rIdfj-am8uzw7keb6zxswp9j">
+            <w:hyperlink w:history="1" r:id="rIdgtoosqscmovruuqgniozk">
               <w:r>
                 <w:rPr>
                   <w:rFonts w:ascii="Arial" w:cs="Arial" w:eastAsia="Arial" w:hAnsi="Arial"/>
@@ -10267,7 +10267,7 @@
               <w:spacing w:after="10" w:before="0"/>
               <w:ind w:left="120"/>
             </w:pPr>
-            <w:hyperlink w:history="1" r:id="rIdrerbjwzm_y6976nbjip9g">
+            <w:hyperlink w:history="1" r:id="rIduyh5xqqruyamrlrvp9eqz">
               <w:r>
                 <w:rPr>
                   <w:rFonts w:ascii="Arial" w:cs="Arial" w:eastAsia="Arial" w:hAnsi="Arial"/>
@@ -10462,7 +10462,7 @@
             <w:pPr>
               <w:spacing w:after="20" w:before="0"/>
             </w:pPr>
-            <w:hyperlink w:history="1" r:id="rIdelaqatfl67m1hfp3gunoa">
+            <w:hyperlink w:history="1" r:id="rIda-aztkwvqnylsaewokrpy">
               <w:r>
                 <w:rPr>
                   <w:rFonts w:ascii="Arial" w:cs="Arial" w:eastAsia="Arial" w:hAnsi="Arial"/>
@@ -10495,7 +10495,7 @@
               <w:spacing w:after="10" w:before="0"/>
               <w:ind w:left="120"/>
             </w:pPr>
-            <w:hyperlink w:history="1" r:id="rIdzllaclahquhdf652fme-d">
+            <w:hyperlink w:history="1" r:id="rIdt-uyoowaus0zrl1haerm8">
               <w:r>
                 <w:rPr>
                   <w:rFonts w:ascii="Arial" w:cs="Arial" w:eastAsia="Arial" w:hAnsi="Arial"/>
@@ -10540,7 +10540,7 @@
             <w:pPr>
               <w:spacing w:after="20" w:before="0"/>
             </w:pPr>
-            <w:hyperlink w:history="1" r:id="rId7wp6gj2g_oijs_lo_wmcy">
+            <w:hyperlink w:history="1" r:id="rIdafyoawrqad21m0yhcwnao">
               <w:r>
                 <w:rPr>
                   <w:rFonts w:ascii="Arial" w:cs="Arial" w:eastAsia="Arial" w:hAnsi="Arial"/>
@@ -10573,7 +10573,7 @@
               <w:spacing w:after="10" w:before="0"/>
               <w:ind w:left="120"/>
             </w:pPr>
-            <w:hyperlink w:history="1" r:id="rIdxc32bg-rx3l4gwkcmqqgh">
+            <w:hyperlink w:history="1" r:id="rIdigwghnu1nlvoomj-2qwkq">
               <w:r>
                 <w:rPr>
                   <w:rFonts w:ascii="Arial" w:cs="Arial" w:eastAsia="Arial" w:hAnsi="Arial"/>
@@ -12155,7 +12155,7 @@
             <w:pPr>
               <w:spacing w:after="20" w:before="0"/>
             </w:pPr>
-            <w:hyperlink w:history="1" r:id="rIdklqm5o82bfccdwnoqizm0">
+            <w:hyperlink w:history="1" r:id="rIdik97ugjgyk9cfa8qu62-p">
               <w:r>
                 <w:rPr>
                   <w:rFonts w:ascii="Arial" w:cs="Arial" w:eastAsia="Arial" w:hAnsi="Arial"/>
@@ -12188,7 +12188,7 @@
               <w:spacing w:after="10" w:before="0"/>
               <w:ind w:left="120"/>
             </w:pPr>
-            <w:hyperlink w:history="1" r:id="rIdqotczcv4kj7zgzedym6bp">
+            <w:hyperlink w:history="1" r:id="rIdvha0vkd-765kbodd0_jve">
               <w:r>
                 <w:rPr>
                   <w:rFonts w:ascii="Arial" w:cs="Arial" w:eastAsia="Arial" w:hAnsi="Arial"/>
@@ -12233,7 +12233,7 @@
             <w:pPr>
               <w:spacing w:after="20" w:before="0"/>
             </w:pPr>
-            <w:hyperlink w:history="1" r:id="rIdnboqquozq5opv_ilyctdw">
+            <w:hyperlink w:history="1" r:id="rIdylxjbguuldh8fu-pm7oti">
               <w:r>
                 <w:rPr>
                   <w:rFonts w:ascii="Arial" w:cs="Arial" w:eastAsia="Arial" w:hAnsi="Arial"/>
@@ -12266,7 +12266,7 @@
               <w:spacing w:after="10" w:before="0"/>
               <w:ind w:left="120"/>
             </w:pPr>
-            <w:hyperlink w:history="1" r:id="rIdf2iloccndq03wc7n3ai3q">
+            <w:hyperlink w:history="1" r:id="rIddbevylc-g_iowx5dvjqhq">
               <w:r>
                 <w:rPr>
                   <w:rFonts w:ascii="Arial" w:cs="Arial" w:eastAsia="Arial" w:hAnsi="Arial"/>
@@ -12461,7 +12461,7 @@
             <w:pPr>
               <w:spacing w:after="20" w:before="0"/>
             </w:pPr>
-            <w:hyperlink w:history="1" r:id="rIddkng8hiastdbnyx7sib26">
+            <w:hyperlink w:history="1" r:id="rIdid3rveal_n4gjace_blp3">
               <w:r>
                 <w:rPr>
                   <w:rFonts w:ascii="Arial" w:cs="Arial" w:eastAsia="Arial" w:hAnsi="Arial"/>
@@ -12494,7 +12494,7 @@
               <w:spacing w:after="10" w:before="0"/>
               <w:ind w:left="120"/>
             </w:pPr>
-            <w:hyperlink w:history="1" r:id="rIdna9-vruvzut85l3xd84pi">
+            <w:hyperlink w:history="1" r:id="rIdcr7z9uz7hpv_jkhyqrmdd">
               <w:r>
                 <w:rPr>
                   <w:rFonts w:ascii="Arial" w:cs="Arial" w:eastAsia="Arial" w:hAnsi="Arial"/>
@@ -12539,7 +12539,7 @@
             <w:pPr>
               <w:spacing w:after="20" w:before="0"/>
             </w:pPr>
-            <w:hyperlink w:history="1" r:id="rIdrtkgcnqqvc6vdbvqaqwyj">
+            <w:hyperlink w:history="1" r:id="rIdyqaowbj5aq8bmkuvzh2ty">
               <w:r>
                 <w:rPr>
                   <w:rFonts w:ascii="Arial" w:cs="Arial" w:eastAsia="Arial" w:hAnsi="Arial"/>
@@ -12572,7 +12572,7 @@
               <w:spacing w:after="10" w:before="0"/>
               <w:ind w:left="120"/>
             </w:pPr>
-            <w:hyperlink w:history="1" r:id="rId_3i0mgqfcgnrrls3ectcq">
+            <w:hyperlink w:history="1" r:id="rIdkgd4ofnz7dvp7sf2soiko">
               <w:r>
                 <w:rPr>
                   <w:rFonts w:ascii="Arial" w:cs="Arial" w:eastAsia="Arial" w:hAnsi="Arial"/>
@@ -12767,7 +12767,7 @@
             <w:pPr>
               <w:spacing w:after="20" w:before="0"/>
             </w:pPr>
-            <w:hyperlink w:history="1" r:id="rId5pgmcwib0nwfqymbqav9j">
+            <w:hyperlink w:history="1" r:id="rIdab6kxwkzsuys-x1zbba2d">
               <w:r>
                 <w:rPr>
                   <w:rFonts w:ascii="Arial" w:cs="Arial" w:eastAsia="Arial" w:hAnsi="Arial"/>
@@ -12800,7 +12800,7 @@
               <w:spacing w:after="10" w:before="0"/>
               <w:ind w:left="120"/>
             </w:pPr>
-            <w:hyperlink w:history="1" r:id="rIddcbmsiz5nhvtq1bdwhvdi">
+            <w:hyperlink w:history="1" r:id="rIdz5zjh7a0ganuiotphhxvk">
               <w:r>
                 <w:rPr>
                   <w:rFonts w:ascii="Arial" w:cs="Arial" w:eastAsia="Arial" w:hAnsi="Arial"/>
@@ -12845,7 +12845,7 @@
             <w:pPr>
               <w:spacing w:after="20" w:before="0"/>
             </w:pPr>
-            <w:hyperlink w:history="1" r:id="rIdybyr29k5htmwwap_z2ubw">
+            <w:hyperlink w:history="1" r:id="rIdrgbt4i1krjtiv1x8q9zbv">
               <w:r>
                 <w:rPr>
                   <w:rFonts w:ascii="Arial" w:cs="Arial" w:eastAsia="Arial" w:hAnsi="Arial"/>
@@ -12878,7 +12878,7 @@
               <w:spacing w:after="10" w:before="0"/>
               <w:ind w:left="120"/>
             </w:pPr>
-            <w:hyperlink w:history="1" r:id="rIda9qxnunlz8earkjqnpkcl">
+            <w:hyperlink w:history="1" r:id="rId2h9j0rtg6u5r7z07vqpeo">
               <w:r>
                 <w:rPr>
                   <w:rFonts w:ascii="Arial" w:cs="Arial" w:eastAsia="Arial" w:hAnsi="Arial"/>
@@ -13073,7 +13073,7 @@
             <w:pPr>
               <w:spacing w:after="20" w:before="0"/>
             </w:pPr>
-            <w:hyperlink w:history="1" r:id="rIdjlutlyqsmylmasa6yqwgc">
+            <w:hyperlink w:history="1" r:id="rId4js5num_rrzmxvsgpro27">
               <w:r>
                 <w:rPr>
                   <w:rFonts w:ascii="Arial" w:cs="Arial" w:eastAsia="Arial" w:hAnsi="Arial"/>
@@ -13106,7 +13106,7 @@
               <w:spacing w:after="10" w:before="0"/>
               <w:ind w:left="120"/>
             </w:pPr>
-            <w:hyperlink w:history="1" r:id="rId2dq3o8hxujyhmwqv4-yrd">
+            <w:hyperlink w:history="1" r:id="rIdjvy5srktxd1zklz1qavyg">
               <w:r>
                 <w:rPr>
                   <w:rFonts w:ascii="Arial" w:cs="Arial" w:eastAsia="Arial" w:hAnsi="Arial"/>
@@ -13151,7 +13151,7 @@
             <w:pPr>
               <w:spacing w:after="20" w:before="0"/>
             </w:pPr>
-            <w:hyperlink w:history="1" r:id="rIdmlfaxb64krokotecmd3qd">
+            <w:hyperlink w:history="1" r:id="rIdud_axk6p3hwvkmdgls2g-">
               <w:r>
                 <w:rPr>
                   <w:rFonts w:ascii="Arial" w:cs="Arial" w:eastAsia="Arial" w:hAnsi="Arial"/>
@@ -13184,7 +13184,7 @@
               <w:spacing w:after="10" w:before="0"/>
               <w:ind w:left="120"/>
             </w:pPr>
-            <w:hyperlink w:history="1" r:id="rIdfyfrttfqb9sf5x-tumk1a">
+            <w:hyperlink w:history="1" r:id="rIdr4qbflzfu7boxgek1l88f">
               <w:r>
                 <w:rPr>
                   <w:rFonts w:ascii="Arial" w:cs="Arial" w:eastAsia="Arial" w:hAnsi="Arial"/>
@@ -13379,7 +13379,7 @@
             <w:pPr>
               <w:spacing w:after="20" w:before="0"/>
             </w:pPr>
-            <w:hyperlink w:history="1" r:id="rIdjxbeyfrc-t8tbkcm57rfm">
+            <w:hyperlink w:history="1" r:id="rIdxhipjvqstyl5hqewmazne">
               <w:r>
                 <w:rPr>
                   <w:rFonts w:ascii="Arial" w:cs="Arial" w:eastAsia="Arial" w:hAnsi="Arial"/>
@@ -13412,7 +13412,7 @@
               <w:spacing w:after="10" w:before="0"/>
               <w:ind w:left="120"/>
             </w:pPr>
-            <w:hyperlink w:history="1" r:id="rIdr_lg_hnjpdzpuc8vojxad">
+            <w:hyperlink w:history="1" r:id="rIdrjb9oajbk3x1yaghysbqs">
               <w:r>
                 <w:rPr>
                   <w:rFonts w:ascii="Arial" w:cs="Arial" w:eastAsia="Arial" w:hAnsi="Arial"/>
@@ -13457,7 +13457,7 @@
             <w:pPr>
               <w:spacing w:after="20" w:before="0"/>
             </w:pPr>
-            <w:hyperlink w:history="1" r:id="rIdailau1ggum9bdvubumg4k">
+            <w:hyperlink w:history="1" r:id="rIdx6mxxcsekcnhrrzalyssm">
               <w:r>
                 <w:rPr>
                   <w:rFonts w:ascii="Arial" w:cs="Arial" w:eastAsia="Arial" w:hAnsi="Arial"/>
@@ -13490,7 +13490,7 @@
               <w:spacing w:after="10" w:before="0"/>
               <w:ind w:left="120"/>
             </w:pPr>
-            <w:hyperlink w:history="1" r:id="rIdpe4pob_3kl2rsjuhw6uk7">
+            <w:hyperlink w:history="1" r:id="rId4w2itv-tpiblo-rzyrxju">
               <w:r>
                 <w:rPr>
                   <w:rFonts w:ascii="Arial" w:cs="Arial" w:eastAsia="Arial" w:hAnsi="Arial"/>
@@ -15091,7 +15091,7 @@
             <w:pPr>
               <w:spacing w:after="20" w:before="0"/>
             </w:pPr>
-            <w:hyperlink w:history="1" r:id="rIdtnpiflhp5f13qknonlrnc">
+            <w:hyperlink w:history="1" r:id="rIdflfraao5gdo0vqc5ijrig">
               <w:r>
                 <w:rPr>
                   <w:rFonts w:ascii="Arial" w:cs="Arial" w:eastAsia="Arial" w:hAnsi="Arial"/>
@@ -15124,7 +15124,7 @@
               <w:spacing w:after="10" w:before="0"/>
               <w:ind w:left="120"/>
             </w:pPr>
-            <w:hyperlink w:history="1" r:id="rIdkijcuku8t9vcc_7rd_ou-">
+            <w:hyperlink w:history="1" r:id="rId8law9iu-p0m4fihqk-qol">
               <w:r>
                 <w:rPr>
                   <w:rFonts w:ascii="Arial" w:cs="Arial" w:eastAsia="Arial" w:hAnsi="Arial"/>
@@ -15169,7 +15169,7 @@
             <w:pPr>
               <w:spacing w:after="20" w:before="0"/>
             </w:pPr>
-            <w:hyperlink w:history="1" r:id="rIdbp8eypizdvpdu6ifhc0wt">
+            <w:hyperlink w:history="1" r:id="rId8wpxt5hvzz8xmo5zdcoo_">
               <w:r>
                 <w:rPr>
                   <w:rFonts w:ascii="Arial" w:cs="Arial" w:eastAsia="Arial" w:hAnsi="Arial"/>
@@ -15202,7 +15202,7 @@
               <w:spacing w:after="10" w:before="0"/>
               <w:ind w:left="120"/>
             </w:pPr>
-            <w:hyperlink w:history="1" r:id="rIdarl7cjbdo1trn-lme_-mu">
+            <w:hyperlink w:history="1" r:id="rIduga4nvoz0c6rivzq643ud">
               <w:r>
                 <w:rPr>
                   <w:rFonts w:ascii="Arial" w:cs="Arial" w:eastAsia="Arial" w:hAnsi="Arial"/>
@@ -15473,7 +15473,7 @@
             <w:pPr>
               <w:spacing w:after="20" w:before="0"/>
             </w:pPr>
-            <w:hyperlink w:history="1" r:id="rIdagpmgklfxpt8h79dbmek8">
+            <w:hyperlink w:history="1" r:id="rIdqryaucnw6lud02f1qs8fi">
               <w:r>
                 <w:rPr>
                   <w:rFonts w:ascii="Arial" w:cs="Arial" w:eastAsia="Arial" w:hAnsi="Arial"/>
@@ -15506,7 +15506,7 @@
               <w:spacing w:after="10" w:before="0"/>
               <w:ind w:left="120"/>
             </w:pPr>
-            <w:hyperlink w:history="1" r:id="rIdnjy3vghs4r5nfzfueza2a">
+            <w:hyperlink w:history="1" r:id="rIdlz-12bhbkvjefc94ajhkl">
               <w:r>
                 <w:rPr>
                   <w:rFonts w:ascii="Arial" w:cs="Arial" w:eastAsia="Arial" w:hAnsi="Arial"/>
@@ -15551,7 +15551,7 @@
             <w:pPr>
               <w:spacing w:after="20" w:before="0"/>
             </w:pPr>
-            <w:hyperlink w:history="1" r:id="rId8p5bau2t4dtfp7zhl057q">
+            <w:hyperlink w:history="1" r:id="rIdon0imqrr6vloglgf4uzhj">
               <w:r>
                 <w:rPr>
                   <w:rFonts w:ascii="Arial" w:cs="Arial" w:eastAsia="Arial" w:hAnsi="Arial"/>
@@ -15584,7 +15584,7 @@
               <w:spacing w:after="10" w:before="0"/>
               <w:ind w:left="120"/>
             </w:pPr>
-            <w:hyperlink w:history="1" r:id="rId7lmyeckwz6ndelrvujmri">
+            <w:hyperlink w:history="1" r:id="rId4eqaupc-lbzc3_plj6jc2">
               <w:r>
                 <w:rPr>
                   <w:rFonts w:ascii="Arial" w:cs="Arial" w:eastAsia="Arial" w:hAnsi="Arial"/>
@@ -16030,7 +16030,7 @@
             <w:pPr>
               <w:spacing w:after="20" w:before="0"/>
             </w:pPr>
-            <w:hyperlink w:history="1" r:id="rIdytadxzpvv79vci1fqvqyp">
+            <w:hyperlink w:history="1" r:id="rIdomrfqzv1psxegjfwmkxzy">
               <w:r>
                 <w:rPr>
                   <w:rFonts w:ascii="Arial" w:cs="Arial" w:eastAsia="Arial" w:hAnsi="Arial"/>
@@ -16063,7 +16063,7 @@
               <w:spacing w:after="10" w:before="0"/>
               <w:ind w:left="120"/>
             </w:pPr>
-            <w:hyperlink w:history="1" r:id="rIdnv3qxmc3uwo2kumcc8dsu">
+            <w:hyperlink w:history="1" r:id="rIdvntzoxdxjcfb7wgr4pzby">
               <w:r>
                 <w:rPr>
                   <w:rFonts w:ascii="Arial" w:cs="Arial" w:eastAsia="Arial" w:hAnsi="Arial"/>
@@ -16108,7 +16108,7 @@
             <w:pPr>
               <w:spacing w:after="20" w:before="0"/>
             </w:pPr>
-            <w:hyperlink w:history="1" r:id="rIdr0u9eyblls-f618v5x6-b">
+            <w:hyperlink w:history="1" r:id="rIdfvmqindxd4qtdolsmbn24">
               <w:r>
                 <w:rPr>
                   <w:rFonts w:ascii="Arial" w:cs="Arial" w:eastAsia="Arial" w:hAnsi="Arial"/>
@@ -16141,7 +16141,7 @@
               <w:spacing w:after="10" w:before="0"/>
               <w:ind w:left="120"/>
             </w:pPr>
-            <w:hyperlink w:history="1" r:id="rIdlpqlks6yyfvtk7ixigjya">
+            <w:hyperlink w:history="1" r:id="rIdjtjhxjaeivxa68-0q9_du">
               <w:r>
                 <w:rPr>
                   <w:rFonts w:ascii="Arial" w:cs="Arial" w:eastAsia="Arial" w:hAnsi="Arial"/>
@@ -16412,7 +16412,7 @@
             <w:pPr>
               <w:spacing w:after="20" w:before="0"/>
             </w:pPr>
-            <w:hyperlink w:history="1" r:id="rId2d0nny40eagiic1zkcf_a">
+            <w:hyperlink w:history="1" r:id="rIdt0p_kcwtlxs92tpgc6o-3">
               <w:r>
                 <w:rPr>
                   <w:rFonts w:ascii="Arial" w:cs="Arial" w:eastAsia="Arial" w:hAnsi="Arial"/>
@@ -16445,7 +16445,7 @@
               <w:spacing w:after="10" w:before="0"/>
               <w:ind w:left="120"/>
             </w:pPr>
-            <w:hyperlink w:history="1" r:id="rIdf4lriyjpicbbduzl2z3gy">
+            <w:hyperlink w:history="1" r:id="rIdndvkm8jugk0x7tskyrwsf">
               <w:r>
                 <w:rPr>
                   <w:rFonts w:ascii="Arial" w:cs="Arial" w:eastAsia="Arial" w:hAnsi="Arial"/>
@@ -16490,7 +16490,7 @@
             <w:pPr>
               <w:spacing w:after="20" w:before="0"/>
             </w:pPr>
-            <w:hyperlink w:history="1" r:id="rIdgp8yq-eltbivecs6mptbh">
+            <w:hyperlink w:history="1" r:id="rIdjvozelo0kbgh6cgnlqzew">
               <w:r>
                 <w:rPr>
                   <w:rFonts w:ascii="Arial" w:cs="Arial" w:eastAsia="Arial" w:hAnsi="Arial"/>
@@ -16523,7 +16523,7 @@
               <w:spacing w:after="10" w:before="0"/>
               <w:ind w:left="120"/>
             </w:pPr>
-            <w:hyperlink w:history="1" r:id="rId0etzg2pmfiozrkbdnakgh">
+            <w:hyperlink w:history="1" r:id="rId40yayyxwptdzas8nb2hv-">
               <w:r>
                 <w:rPr>
                   <w:rFonts w:ascii="Arial" w:cs="Arial" w:eastAsia="Arial" w:hAnsi="Arial"/>
@@ -16813,7 +16813,7 @@
             <w:pPr>
               <w:spacing w:after="20" w:before="0"/>
             </w:pPr>
-            <w:hyperlink w:history="1" r:id="rIde-buf3ufcxfemsrwguzrb">
+            <w:hyperlink w:history="1" r:id="rIdz3ufkeryza10-ztg6hnad">
               <w:r>
                 <w:rPr>
                   <w:rFonts w:ascii="Arial" w:cs="Arial" w:eastAsia="Arial" w:hAnsi="Arial"/>
@@ -16846,7 +16846,7 @@
               <w:spacing w:after="10" w:before="0"/>
               <w:ind w:left="120"/>
             </w:pPr>
-            <w:hyperlink w:history="1" r:id="rId5emnhldjnzclu2akyjc21">
+            <w:hyperlink w:history="1" r:id="rIdn4xwykslufcqxqofupzgi">
               <w:r>
                 <w:rPr>
                   <w:rFonts w:ascii="Arial" w:cs="Arial" w:eastAsia="Arial" w:hAnsi="Arial"/>
@@ -16891,7 +16891,7 @@
             <w:pPr>
               <w:spacing w:after="20" w:before="0"/>
             </w:pPr>
-            <w:hyperlink w:history="1" r:id="rId1_r_an-9lcpyug7e3d5yn">
+            <w:hyperlink w:history="1" r:id="rId4lieyiyzbb3fo4bpqq3rb">
               <w:r>
                 <w:rPr>
                   <w:rFonts w:ascii="Arial" w:cs="Arial" w:eastAsia="Arial" w:hAnsi="Arial"/>
@@ -16924,7 +16924,7 @@
               <w:spacing w:after="10" w:before="0"/>
               <w:ind w:left="120"/>
             </w:pPr>
-            <w:hyperlink w:history="1" r:id="rIdadwgvy9j_suwuu9ooepr9">
+            <w:hyperlink w:history="1" r:id="rIdcvnwcsglnsehbidzobn-e">
               <w:r>
                 <w:rPr>
                   <w:rFonts w:ascii="Arial" w:cs="Arial" w:eastAsia="Arial" w:hAnsi="Arial"/>
@@ -18095,7 +18095,25 @@
             </w:tcMar>
             <w:vAlign w:val="top"/>
           </w:tcPr>
-          <w:p/>
+          <w:p>
+            <w:pPr>
+              <w:spacing w:after="40" w:before="0"/>
+              <w:jc w:val="left"/>
+            </w:pPr>
+            <w:r>
+              <w:rPr>
+                <w:rFonts w:ascii="Arial" w:cs="Arial" w:eastAsia="Arial" w:hAnsi="Arial"/>
+                <w:b w:val="false"/>
+                <w:bCs w:val="false"/>
+                <w:i w:val="false"/>
+                <w:iCs w:val="false"/>
+                <w:color w:val="000000"/>
+                <w:sz w:val="18"/>
+                <w:szCs w:val="18"/>
+              </w:rPr>
+              <w:t xml:space="preserve">Handle plants and measuring equipment gently. Wash hands after handling petroleum jelly or any plant material. Ensure fans used in the wind experiment are placed on stable surfaces and kept away from water. No direct eye contact with bright lamps used in the light-intensity experiment.</w:t>
+            </w:r>
+          </w:p>
         </w:tc>
       </w:tr>
     </w:tbl>
@@ -18469,7 +18487,7 @@
             <w:pPr>
               <w:spacing w:after="20" w:before="0"/>
             </w:pPr>
-            <w:hyperlink w:history="1" r:id="rId24w4-lujlxpezoh7w08z5">
+            <w:hyperlink w:history="1" r:id="rIdknxqnw7ztmddgd6vqwrxk">
               <w:r>
                 <w:rPr>
                   <w:rFonts w:ascii="Arial" w:cs="Arial" w:eastAsia="Arial" w:hAnsi="Arial"/>
@@ -18502,7 +18520,7 @@
               <w:spacing w:after="10" w:before="0"/>
               <w:ind w:left="120"/>
             </w:pPr>
-            <w:hyperlink w:history="1" r:id="rIdtfsaqtt_xbw0mlkagjixw">
+            <w:hyperlink w:history="1" r:id="rIdbwo1hrt8rsalfubw1e_zo">
               <w:r>
                 <w:rPr>
                   <w:rFonts w:ascii="Arial" w:cs="Arial" w:eastAsia="Arial" w:hAnsi="Arial"/>
@@ -18547,7 +18565,7 @@
             <w:pPr>
               <w:spacing w:after="20" w:before="0"/>
             </w:pPr>
-            <w:hyperlink w:history="1" r:id="rIdb30-r4ihdnbdxmgwnidwc">
+            <w:hyperlink w:history="1" r:id="rId5vs2wdh5y_def0kmsg1dk">
               <w:r>
                 <w:rPr>
                   <w:rFonts w:ascii="Arial" w:cs="Arial" w:eastAsia="Arial" w:hAnsi="Arial"/>
@@ -18580,7 +18598,7 @@
               <w:spacing w:after="10" w:before="0"/>
               <w:ind w:left="120"/>
             </w:pPr>
-            <w:hyperlink w:history="1" r:id="rId5-misfyd_gyzdyyiyoxk6">
+            <w:hyperlink w:history="1" r:id="rIdanznwb6rfeq452sh6rh9x">
               <w:r>
                 <w:rPr>
                   <w:rFonts w:ascii="Arial" w:cs="Arial" w:eastAsia="Arial" w:hAnsi="Arial"/>
@@ -18775,7 +18793,7 @@
             <w:pPr>
               <w:spacing w:after="20" w:before="0"/>
             </w:pPr>
-            <w:hyperlink w:history="1" r:id="rId7qu7uojyqgp2be3zw1yd6">
+            <w:hyperlink w:history="1" r:id="rIdintoyexb268clh_ht37ab">
               <w:r>
                 <w:rPr>
                   <w:rFonts w:ascii="Arial" w:cs="Arial" w:eastAsia="Arial" w:hAnsi="Arial"/>
@@ -18808,7 +18826,7 @@
               <w:spacing w:after="10" w:before="0"/>
               <w:ind w:left="120"/>
             </w:pPr>
-            <w:hyperlink w:history="1" r:id="rIdkpzqmd84mexg1t7ukzyqm">
+            <w:hyperlink w:history="1" r:id="rIdj507weglr1_wbtratrshr">
               <w:r>
                 <w:rPr>
                   <w:rFonts w:ascii="Arial" w:cs="Arial" w:eastAsia="Arial" w:hAnsi="Arial"/>
@@ -18853,7 +18871,7 @@
             <w:pPr>
               <w:spacing w:after="20" w:before="0"/>
             </w:pPr>
-            <w:hyperlink w:history="1" r:id="rIdto-axepszzasohtgyo78g">
+            <w:hyperlink w:history="1" r:id="rIdkjqpxpafx71jbsdee1ji7">
               <w:r>
                 <w:rPr>
                   <w:rFonts w:ascii="Arial" w:cs="Arial" w:eastAsia="Arial" w:hAnsi="Arial"/>
@@ -18886,7 +18904,7 @@
               <w:spacing w:after="10" w:before="0"/>
               <w:ind w:left="120"/>
             </w:pPr>
-            <w:hyperlink w:history="1" r:id="rIdaxpcdaeonu_4chnqyq_mc">
+            <w:hyperlink w:history="1" r:id="rIdyaou0r-vz0gomkqrgysfm">
               <w:r>
                 <w:rPr>
                   <w:rFonts w:ascii="Arial" w:cs="Arial" w:eastAsia="Arial" w:hAnsi="Arial"/>
@@ -19081,7 +19099,7 @@
             <w:pPr>
               <w:spacing w:after="20" w:before="0"/>
             </w:pPr>
-            <w:hyperlink w:history="1" r:id="rIdsqcjexlrex89zgwvw2vch">
+            <w:hyperlink w:history="1" r:id="rIdaahchwbir_tmiez4d0ljc">
               <w:r>
                 <w:rPr>
                   <w:rFonts w:ascii="Arial" w:cs="Arial" w:eastAsia="Arial" w:hAnsi="Arial"/>
@@ -19114,7 +19132,7 @@
               <w:spacing w:after="10" w:before="0"/>
               <w:ind w:left="120"/>
             </w:pPr>
-            <w:hyperlink w:history="1" r:id="rIdj3gdzdcerg5msdm4h8dra">
+            <w:hyperlink w:history="1" r:id="rIdemkau1li4c5k-hxvry7sp">
               <w:r>
                 <w:rPr>
                   <w:rFonts w:ascii="Arial" w:cs="Arial" w:eastAsia="Arial" w:hAnsi="Arial"/>
@@ -19159,7 +19177,7 @@
             <w:pPr>
               <w:spacing w:after="20" w:before="0"/>
             </w:pPr>
-            <w:hyperlink w:history="1" r:id="rId9fzdhv2t7i-lmxz0s3xx_">
+            <w:hyperlink w:history="1" r:id="rIdozh_ra7r2ctffsypwqaj0">
               <w:r>
                 <w:rPr>
                   <w:rFonts w:ascii="Arial" w:cs="Arial" w:eastAsia="Arial" w:hAnsi="Arial"/>
@@ -19192,7 +19210,7 @@
               <w:spacing w:after="10" w:before="0"/>
               <w:ind w:left="120"/>
             </w:pPr>
-            <w:hyperlink w:history="1" r:id="rIdbrdovbb5lxoarrg5iuju0">
+            <w:hyperlink w:history="1" r:id="rId8xteoxgkb9t4zgzkvz7iu">
               <w:r>
                 <w:rPr>
                   <w:rFonts w:ascii="Arial" w:cs="Arial" w:eastAsia="Arial" w:hAnsi="Arial"/>
@@ -19387,7 +19405,7 @@
             <w:pPr>
               <w:spacing w:after="20" w:before="0"/>
             </w:pPr>
-            <w:hyperlink w:history="1" r:id="rIdkdff1curr6dexghnrkqms">
+            <w:hyperlink w:history="1" r:id="rIdii2rghlxcbmu4tlchvbnu">
               <w:r>
                 <w:rPr>
                   <w:rFonts w:ascii="Arial" w:cs="Arial" w:eastAsia="Arial" w:hAnsi="Arial"/>
@@ -19420,7 +19438,7 @@
               <w:spacing w:after="10" w:before="0"/>
               <w:ind w:left="120"/>
             </w:pPr>
-            <w:hyperlink w:history="1" r:id="rId28n6yg9sztbz78wrbve0l">
+            <w:hyperlink w:history="1" r:id="rId_hx4cpx-hrzidkvrnrd0t">
               <w:r>
                 <w:rPr>
                   <w:rFonts w:ascii="Arial" w:cs="Arial" w:eastAsia="Arial" w:hAnsi="Arial"/>
@@ -19465,7 +19483,7 @@
             <w:pPr>
               <w:spacing w:after="20" w:before="0"/>
             </w:pPr>
-            <w:hyperlink w:history="1" r:id="rId7ahky1cdclqmt2w4ma5sa">
+            <w:hyperlink w:history="1" r:id="rIdorxdz6dmvwuvxg46qfieh">
               <w:r>
                 <w:rPr>
                   <w:rFonts w:ascii="Arial" w:cs="Arial" w:eastAsia="Arial" w:hAnsi="Arial"/>
@@ -19498,7 +19516,7 @@
               <w:spacing w:after="10" w:before="0"/>
               <w:ind w:left="120"/>
             </w:pPr>
-            <w:hyperlink w:history="1" r:id="rIdz0beye62wc0hjaxyr59-s">
+            <w:hyperlink w:history="1" r:id="rId8piwrbh5gz1c5br3yidpi">
               <w:r>
                 <w:rPr>
                   <w:rFonts w:ascii="Arial" w:cs="Arial" w:eastAsia="Arial" w:hAnsi="Arial"/>
@@ -19693,7 +19711,7 @@
             <w:pPr>
               <w:spacing w:after="20" w:before="0"/>
             </w:pPr>
-            <w:hyperlink w:history="1" r:id="rIdsbcwhibyrcf9qgo018qvc">
+            <w:hyperlink w:history="1" r:id="rId6hf5b5vcuhvs0t9p10x-j">
               <w:r>
                 <w:rPr>
                   <w:rFonts w:ascii="Arial" w:cs="Arial" w:eastAsia="Arial" w:hAnsi="Arial"/>
@@ -19726,7 +19744,7 @@
               <w:spacing w:after="10" w:before="0"/>
               <w:ind w:left="120"/>
             </w:pPr>
-            <w:hyperlink w:history="1" r:id="rId9mqmjlcpk-dmnhu0avh1u">
+            <w:hyperlink w:history="1" r:id="rIdezqvsdv8agqrv_rvkx7pg">
               <w:r>
                 <w:rPr>
                   <w:rFonts w:ascii="Arial" w:cs="Arial" w:eastAsia="Arial" w:hAnsi="Arial"/>
@@ -19771,7 +19789,7 @@
             <w:pPr>
               <w:spacing w:after="20" w:before="0"/>
             </w:pPr>
-            <w:hyperlink w:history="1" r:id="rId654tumuew6axuk7a_0tdc">
+            <w:hyperlink w:history="1" r:id="rIdv8nq5w3l_g3-pt9csdidk">
               <w:r>
                 <w:rPr>
                   <w:rFonts w:ascii="Arial" w:cs="Arial" w:eastAsia="Arial" w:hAnsi="Arial"/>
@@ -19804,7 +19822,7 @@
               <w:spacing w:after="10" w:before="0"/>
               <w:ind w:left="120"/>
             </w:pPr>
-            <w:hyperlink w:history="1" r:id="rIddo21xf7effx0eztoz041r">
+            <w:hyperlink w:history="1" r:id="rIda7pdsuu3c8vkixm1ottcr">
               <w:r>
                 <w:rPr>
                   <w:rFonts w:ascii="Arial" w:cs="Arial" w:eastAsia="Arial" w:hAnsi="Arial"/>
@@ -21291,7 +21309,7 @@
             <w:pPr>
               <w:spacing w:after="20" w:before="0"/>
             </w:pPr>
-            <w:hyperlink w:history="1" r:id="rId36v1-6hkjgk4yecv8w9ux">
+            <w:hyperlink w:history="1" r:id="rIdobdwj-cm9a7hce_roruha">
               <w:r>
                 <w:rPr>
                   <w:rFonts w:ascii="Arial" w:cs="Arial" w:eastAsia="Arial" w:hAnsi="Arial"/>
@@ -21324,7 +21342,7 @@
               <w:spacing w:after="10" w:before="0"/>
               <w:ind w:left="120"/>
             </w:pPr>
-            <w:hyperlink w:history="1" r:id="rId99hvlenm8lzvscbwcog7b">
+            <w:hyperlink w:history="1" r:id="rIdiwxwisas3xhmiq6vatiw9">
               <w:r>
                 <w:rPr>
                   <w:rFonts w:ascii="Arial" w:cs="Arial" w:eastAsia="Arial" w:hAnsi="Arial"/>
@@ -21369,7 +21387,7 @@
             <w:pPr>
               <w:spacing w:after="20" w:before="0"/>
             </w:pPr>
-            <w:hyperlink w:history="1" r:id="rIdqk4p3lzpvzjujf6v0otyn">
+            <w:hyperlink w:history="1" r:id="rIdbhw8wuh2z2ny3yfoob4op">
               <w:r>
                 <w:rPr>
                   <w:rFonts w:ascii="Arial" w:cs="Arial" w:eastAsia="Arial" w:hAnsi="Arial"/>
@@ -21402,7 +21420,7 @@
               <w:spacing w:after="10" w:before="0"/>
               <w:ind w:left="120"/>
             </w:pPr>
-            <w:hyperlink w:history="1" r:id="rIddbob0r-n9phsiyt1weqj4">
+            <w:hyperlink w:history="1" r:id="rIdhsueqy41rlnomgqh_o1gp">
               <w:r>
                 <w:rPr>
                   <w:rFonts w:ascii="Arial" w:cs="Arial" w:eastAsia="Arial" w:hAnsi="Arial"/>
@@ -21597,7 +21615,7 @@
             <w:pPr>
               <w:spacing w:after="20" w:before="0"/>
             </w:pPr>
-            <w:hyperlink w:history="1" r:id="rIdvpz-v_7yvexwl_os_i6tm">
+            <w:hyperlink w:history="1" r:id="rId4xvvfchmwto-dq0mjlz3z">
               <w:r>
                 <w:rPr>
                   <w:rFonts w:ascii="Arial" w:cs="Arial" w:eastAsia="Arial" w:hAnsi="Arial"/>
@@ -21630,7 +21648,7 @@
               <w:spacing w:after="10" w:before="0"/>
               <w:ind w:left="120"/>
             </w:pPr>
-            <w:hyperlink w:history="1" r:id="rIdvd5bkkvze-_c5efxwxf8s">
+            <w:hyperlink w:history="1" r:id="rIdlq3w-h39e7thsdcucdnrz">
               <w:r>
                 <w:rPr>
                   <w:rFonts w:ascii="Arial" w:cs="Arial" w:eastAsia="Arial" w:hAnsi="Arial"/>
@@ -21675,7 +21693,7 @@
             <w:pPr>
               <w:spacing w:after="20" w:before="0"/>
             </w:pPr>
-            <w:hyperlink w:history="1" r:id="rId4pd9qrxznx3igg2yxufqi">
+            <w:hyperlink w:history="1" r:id="rIdtnb3smcp84-yo7xpjtla1">
               <w:r>
                 <w:rPr>
                   <w:rFonts w:ascii="Arial" w:cs="Arial" w:eastAsia="Arial" w:hAnsi="Arial"/>
@@ -21708,7 +21726,7 @@
               <w:spacing w:after="10" w:before="0"/>
               <w:ind w:left="120"/>
             </w:pPr>
-            <w:hyperlink w:history="1" r:id="rId9mdznnogdtp9jikmpshnu">
+            <w:hyperlink w:history="1" r:id="rIdrxzpleesrqy6yvx6bauol">
               <w:r>
                 <w:rPr>
                   <w:rFonts w:ascii="Arial" w:cs="Arial" w:eastAsia="Arial" w:hAnsi="Arial"/>
@@ -21903,7 +21921,7 @@
             <w:pPr>
               <w:spacing w:after="20" w:before="0"/>
             </w:pPr>
-            <w:hyperlink w:history="1" r:id="rIdgr6u8dzlkgznkdywvvmbd">
+            <w:hyperlink w:history="1" r:id="rIdy0yrji0hlw_anjscgk9m0">
               <w:r>
                 <w:rPr>
                   <w:rFonts w:ascii="Arial" w:cs="Arial" w:eastAsia="Arial" w:hAnsi="Arial"/>
@@ -21936,7 +21954,7 @@
               <w:spacing w:after="10" w:before="0"/>
               <w:ind w:left="120"/>
             </w:pPr>
-            <w:hyperlink w:history="1" r:id="rIds6fywn2scswg9nszquqfc">
+            <w:hyperlink w:history="1" r:id="rId2bisoebxih6vmlfriiivw">
               <w:r>
                 <w:rPr>
                   <w:rFonts w:ascii="Arial" w:cs="Arial" w:eastAsia="Arial" w:hAnsi="Arial"/>
@@ -21981,7 +21999,7 @@
             <w:pPr>
               <w:spacing w:after="20" w:before="0"/>
             </w:pPr>
-            <w:hyperlink w:history="1" r:id="rId-wwhruobnpvvxeqrrbdy8">
+            <w:hyperlink w:history="1" r:id="rIdnaqz-ulcjoqgbvps0ihd1">
               <w:r>
                 <w:rPr>
                   <w:rFonts w:ascii="Arial" w:cs="Arial" w:eastAsia="Arial" w:hAnsi="Arial"/>
@@ -22014,7 +22032,7 @@
               <w:spacing w:after="10" w:before="0"/>
               <w:ind w:left="120"/>
             </w:pPr>
-            <w:hyperlink w:history="1" r:id="rIdtdoyeas3urwf9swzmoqey">
+            <w:hyperlink w:history="1" r:id="rId_vsizll1gfnbhsap61jbu">
               <w:r>
                 <w:rPr>
                   <w:rFonts w:ascii="Arial" w:cs="Arial" w:eastAsia="Arial" w:hAnsi="Arial"/>
@@ -22209,7 +22227,7 @@
             <w:pPr>
               <w:spacing w:after="20" w:before="0"/>
             </w:pPr>
-            <w:hyperlink w:history="1" r:id="rId8xppmvgmcpcau8cmyqvec">
+            <w:hyperlink w:history="1" r:id="rIdfe8w4c77q0uld_su0x_qu">
               <w:r>
                 <w:rPr>
                   <w:rFonts w:ascii="Arial" w:cs="Arial" w:eastAsia="Arial" w:hAnsi="Arial"/>
@@ -22242,7 +22260,7 @@
               <w:spacing w:after="10" w:before="0"/>
               <w:ind w:left="120"/>
             </w:pPr>
-            <w:hyperlink w:history="1" r:id="rIduwbrtpeax-x16rtmkyewk">
+            <w:hyperlink w:history="1" r:id="rId8mp2myohddeuogleciojg">
               <w:r>
                 <w:rPr>
                   <w:rFonts w:ascii="Arial" w:cs="Arial" w:eastAsia="Arial" w:hAnsi="Arial"/>
@@ -22287,7 +22305,7 @@
             <w:pPr>
               <w:spacing w:after="20" w:before="0"/>
             </w:pPr>
-            <w:hyperlink w:history="1" r:id="rIdfh2qmrsiguz_mukpqf7sw">
+            <w:hyperlink w:history="1" r:id="rId4erzznsvj0hi8hehzfx8-">
               <w:r>
                 <w:rPr>
                   <w:rFonts w:ascii="Arial" w:cs="Arial" w:eastAsia="Arial" w:hAnsi="Arial"/>
@@ -22320,7 +22338,7 @@
               <w:spacing w:after="10" w:before="0"/>
               <w:ind w:left="120"/>
             </w:pPr>
-            <w:hyperlink w:history="1" r:id="rIdwg5acgobeydljug3jrnvg">
+            <w:hyperlink w:history="1" r:id="rIdsfibvirabclxvtzroqno4">
               <w:r>
                 <w:rPr>
                   <w:rFonts w:ascii="Arial" w:cs="Arial" w:eastAsia="Arial" w:hAnsi="Arial"/>
@@ -22515,7 +22533,7 @@
             <w:pPr>
               <w:spacing w:after="20" w:before="0"/>
             </w:pPr>
-            <w:hyperlink w:history="1" r:id="rId7efcjkxrfayyh9ka5vmtp">
+            <w:hyperlink w:history="1" r:id="rIdvmkjmut_ksamp2zvi_itc">
               <w:r>
                 <w:rPr>
                   <w:rFonts w:ascii="Arial" w:cs="Arial" w:eastAsia="Arial" w:hAnsi="Arial"/>
@@ -22548,7 +22566,7 @@
               <w:spacing w:after="10" w:before="0"/>
               <w:ind w:left="120"/>
             </w:pPr>
-            <w:hyperlink w:history="1" r:id="rIdizgcmqvrgvfvbwy3b-n_z">
+            <w:hyperlink w:history="1" r:id="rIdemfjkb_bgjgi2ttdvgoue">
               <w:r>
                 <w:rPr>
                   <w:rFonts w:ascii="Arial" w:cs="Arial" w:eastAsia="Arial" w:hAnsi="Arial"/>
@@ -22593,7 +22611,7 @@
             <w:pPr>
               <w:spacing w:after="20" w:before="0"/>
             </w:pPr>
-            <w:hyperlink w:history="1" r:id="rIdrv4lnkq-xszcve8fu91fl">
+            <w:hyperlink w:history="1" r:id="rIdq6k95y106q75ynsccxlbm">
               <w:r>
                 <w:rPr>
                   <w:rFonts w:ascii="Arial" w:cs="Arial" w:eastAsia="Arial" w:hAnsi="Arial"/>
@@ -22626,7 +22644,7 @@
               <w:spacing w:after="10" w:before="0"/>
               <w:ind w:left="120"/>
             </w:pPr>
-            <w:hyperlink w:history="1" r:id="rIdf8efmf7vj-bovifzztrwa">
+            <w:hyperlink w:history="1" r:id="rId3hhdetefh3lxkpamt91zg">
               <w:r>
                 <w:rPr>
                   <w:rFonts w:ascii="Arial" w:cs="Arial" w:eastAsia="Arial" w:hAnsi="Arial"/>
@@ -23816,7 +23834,25 @@
             </w:tcMar>
             <w:vAlign w:val="top"/>
           </w:tcPr>
-          <w:p/>
+          <w:p>
+            <w:pPr>
+              <w:spacing w:after="40" w:before="0"/>
+              <w:jc w:val="left"/>
+            </w:pPr>
+            <w:r>
+              <w:rPr>
+                <w:rFonts w:ascii="Arial" w:cs="Arial" w:eastAsia="Arial" w:hAnsi="Arial"/>
+                <w:b w:val="false"/>
+                <w:bCs w:val="false"/>
+                <w:i w:val="false"/>
+                <w:iCs w:val="false"/>
+                <w:color w:val="000000"/>
+                <w:sz w:val="18"/>
+                <w:szCs w:val="18"/>
+              </w:rPr>
+              <w:t xml:space="preserve">No hazardous materials in this lesson. Ensure scissors used to cut paper diagrams are handled safely. If printed diagrams are distributed, ensure ink is dry. Supervise group movement during peer feedback gallery walk to prevent crowding.</w:t>
+            </w:r>
+          </w:p>
         </w:tc>
       </w:tr>
     </w:tbl>
@@ -24190,7 +24226,7 @@
             <w:pPr>
               <w:spacing w:after="20" w:before="0"/>
             </w:pPr>
-            <w:hyperlink w:history="1" r:id="rIdqac8epklsnswiy9q8sias">
+            <w:hyperlink w:history="1" r:id="rIdipalkhjbua6i4gylqd-eq">
               <w:r>
                 <w:rPr>
                   <w:rFonts w:ascii="Arial" w:cs="Arial" w:eastAsia="Arial" w:hAnsi="Arial"/>
@@ -24223,7 +24259,7 @@
               <w:spacing w:after="10" w:before="0"/>
               <w:ind w:left="120"/>
             </w:pPr>
-            <w:hyperlink w:history="1" r:id="rId04m5zf0_572fjjfczkyj2">
+            <w:hyperlink w:history="1" r:id="rIdlvorp8z3ua39emjsxoekb">
               <w:r>
                 <w:rPr>
                   <w:rFonts w:ascii="Arial" w:cs="Arial" w:eastAsia="Arial" w:hAnsi="Arial"/>
@@ -24268,7 +24304,7 @@
             <w:pPr>
               <w:spacing w:after="20" w:before="0"/>
             </w:pPr>
-            <w:hyperlink w:history="1" r:id="rId3uzxuxj8czntlkvauzmjy">
+            <w:hyperlink w:history="1" r:id="rIdiuxcdtcfz1iuisgtpyylu">
               <w:r>
                 <w:rPr>
                   <w:rFonts w:ascii="Arial" w:cs="Arial" w:eastAsia="Arial" w:hAnsi="Arial"/>
@@ -24301,7 +24337,7 @@
               <w:spacing w:after="10" w:before="0"/>
               <w:ind w:left="120"/>
             </w:pPr>
-            <w:hyperlink w:history="1" r:id="rIdcwe9rkvl97gphupdikcil">
+            <w:hyperlink w:history="1" r:id="rIdwu6fjg7sowkb4oaqsxqim">
               <w:r>
                 <w:rPr>
                   <w:rFonts w:ascii="Arial" w:cs="Arial" w:eastAsia="Arial" w:hAnsi="Arial"/>
@@ -24496,7 +24532,7 @@
             <w:pPr>
               <w:spacing w:after="20" w:before="0"/>
             </w:pPr>
-            <w:hyperlink w:history="1" r:id="rIdjz-9xlrklacbhziveuig-">
+            <w:hyperlink w:history="1" r:id="rIdx4eppwrxdvbz-db7giz41">
               <w:r>
                 <w:rPr>
                   <w:rFonts w:ascii="Arial" w:cs="Arial" w:eastAsia="Arial" w:hAnsi="Arial"/>
@@ -24529,7 +24565,7 @@
               <w:spacing w:after="10" w:before="0"/>
               <w:ind w:left="120"/>
             </w:pPr>
-            <w:hyperlink w:history="1" r:id="rIdmbp9_v-yqrvxr40dhtdr2">
+            <w:hyperlink w:history="1" r:id="rIdtvtm-efgrlmmshiq7xpta">
               <w:r>
                 <w:rPr>
                   <w:rFonts w:ascii="Arial" w:cs="Arial" w:eastAsia="Arial" w:hAnsi="Arial"/>
@@ -24574,7 +24610,7 @@
             <w:pPr>
               <w:spacing w:after="20" w:before="0"/>
             </w:pPr>
-            <w:hyperlink w:history="1" r:id="rIdhavytj12v2eesix1krtsr">
+            <w:hyperlink w:history="1" r:id="rIdk7l6rll6y0nmm6yykc96s">
               <w:r>
                 <w:rPr>
                   <w:rFonts w:ascii="Arial" w:cs="Arial" w:eastAsia="Arial" w:hAnsi="Arial"/>
@@ -24607,7 +24643,7 @@
               <w:spacing w:after="10" w:before="0"/>
               <w:ind w:left="120"/>
             </w:pPr>
-            <w:hyperlink w:history="1" r:id="rIdz2im0ghdzwva32n3jyd6z">
+            <w:hyperlink w:history="1" r:id="rIddz9-liod7nvx3mtg1jb0h">
               <w:r>
                 <w:rPr>
                   <w:rFonts w:ascii="Arial" w:cs="Arial" w:eastAsia="Arial" w:hAnsi="Arial"/>
@@ -24802,7 +24838,7 @@
             <w:pPr>
               <w:spacing w:after="20" w:before="0"/>
             </w:pPr>
-            <w:hyperlink w:history="1" r:id="rIdydfjtpray1abudfttbjbn">
+            <w:hyperlink w:history="1" r:id="rIdspuhrgbmoqjdgqszem0ye">
               <w:r>
                 <w:rPr>
                   <w:rFonts w:ascii="Arial" w:cs="Arial" w:eastAsia="Arial" w:hAnsi="Arial"/>
@@ -24835,7 +24871,7 @@
               <w:spacing w:after="10" w:before="0"/>
               <w:ind w:left="120"/>
             </w:pPr>
-            <w:hyperlink w:history="1" r:id="rIdyrjannakhk7hefhrgergk">
+            <w:hyperlink w:history="1" r:id="rIdpszjkklgdra-qq57aigmc">
               <w:r>
                 <w:rPr>
                   <w:rFonts w:ascii="Arial" w:cs="Arial" w:eastAsia="Arial" w:hAnsi="Arial"/>
@@ -24880,7 +24916,7 @@
             <w:pPr>
               <w:spacing w:after="20" w:before="0"/>
             </w:pPr>
-            <w:hyperlink w:history="1" r:id="rId8quci6qek1j8hx-cor6jw">
+            <w:hyperlink w:history="1" r:id="rIdwhvfwf0ejeuyexu3f7a_u">
               <w:r>
                 <w:rPr>
                   <w:rFonts w:ascii="Arial" w:cs="Arial" w:eastAsia="Arial" w:hAnsi="Arial"/>
@@ -24913,7 +24949,7 @@
               <w:spacing w:after="10" w:before="0"/>
               <w:ind w:left="120"/>
             </w:pPr>
-            <w:hyperlink w:history="1" r:id="rIdg3g7cgcatrr6sy2mput-u">
+            <w:hyperlink w:history="1" r:id="rIdargjse3c0yqjlte1qad4x">
               <w:r>
                 <w:rPr>
                   <w:rFonts w:ascii="Arial" w:cs="Arial" w:eastAsia="Arial" w:hAnsi="Arial"/>
@@ -25108,7 +25144,7 @@
             <w:pPr>
               <w:spacing w:after="20" w:before="0"/>
             </w:pPr>
-            <w:hyperlink w:history="1" r:id="rId7qyxdpx2lco82bgiug1oy">
+            <w:hyperlink w:history="1" r:id="rIdp5_n-5wiecob_vcc5xb2j">
               <w:r>
                 <w:rPr>
                   <w:rFonts w:ascii="Arial" w:cs="Arial" w:eastAsia="Arial" w:hAnsi="Arial"/>
@@ -25141,7 +25177,7 @@
               <w:spacing w:after="10" w:before="0"/>
               <w:ind w:left="120"/>
             </w:pPr>
-            <w:hyperlink w:history="1" r:id="rIdkfm4d3n_qhqqzx6bkge2k">
+            <w:hyperlink w:history="1" r:id="rIdaiddbqdt1u9td8r0bnjd7">
               <w:r>
                 <w:rPr>
                   <w:rFonts w:ascii="Arial" w:cs="Arial" w:eastAsia="Arial" w:hAnsi="Arial"/>
@@ -25186,7 +25222,7 @@
             <w:pPr>
               <w:spacing w:after="20" w:before="0"/>
             </w:pPr>
-            <w:hyperlink w:history="1" r:id="rId8dhpfjdy7wnkxl7cg0z48">
+            <w:hyperlink w:history="1" r:id="rId1rbrp-xc6cc10l2ib_qmx">
               <w:r>
                 <w:rPr>
                   <w:rFonts w:ascii="Arial" w:cs="Arial" w:eastAsia="Arial" w:hAnsi="Arial"/>
@@ -25219,7 +25255,7 @@
               <w:spacing w:after="10" w:before="0"/>
               <w:ind w:left="120"/>
             </w:pPr>
-            <w:hyperlink w:history="1" r:id="rIdzl1a9zxurisczfza8f3wm">
+            <w:hyperlink w:history="1" r:id="rIdqvgsuta8tn35lwega0v7k">
               <w:r>
                 <w:rPr>
                   <w:rFonts w:ascii="Arial" w:cs="Arial" w:eastAsia="Arial" w:hAnsi="Arial"/>
@@ -25414,7 +25450,7 @@
             <w:pPr>
               <w:spacing w:after="20" w:before="0"/>
             </w:pPr>
-            <w:hyperlink w:history="1" r:id="rId6a4lpfav8e6qlg6szpcza">
+            <w:hyperlink w:history="1" r:id="rIdu7wjzvasrmxpiuuexv384">
               <w:r>
                 <w:rPr>
                   <w:rFonts w:ascii="Arial" w:cs="Arial" w:eastAsia="Arial" w:hAnsi="Arial"/>
@@ -25447,7 +25483,7 @@
               <w:spacing w:after="10" w:before="0"/>
               <w:ind w:left="120"/>
             </w:pPr>
-            <w:hyperlink w:history="1" r:id="rIdefrqyfwwyal6klthsnrhk">
+            <w:hyperlink w:history="1" r:id="rIdcetx6eox852c_7sp8z2ae">
               <w:r>
                 <w:rPr>
                   <w:rFonts w:ascii="Arial" w:cs="Arial" w:eastAsia="Arial" w:hAnsi="Arial"/>
@@ -25492,7 +25528,7 @@
             <w:pPr>
               <w:spacing w:after="20" w:before="0"/>
             </w:pPr>
-            <w:hyperlink w:history="1" r:id="rIdrpph7sxctg3bufuixjabb">
+            <w:hyperlink w:history="1" r:id="rIdfnw4gs2lwb9rzrckvkp1j">
               <w:r>
                 <w:rPr>
                   <w:rFonts w:ascii="Arial" w:cs="Arial" w:eastAsia="Arial" w:hAnsi="Arial"/>
@@ -25525,7 +25561,7 @@
               <w:spacing w:after="10" w:before="0"/>
               <w:ind w:left="120"/>
             </w:pPr>
-            <w:hyperlink w:history="1" r:id="rId-nvfkebgbyseylgxkb5-h">
+            <w:hyperlink w:history="1" r:id="rIdcuerugq2zwuibygzld0zb">
               <w:r>
                 <w:rPr>
                   <w:rFonts w:ascii="Arial" w:cs="Arial" w:eastAsia="Arial" w:hAnsi="Arial"/>

--- a/data/outputs/v2/General_Science/SS1.4_Transport_in_Plants/General_Science_Transport_in_Plants_CBE_LessonSequence.docx
+++ b/data/outputs/v2/General_Science/SS1.4_Transport_in_Plants/General_Science_Transport_in_Plants_CBE_LessonSequence.docx
@@ -2967,7 +2967,7 @@
             <w:pPr>
               <w:spacing w:after="20" w:before="0"/>
             </w:pPr>
-            <w:hyperlink w:history="1" r:id="rIdivjvnsbdonmslzwcqlmda">
+            <w:hyperlink w:history="1" r:id="rIdzmgwiolkzjpabp2fytxt8">
               <w:r>
                 <w:rPr>
                   <w:rFonts w:ascii="Arial" w:cs="Arial" w:eastAsia="Arial" w:hAnsi="Arial"/>
@@ -3000,7 +3000,7 @@
               <w:spacing w:after="10" w:before="0"/>
               <w:ind w:left="120"/>
             </w:pPr>
-            <w:hyperlink w:history="1" r:id="rId2rba4c8met78ywtxmwkc5">
+            <w:hyperlink w:history="1" r:id="rIdpdfn97ijqnh0xi7oyuqmj">
               <w:r>
                 <w:rPr>
                   <w:rFonts w:ascii="Arial" w:cs="Arial" w:eastAsia="Arial" w:hAnsi="Arial"/>
@@ -3045,7 +3045,7 @@
             <w:pPr>
               <w:spacing w:after="20" w:before="0"/>
             </w:pPr>
-            <w:hyperlink w:history="1" r:id="rId3o1yf-sgwomb_ttafkfuh">
+            <w:hyperlink w:history="1" r:id="rId2_r2niedxkdbuxfvtl47p">
               <w:r>
                 <w:rPr>
                   <w:rFonts w:ascii="Arial" w:cs="Arial" w:eastAsia="Arial" w:hAnsi="Arial"/>
@@ -3078,7 +3078,7 @@
               <w:spacing w:after="10" w:before="0"/>
               <w:ind w:left="120"/>
             </w:pPr>
-            <w:hyperlink w:history="1" r:id="rIdkyfafedaul2hqrrjqexvj">
+            <w:hyperlink w:history="1" r:id="rIdk2y87tpt4pxbadeiefqfh">
               <w:r>
                 <w:rPr>
                   <w:rFonts w:ascii="Arial" w:cs="Arial" w:eastAsia="Arial" w:hAnsi="Arial"/>
@@ -3368,7 +3368,7 @@
             <w:pPr>
               <w:spacing w:after="20" w:before="0"/>
             </w:pPr>
-            <w:hyperlink w:history="1" r:id="rIdi9kfwcv3ehno8sit2bzob">
+            <w:hyperlink w:history="1" r:id="rIdnmqwtqoc2ysczvraqpk5w">
               <w:r>
                 <w:rPr>
                   <w:rFonts w:ascii="Arial" w:cs="Arial" w:eastAsia="Arial" w:hAnsi="Arial"/>
@@ -3401,7 +3401,7 @@
               <w:spacing w:after="10" w:before="0"/>
               <w:ind w:left="120"/>
             </w:pPr>
-            <w:hyperlink w:history="1" r:id="rIdaehz8t-kx0beaob7ol0cb">
+            <w:hyperlink w:history="1" r:id="rIdq91_6wvj140wgaygiylfa">
               <w:r>
                 <w:rPr>
                   <w:rFonts w:ascii="Arial" w:cs="Arial" w:eastAsia="Arial" w:hAnsi="Arial"/>
@@ -3446,7 +3446,7 @@
             <w:pPr>
               <w:spacing w:after="20" w:before="0"/>
             </w:pPr>
-            <w:hyperlink w:history="1" r:id="rIda8nzrofs3jmcpl9-2rp21">
+            <w:hyperlink w:history="1" r:id="rIdjs2yglhcangl3qauyoljr">
               <w:r>
                 <w:rPr>
                   <w:rFonts w:ascii="Arial" w:cs="Arial" w:eastAsia="Arial" w:hAnsi="Arial"/>
@@ -3479,7 +3479,7 @@
               <w:spacing w:after="10" w:before="0"/>
               <w:ind w:left="120"/>
             </w:pPr>
-            <w:hyperlink w:history="1" r:id="rIdo7ghqss3bjvrts9a8srcf">
+            <w:hyperlink w:history="1" r:id="rId9li0fgg8ibyq202puywzj">
               <w:r>
                 <w:rPr>
                   <w:rFonts w:ascii="Arial" w:cs="Arial" w:eastAsia="Arial" w:hAnsi="Arial"/>
@@ -3769,7 +3769,7 @@
             <w:pPr>
               <w:spacing w:after="20" w:before="0"/>
             </w:pPr>
-            <w:hyperlink w:history="1" r:id="rId-g4ri0yjouwshewzrjave">
+            <w:hyperlink w:history="1" r:id="rIdebtzpzy4jqgakeoyvwvwv">
               <w:r>
                 <w:rPr>
                   <w:rFonts w:ascii="Arial" w:cs="Arial" w:eastAsia="Arial" w:hAnsi="Arial"/>
@@ -3802,7 +3802,7 @@
               <w:spacing w:after="10" w:before="0"/>
               <w:ind w:left="120"/>
             </w:pPr>
-            <w:hyperlink w:history="1" r:id="rIddzx9jepyf1h9xb24hex2k">
+            <w:hyperlink w:history="1" r:id="rIdhjgg1uq0oahcdd6wry4lz">
               <w:r>
                 <w:rPr>
                   <w:rFonts w:ascii="Arial" w:cs="Arial" w:eastAsia="Arial" w:hAnsi="Arial"/>
@@ -3847,7 +3847,7 @@
             <w:pPr>
               <w:spacing w:after="20" w:before="0"/>
             </w:pPr>
-            <w:hyperlink w:history="1" r:id="rIdn1m7fvv0b5fbddazmpmgo">
+            <w:hyperlink w:history="1" r:id="rId9zy8gba-xvtafphu2kwiq">
               <w:r>
                 <w:rPr>
                   <w:rFonts w:ascii="Arial" w:cs="Arial" w:eastAsia="Arial" w:hAnsi="Arial"/>
@@ -3880,7 +3880,7 @@
               <w:spacing w:after="10" w:before="0"/>
               <w:ind w:left="120"/>
             </w:pPr>
-            <w:hyperlink w:history="1" r:id="rIdirp4xyyyfichco4kjlxua">
+            <w:hyperlink w:history="1" r:id="rIdiufypwkokpl-infke2ql8">
               <w:r>
                 <w:rPr>
                   <w:rFonts w:ascii="Arial" w:cs="Arial" w:eastAsia="Arial" w:hAnsi="Arial"/>
@@ -4170,7 +4170,7 @@
             <w:pPr>
               <w:spacing w:after="20" w:before="0"/>
             </w:pPr>
-            <w:hyperlink w:history="1" r:id="rIdxzi_hwvofvvlxis5-rbob">
+            <w:hyperlink w:history="1" r:id="rId--aakrw2jwncvjqxtaqeb">
               <w:r>
                 <w:rPr>
                   <w:rFonts w:ascii="Arial" w:cs="Arial" w:eastAsia="Arial" w:hAnsi="Arial"/>
@@ -4203,7 +4203,7 @@
               <w:spacing w:after="10" w:before="0"/>
               <w:ind w:left="120"/>
             </w:pPr>
-            <w:hyperlink w:history="1" r:id="rIdqilqurxwbr-zmpvabsu9g">
+            <w:hyperlink w:history="1" r:id="rId7gnw546fqmdzhofjmtpxf">
               <w:r>
                 <w:rPr>
                   <w:rFonts w:ascii="Arial" w:cs="Arial" w:eastAsia="Arial" w:hAnsi="Arial"/>
@@ -4248,7 +4248,7 @@
             <w:pPr>
               <w:spacing w:after="20" w:before="0"/>
             </w:pPr>
-            <w:hyperlink w:history="1" r:id="rIdxyywj5tsmqxyuzr7robt6">
+            <w:hyperlink w:history="1" r:id="rIda70hbpv7mmn4hextq4pzv">
               <w:r>
                 <w:rPr>
                   <w:rFonts w:ascii="Arial" w:cs="Arial" w:eastAsia="Arial" w:hAnsi="Arial"/>
@@ -4281,7 +4281,7 @@
               <w:spacing w:after="10" w:before="0"/>
               <w:ind w:left="120"/>
             </w:pPr>
-            <w:hyperlink w:history="1" r:id="rIdbthmhnd52aqnouu4ivbbw">
+            <w:hyperlink w:history="1" r:id="rIdm_knduaynhvcdnkpmo8qy">
               <w:r>
                 <w:rPr>
                   <w:rFonts w:ascii="Arial" w:cs="Arial" w:eastAsia="Arial" w:hAnsi="Arial"/>
@@ -4571,7 +4571,7 @@
             <w:pPr>
               <w:spacing w:after="20" w:before="0"/>
             </w:pPr>
-            <w:hyperlink w:history="1" r:id="rIdcgederww3qkc04zem3emn">
+            <w:hyperlink w:history="1" r:id="rIdofrgmk2wnjmlvjyxcw9vu">
               <w:r>
                 <w:rPr>
                   <w:rFonts w:ascii="Arial" w:cs="Arial" w:eastAsia="Arial" w:hAnsi="Arial"/>
@@ -4604,7 +4604,7 @@
               <w:spacing w:after="10" w:before="0"/>
               <w:ind w:left="120"/>
             </w:pPr>
-            <w:hyperlink w:history="1" r:id="rIdyaajsp29pona5n5cbagvo">
+            <w:hyperlink w:history="1" r:id="rIdhmwunyx-wep4ptv_hsx1b">
               <w:r>
                 <w:rPr>
                   <w:rFonts w:ascii="Arial" w:cs="Arial" w:eastAsia="Arial" w:hAnsi="Arial"/>
@@ -4649,7 +4649,7 @@
             <w:pPr>
               <w:spacing w:after="20" w:before="0"/>
             </w:pPr>
-            <w:hyperlink w:history="1" r:id="rIdjyullq0pepcckk76d30uv">
+            <w:hyperlink w:history="1" r:id="rId6jimg3oraxvyx-5r5ijnu">
               <w:r>
                 <w:rPr>
                   <w:rFonts w:ascii="Arial" w:cs="Arial" w:eastAsia="Arial" w:hAnsi="Arial"/>
@@ -4682,7 +4682,7 @@
               <w:spacing w:after="10" w:before="0"/>
               <w:ind w:left="120"/>
             </w:pPr>
-            <w:hyperlink w:history="1" r:id="rIdpofqosjw_c6iiwhgpmviw">
+            <w:hyperlink w:history="1" r:id="rIdanlljfsxczibbkfsnjjkw">
               <w:r>
                 <w:rPr>
                   <w:rFonts w:ascii="Arial" w:cs="Arial" w:eastAsia="Arial" w:hAnsi="Arial"/>
@@ -6264,7 +6264,7 @@
             <w:pPr>
               <w:spacing w:after="20" w:before="0"/>
             </w:pPr>
-            <w:hyperlink w:history="1" r:id="rIdaetdfxdwynkuhiyqqqem5">
+            <w:hyperlink w:history="1" r:id="rIdlqkm7tmremvud34mqpqi4">
               <w:r>
                 <w:rPr>
                   <w:rFonts w:ascii="Arial" w:cs="Arial" w:eastAsia="Arial" w:hAnsi="Arial"/>
@@ -6297,7 +6297,7 @@
               <w:spacing w:after="10" w:before="0"/>
               <w:ind w:left="120"/>
             </w:pPr>
-            <w:hyperlink w:history="1" r:id="rIdnhhuutv8bpqwqmhzpg645">
+            <w:hyperlink w:history="1" r:id="rIdomgwnacudzsigum9jum9q">
               <w:r>
                 <w:rPr>
                   <w:rFonts w:ascii="Arial" w:cs="Arial" w:eastAsia="Arial" w:hAnsi="Arial"/>
@@ -6342,7 +6342,7 @@
             <w:pPr>
               <w:spacing w:after="20" w:before="0"/>
             </w:pPr>
-            <w:hyperlink w:history="1" r:id="rIdh4vfkvqmwwaaa_0tihlwk">
+            <w:hyperlink w:history="1" r:id="rIdeaea5kfu8pufgfht8v2jp">
               <w:r>
                 <w:rPr>
                   <w:rFonts w:ascii="Arial" w:cs="Arial" w:eastAsia="Arial" w:hAnsi="Arial"/>
@@ -6375,7 +6375,7 @@
               <w:spacing w:after="10" w:before="0"/>
               <w:ind w:left="120"/>
             </w:pPr>
-            <w:hyperlink w:history="1" r:id="rIdlwmw2ngj6dprapcsrxrcx">
+            <w:hyperlink w:history="1" r:id="rIdfwar_5tyndjz9zm3ueuhy">
               <w:r>
                 <w:rPr>
                   <w:rFonts w:ascii="Arial" w:cs="Arial" w:eastAsia="Arial" w:hAnsi="Arial"/>
@@ -6570,7 +6570,7 @@
             <w:pPr>
               <w:spacing w:after="20" w:before="0"/>
             </w:pPr>
-            <w:hyperlink w:history="1" r:id="rIdjkbk4irpn4oc9rq36w3qf">
+            <w:hyperlink w:history="1" r:id="rIdr9ngnciriepk9vzw7j6kd">
               <w:r>
                 <w:rPr>
                   <w:rFonts w:ascii="Arial" w:cs="Arial" w:eastAsia="Arial" w:hAnsi="Arial"/>
@@ -6603,7 +6603,7 @@
               <w:spacing w:after="10" w:before="0"/>
               <w:ind w:left="120"/>
             </w:pPr>
-            <w:hyperlink w:history="1" r:id="rId86ikbj-ovpxsecs9n21_v">
+            <w:hyperlink w:history="1" r:id="rId_uj-qobq_8uwro8dxe-mf">
               <w:r>
                 <w:rPr>
                   <w:rFonts w:ascii="Arial" w:cs="Arial" w:eastAsia="Arial" w:hAnsi="Arial"/>
@@ -6648,7 +6648,7 @@
             <w:pPr>
               <w:spacing w:after="20" w:before="0"/>
             </w:pPr>
-            <w:hyperlink w:history="1" r:id="rIdehmnqp7i1dxfi3pne0j-7">
+            <w:hyperlink w:history="1" r:id="rIdxqw1j3glq2xo6npjmxawx">
               <w:r>
                 <w:rPr>
                   <w:rFonts w:ascii="Arial" w:cs="Arial" w:eastAsia="Arial" w:hAnsi="Arial"/>
@@ -6681,7 +6681,7 @@
               <w:spacing w:after="10" w:before="0"/>
               <w:ind w:left="120"/>
             </w:pPr>
-            <w:hyperlink w:history="1" r:id="rIdnxritpgw0rujmswmr9tnw">
+            <w:hyperlink w:history="1" r:id="rIdkvzvlnsqwmzkyebfwzda4">
               <w:r>
                 <w:rPr>
                   <w:rFonts w:ascii="Arial" w:cs="Arial" w:eastAsia="Arial" w:hAnsi="Arial"/>
@@ -7028,7 +7028,7 @@
             <w:pPr>
               <w:spacing w:after="20" w:before="0"/>
             </w:pPr>
-            <w:hyperlink w:history="1" r:id="rIdl4nadlamlqqg10q5ve7op">
+            <w:hyperlink w:history="1" r:id="rIdruqqaiup4nvc9aqbl_zvr">
               <w:r>
                 <w:rPr>
                   <w:rFonts w:ascii="Arial" w:cs="Arial" w:eastAsia="Arial" w:hAnsi="Arial"/>
@@ -7061,7 +7061,7 @@
               <w:spacing w:after="10" w:before="0"/>
               <w:ind w:left="120"/>
             </w:pPr>
-            <w:hyperlink w:history="1" r:id="rIdenb6vx0gtqg6xrv9zhzxr">
+            <w:hyperlink w:history="1" r:id="rIdcualmz3iddzse5nnca8i6">
               <w:r>
                 <w:rPr>
                   <w:rFonts w:ascii="Arial" w:cs="Arial" w:eastAsia="Arial" w:hAnsi="Arial"/>
@@ -7106,7 +7106,7 @@
             <w:pPr>
               <w:spacing w:after="20" w:before="0"/>
             </w:pPr>
-            <w:hyperlink w:history="1" r:id="rIds-5ckkpjd1pnbjjvr-ewv">
+            <w:hyperlink w:history="1" r:id="rIdqpunbtnug3gmxgnyq27xr">
               <w:r>
                 <w:rPr>
                   <w:rFonts w:ascii="Arial" w:cs="Arial" w:eastAsia="Arial" w:hAnsi="Arial"/>
@@ -7139,7 +7139,7 @@
               <w:spacing w:after="10" w:before="0"/>
               <w:ind w:left="120"/>
             </w:pPr>
-            <w:hyperlink w:history="1" r:id="rIdvdcgfhorrfn484hn9ccnt">
+            <w:hyperlink w:history="1" r:id="rId3dqsgovnsiw3ya80vzx_e">
               <w:r>
                 <w:rPr>
                   <w:rFonts w:ascii="Arial" w:cs="Arial" w:eastAsia="Arial" w:hAnsi="Arial"/>
@@ -7334,7 +7334,7 @@
             <w:pPr>
               <w:spacing w:after="20" w:before="0"/>
             </w:pPr>
-            <w:hyperlink w:history="1" r:id="rId-o_uzv4nqogn3-ypwuhwc">
+            <w:hyperlink w:history="1" r:id="rIdng-cuhldv1uvkx8-1nao_">
               <w:r>
                 <w:rPr>
                   <w:rFonts w:ascii="Arial" w:cs="Arial" w:eastAsia="Arial" w:hAnsi="Arial"/>
@@ -7367,7 +7367,7 @@
               <w:spacing w:after="10" w:before="0"/>
               <w:ind w:left="120"/>
             </w:pPr>
-            <w:hyperlink w:history="1" r:id="rIdsiqyoiigp8qzqjwd5-jv3">
+            <w:hyperlink w:history="1" r:id="rIdqzzyznwzbhnhjmysymf1h">
               <w:r>
                 <w:rPr>
                   <w:rFonts w:ascii="Arial" w:cs="Arial" w:eastAsia="Arial" w:hAnsi="Arial"/>
@@ -7412,7 +7412,7 @@
             <w:pPr>
               <w:spacing w:after="20" w:before="0"/>
             </w:pPr>
-            <w:hyperlink w:history="1" r:id="rIdgwr3pzph7jbbrwmnebf_d">
+            <w:hyperlink w:history="1" r:id="rIdridddl-j57daumpq_d-rf">
               <w:r>
                 <w:rPr>
                   <w:rFonts w:ascii="Arial" w:cs="Arial" w:eastAsia="Arial" w:hAnsi="Arial"/>
@@ -7445,7 +7445,7 @@
               <w:spacing w:after="10" w:before="0"/>
               <w:ind w:left="120"/>
             </w:pPr>
-            <w:hyperlink w:history="1" r:id="rId-oavunpwgz0in0i7n6per">
+            <w:hyperlink w:history="1" r:id="rIduujhixn99b9r2kty8lgyf">
               <w:r>
                 <w:rPr>
                   <w:rFonts w:ascii="Arial" w:cs="Arial" w:eastAsia="Arial" w:hAnsi="Arial"/>
@@ -7640,7 +7640,7 @@
             <w:pPr>
               <w:spacing w:after="20" w:before="0"/>
             </w:pPr>
-            <w:hyperlink w:history="1" r:id="rIdhsvz929o2xtz9xk9cbrgr">
+            <w:hyperlink w:history="1" r:id="rIdikgzkxnw-9g6n_bbw09yr">
               <w:r>
                 <w:rPr>
                   <w:rFonts w:ascii="Arial" w:cs="Arial" w:eastAsia="Arial" w:hAnsi="Arial"/>
@@ -7673,7 +7673,7 @@
               <w:spacing w:after="10" w:before="0"/>
               <w:ind w:left="120"/>
             </w:pPr>
-            <w:hyperlink w:history="1" r:id="rId8sbmqw35hj3whrmlt5n2a">
+            <w:hyperlink w:history="1" r:id="rIdgm7-7yjmkge4tx-h_zdlm">
               <w:r>
                 <w:rPr>
                   <w:rFonts w:ascii="Arial" w:cs="Arial" w:eastAsia="Arial" w:hAnsi="Arial"/>
@@ -7718,7 +7718,7 @@
             <w:pPr>
               <w:spacing w:after="20" w:before="0"/>
             </w:pPr>
-            <w:hyperlink w:history="1" r:id="rIdenbnzwmuk9ci_teneyber">
+            <w:hyperlink w:history="1" r:id="rIdqqr2khd-1zfrypvwayd1k">
               <w:r>
                 <w:rPr>
                   <w:rFonts w:ascii="Arial" w:cs="Arial" w:eastAsia="Arial" w:hAnsi="Arial"/>
@@ -7751,7 +7751,7 @@
               <w:spacing w:after="10" w:before="0"/>
               <w:ind w:left="120"/>
             </w:pPr>
-            <w:hyperlink w:history="1" r:id="rIdw_rffpsr7txwsc-eeemxj">
+            <w:hyperlink w:history="1" r:id="rIdjrvwtf-0uxp1llrw3nxux">
               <w:r>
                 <w:rPr>
                   <w:rFonts w:ascii="Arial" w:cs="Arial" w:eastAsia="Arial" w:hAnsi="Arial"/>
@@ -9238,7 +9238,7 @@
             <w:pPr>
               <w:spacing w:after="20" w:before="0"/>
             </w:pPr>
-            <w:hyperlink w:history="1" r:id="rIdsgejvrlad4_wnp9scbtpy">
+            <w:hyperlink w:history="1" r:id="rIdexatjzu2pj7sfgg6rzfjx">
               <w:r>
                 <w:rPr>
                   <w:rFonts w:ascii="Arial" w:cs="Arial" w:eastAsia="Arial" w:hAnsi="Arial"/>
@@ -9271,7 +9271,7 @@
               <w:spacing w:after="10" w:before="0"/>
               <w:ind w:left="120"/>
             </w:pPr>
-            <w:hyperlink w:history="1" r:id="rIdgdnfbfmt-g26nch00jqer">
+            <w:hyperlink w:history="1" r:id="rIdt6taeuozkgy-_prdp_nrm">
               <w:r>
                 <w:rPr>
                   <w:rFonts w:ascii="Arial" w:cs="Arial" w:eastAsia="Arial" w:hAnsi="Arial"/>
@@ -9316,7 +9316,7 @@
             <w:pPr>
               <w:spacing w:after="20" w:before="0"/>
             </w:pPr>
-            <w:hyperlink w:history="1" r:id="rIdaq_6sl-ye4c7guxvtur-t">
+            <w:hyperlink w:history="1" r:id="rId6u6lxr4f4qx_nfn4uoutt">
               <w:r>
                 <w:rPr>
                   <w:rFonts w:ascii="Arial" w:cs="Arial" w:eastAsia="Arial" w:hAnsi="Arial"/>
@@ -9349,7 +9349,7 @@
               <w:spacing w:after="10" w:before="0"/>
               <w:ind w:left="120"/>
             </w:pPr>
-            <w:hyperlink w:history="1" r:id="rIdrdl6gewo-j2nc2s5lepbv">
+            <w:hyperlink w:history="1" r:id="rIdue55nntiqqxljqjgou4zp">
               <w:r>
                 <w:rPr>
                   <w:rFonts w:ascii="Arial" w:cs="Arial" w:eastAsia="Arial" w:hAnsi="Arial"/>
@@ -9544,7 +9544,7 @@
             <w:pPr>
               <w:spacing w:after="20" w:before="0"/>
             </w:pPr>
-            <w:hyperlink w:history="1" r:id="rIdaafkw5_bzwsuzdxi2rmaq">
+            <w:hyperlink w:history="1" r:id="rIdd1luhhikz8h2itzhyriii">
               <w:r>
                 <w:rPr>
                   <w:rFonts w:ascii="Arial" w:cs="Arial" w:eastAsia="Arial" w:hAnsi="Arial"/>
@@ -9577,7 +9577,7 @@
               <w:spacing w:after="10" w:before="0"/>
               <w:ind w:left="120"/>
             </w:pPr>
-            <w:hyperlink w:history="1" r:id="rId8gxkmcprjl5n2sprer77x">
+            <w:hyperlink w:history="1" r:id="rIdzknrrefmeyk-sch5dulsw">
               <w:r>
                 <w:rPr>
                   <w:rFonts w:ascii="Arial" w:cs="Arial" w:eastAsia="Arial" w:hAnsi="Arial"/>
@@ -9622,7 +9622,7 @@
             <w:pPr>
               <w:spacing w:after="20" w:before="0"/>
             </w:pPr>
-            <w:hyperlink w:history="1" r:id="rIdyken0g_y4zu4h0znycgx0">
+            <w:hyperlink w:history="1" r:id="rIdkyfivf1tjrrpzw51hskjc">
               <w:r>
                 <w:rPr>
                   <w:rFonts w:ascii="Arial" w:cs="Arial" w:eastAsia="Arial" w:hAnsi="Arial"/>
@@ -9655,7 +9655,7 @@
               <w:spacing w:after="10" w:before="0"/>
               <w:ind w:left="120"/>
             </w:pPr>
-            <w:hyperlink w:history="1" r:id="rIdpjunvnx0ptkv66nb589d-">
+            <w:hyperlink w:history="1" r:id="rId1beaddqcawd7b6-23gzxs">
               <w:r>
                 <w:rPr>
                   <w:rFonts w:ascii="Arial" w:cs="Arial" w:eastAsia="Arial" w:hAnsi="Arial"/>
@@ -9850,7 +9850,7 @@
             <w:pPr>
               <w:spacing w:after="20" w:before="0"/>
             </w:pPr>
-            <w:hyperlink w:history="1" r:id="rId1dnvfffzwcgtaqj4hayhg">
+            <w:hyperlink w:history="1" r:id="rIdry5grga0qnlwhpcihmwrw">
               <w:r>
                 <w:rPr>
                   <w:rFonts w:ascii="Arial" w:cs="Arial" w:eastAsia="Arial" w:hAnsi="Arial"/>
@@ -9883,7 +9883,7 @@
               <w:spacing w:after="10" w:before="0"/>
               <w:ind w:left="120"/>
             </w:pPr>
-            <w:hyperlink w:history="1" r:id="rIdud1lixd4tpstbszrfxnhy">
+            <w:hyperlink w:history="1" r:id="rIdlxfy7jo8s_vhn3plhkz4s">
               <w:r>
                 <w:rPr>
                   <w:rFonts w:ascii="Arial" w:cs="Arial" w:eastAsia="Arial" w:hAnsi="Arial"/>
@@ -9928,7 +9928,7 @@
             <w:pPr>
               <w:spacing w:after="20" w:before="0"/>
             </w:pPr>
-            <w:hyperlink w:history="1" r:id="rIdgragojuadcqpgaakf1jfz">
+            <w:hyperlink w:history="1" r:id="rIdljlsl9-c_7rvwvodytewb">
               <w:r>
                 <w:rPr>
                   <w:rFonts w:ascii="Arial" w:cs="Arial" w:eastAsia="Arial" w:hAnsi="Arial"/>
@@ -9961,7 +9961,7 @@
               <w:spacing w:after="10" w:before="0"/>
               <w:ind w:left="120"/>
             </w:pPr>
-            <w:hyperlink w:history="1" r:id="rIdm3bhxveelphg_huoix5tq">
+            <w:hyperlink w:history="1" r:id="rIdawxmhatff2md7pbiwdewg">
               <w:r>
                 <w:rPr>
                   <w:rFonts w:ascii="Arial" w:cs="Arial" w:eastAsia="Arial" w:hAnsi="Arial"/>
@@ -10156,7 +10156,7 @@
             <w:pPr>
               <w:spacing w:after="20" w:before="0"/>
             </w:pPr>
-            <w:hyperlink w:history="1" r:id="rIdrx6mqc6pywcrv8ppcwve-">
+            <w:hyperlink w:history="1" r:id="rIdnspq1l4plip4rxqxqo0rd">
               <w:r>
                 <w:rPr>
                   <w:rFonts w:ascii="Arial" w:cs="Arial" w:eastAsia="Arial" w:hAnsi="Arial"/>
@@ -10189,7 +10189,7 @@
               <w:spacing w:after="10" w:before="0"/>
               <w:ind w:left="120"/>
             </w:pPr>
-            <w:hyperlink w:history="1" r:id="rIdrcw02oxxgvc595tpypqpk">
+            <w:hyperlink w:history="1" r:id="rId9on_mqrmmsktrv55yhzvw">
               <w:r>
                 <w:rPr>
                   <w:rFonts w:ascii="Arial" w:cs="Arial" w:eastAsia="Arial" w:hAnsi="Arial"/>
@@ -10234,7 +10234,7 @@
             <w:pPr>
               <w:spacing w:after="20" w:before="0"/>
             </w:pPr>
-            <w:hyperlink w:history="1" r:id="rIdgtoosqscmovruuqgniozk">
+            <w:hyperlink w:history="1" r:id="rIddcet-xunm8la6gafa2zq6">
               <w:r>
                 <w:rPr>
                   <w:rFonts w:ascii="Arial" w:cs="Arial" w:eastAsia="Arial" w:hAnsi="Arial"/>
@@ -10267,7 +10267,7 @@
               <w:spacing w:after="10" w:before="0"/>
               <w:ind w:left="120"/>
             </w:pPr>
-            <w:hyperlink w:history="1" r:id="rIduyh5xqqruyamrlrvp9eqz">
+            <w:hyperlink w:history="1" r:id="rIdpapz18qbev0vxhgk_wnyb">
               <w:r>
                 <w:rPr>
                   <w:rFonts w:ascii="Arial" w:cs="Arial" w:eastAsia="Arial" w:hAnsi="Arial"/>
@@ -10462,7 +10462,7 @@
             <w:pPr>
               <w:spacing w:after="20" w:before="0"/>
             </w:pPr>
-            <w:hyperlink w:history="1" r:id="rIda-aztkwvqnylsaewokrpy">
+            <w:hyperlink w:history="1" r:id="rIdu8t90fu2wvfw8e71rqyva">
               <w:r>
                 <w:rPr>
                   <w:rFonts w:ascii="Arial" w:cs="Arial" w:eastAsia="Arial" w:hAnsi="Arial"/>
@@ -10495,7 +10495,7 @@
               <w:spacing w:after="10" w:before="0"/>
               <w:ind w:left="120"/>
             </w:pPr>
-            <w:hyperlink w:history="1" r:id="rIdt-uyoowaus0zrl1haerm8">
+            <w:hyperlink w:history="1" r:id="rIdwahbo981znavodhgbha9d">
               <w:r>
                 <w:rPr>
                   <w:rFonts w:ascii="Arial" w:cs="Arial" w:eastAsia="Arial" w:hAnsi="Arial"/>
@@ -10540,7 +10540,7 @@
             <w:pPr>
               <w:spacing w:after="20" w:before="0"/>
             </w:pPr>
-            <w:hyperlink w:history="1" r:id="rIdafyoawrqad21m0yhcwnao">
+            <w:hyperlink w:history="1" r:id="rIdx3sp2zf8q6gnnbozu5w_c">
               <w:r>
                 <w:rPr>
                   <w:rFonts w:ascii="Arial" w:cs="Arial" w:eastAsia="Arial" w:hAnsi="Arial"/>
@@ -10573,7 +10573,7 @@
               <w:spacing w:after="10" w:before="0"/>
               <w:ind w:left="120"/>
             </w:pPr>
-            <w:hyperlink w:history="1" r:id="rIdigwghnu1nlvoomj-2qwkq">
+            <w:hyperlink w:history="1" r:id="rId1uvhkj0sqgxarcrwgte-t">
               <w:r>
                 <w:rPr>
                   <w:rFonts w:ascii="Arial" w:cs="Arial" w:eastAsia="Arial" w:hAnsi="Arial"/>
@@ -12155,7 +12155,7 @@
             <w:pPr>
               <w:spacing w:after="20" w:before="0"/>
             </w:pPr>
-            <w:hyperlink w:history="1" r:id="rIdik97ugjgyk9cfa8qu62-p">
+            <w:hyperlink w:history="1" r:id="rIdlxebn_xaecmtrgyfk_1vo">
               <w:r>
                 <w:rPr>
                   <w:rFonts w:ascii="Arial" w:cs="Arial" w:eastAsia="Arial" w:hAnsi="Arial"/>
@@ -12188,7 +12188,7 @@
               <w:spacing w:after="10" w:before="0"/>
               <w:ind w:left="120"/>
             </w:pPr>
-            <w:hyperlink w:history="1" r:id="rIdvha0vkd-765kbodd0_jve">
+            <w:hyperlink w:history="1" r:id="rId2vfqd-mmiel5sqhlrumq8">
               <w:r>
                 <w:rPr>
                   <w:rFonts w:ascii="Arial" w:cs="Arial" w:eastAsia="Arial" w:hAnsi="Arial"/>
@@ -12233,7 +12233,7 @@
             <w:pPr>
               <w:spacing w:after="20" w:before="0"/>
             </w:pPr>
-            <w:hyperlink w:history="1" r:id="rIdylxjbguuldh8fu-pm7oti">
+            <w:hyperlink w:history="1" r:id="rIdj08dwmkul64vail7jj7ni">
               <w:r>
                 <w:rPr>
                   <w:rFonts w:ascii="Arial" w:cs="Arial" w:eastAsia="Arial" w:hAnsi="Arial"/>
@@ -12266,7 +12266,7 @@
               <w:spacing w:after="10" w:before="0"/>
               <w:ind w:left="120"/>
             </w:pPr>
-            <w:hyperlink w:history="1" r:id="rIddbevylc-g_iowx5dvjqhq">
+            <w:hyperlink w:history="1" r:id="rIdxhs0ylmhejwamiojqcgst">
               <w:r>
                 <w:rPr>
                   <w:rFonts w:ascii="Arial" w:cs="Arial" w:eastAsia="Arial" w:hAnsi="Arial"/>
@@ -12461,7 +12461,7 @@
             <w:pPr>
               <w:spacing w:after="20" w:before="0"/>
             </w:pPr>
-            <w:hyperlink w:history="1" r:id="rIdid3rveal_n4gjace_blp3">
+            <w:hyperlink w:history="1" r:id="rIdnmn3dg6_dpuqx6i2fqiiw">
               <w:r>
                 <w:rPr>
                   <w:rFonts w:ascii="Arial" w:cs="Arial" w:eastAsia="Arial" w:hAnsi="Arial"/>
@@ -12494,7 +12494,7 @@
               <w:spacing w:after="10" w:before="0"/>
               <w:ind w:left="120"/>
             </w:pPr>
-            <w:hyperlink w:history="1" r:id="rIdcr7z9uz7hpv_jkhyqrmdd">
+            <w:hyperlink w:history="1" r:id="rIdtnd71bastropxh-ztucjg">
               <w:r>
                 <w:rPr>
                   <w:rFonts w:ascii="Arial" w:cs="Arial" w:eastAsia="Arial" w:hAnsi="Arial"/>
@@ -12539,7 +12539,7 @@
             <w:pPr>
               <w:spacing w:after="20" w:before="0"/>
             </w:pPr>
-            <w:hyperlink w:history="1" r:id="rIdyqaowbj5aq8bmkuvzh2ty">
+            <w:hyperlink w:history="1" r:id="rId_f9kb5gdzso4fsrwozld5">
               <w:r>
                 <w:rPr>
                   <w:rFonts w:ascii="Arial" w:cs="Arial" w:eastAsia="Arial" w:hAnsi="Arial"/>
@@ -12572,7 +12572,7 @@
               <w:spacing w:after="10" w:before="0"/>
               <w:ind w:left="120"/>
             </w:pPr>
-            <w:hyperlink w:history="1" r:id="rIdkgd4ofnz7dvp7sf2soiko">
+            <w:hyperlink w:history="1" r:id="rIdms2csisexwwow_w5x4q1a">
               <w:r>
                 <w:rPr>
                   <w:rFonts w:ascii="Arial" w:cs="Arial" w:eastAsia="Arial" w:hAnsi="Arial"/>
@@ -12767,7 +12767,7 @@
             <w:pPr>
               <w:spacing w:after="20" w:before="0"/>
             </w:pPr>
-            <w:hyperlink w:history="1" r:id="rIdab6kxwkzsuys-x1zbba2d">
+            <w:hyperlink w:history="1" r:id="rIdm1z88orlspu_ch4-6vja0">
               <w:r>
                 <w:rPr>
                   <w:rFonts w:ascii="Arial" w:cs="Arial" w:eastAsia="Arial" w:hAnsi="Arial"/>
@@ -12800,7 +12800,7 @@
               <w:spacing w:after="10" w:before="0"/>
               <w:ind w:left="120"/>
             </w:pPr>
-            <w:hyperlink w:history="1" r:id="rIdz5zjh7a0ganuiotphhxvk">
+            <w:hyperlink w:history="1" r:id="rIdhfrmjmmmokdpne-kqps0g">
               <w:r>
                 <w:rPr>
                   <w:rFonts w:ascii="Arial" w:cs="Arial" w:eastAsia="Arial" w:hAnsi="Arial"/>
@@ -12845,7 +12845,7 @@
             <w:pPr>
               <w:spacing w:after="20" w:before="0"/>
             </w:pPr>
-            <w:hyperlink w:history="1" r:id="rIdrgbt4i1krjtiv1x8q9zbv">
+            <w:hyperlink w:history="1" r:id="rIdslw10q5utncqyjyplbkql">
               <w:r>
                 <w:rPr>
                   <w:rFonts w:ascii="Arial" w:cs="Arial" w:eastAsia="Arial" w:hAnsi="Arial"/>
@@ -12878,7 +12878,7 @@
               <w:spacing w:after="10" w:before="0"/>
               <w:ind w:left="120"/>
             </w:pPr>
-            <w:hyperlink w:history="1" r:id="rId2h9j0rtg6u5r7z07vqpeo">
+            <w:hyperlink w:history="1" r:id="rIdseea7czs-2emoizclll6h">
               <w:r>
                 <w:rPr>
                   <w:rFonts w:ascii="Arial" w:cs="Arial" w:eastAsia="Arial" w:hAnsi="Arial"/>
@@ -13073,7 +13073,7 @@
             <w:pPr>
               <w:spacing w:after="20" w:before="0"/>
             </w:pPr>
-            <w:hyperlink w:history="1" r:id="rId4js5num_rrzmxvsgpro27">
+            <w:hyperlink w:history="1" r:id="rIdagkt5yt_msxeldlnv6x3d">
               <w:r>
                 <w:rPr>
                   <w:rFonts w:ascii="Arial" w:cs="Arial" w:eastAsia="Arial" w:hAnsi="Arial"/>
@@ -13106,7 +13106,7 @@
               <w:spacing w:after="10" w:before="0"/>
               <w:ind w:left="120"/>
             </w:pPr>
-            <w:hyperlink w:history="1" r:id="rIdjvy5srktxd1zklz1qavyg">
+            <w:hyperlink w:history="1" r:id="rIdrcpru1nj8emtrykyjblvp">
               <w:r>
                 <w:rPr>
                   <w:rFonts w:ascii="Arial" w:cs="Arial" w:eastAsia="Arial" w:hAnsi="Arial"/>
@@ -13151,7 +13151,7 @@
             <w:pPr>
               <w:spacing w:after="20" w:before="0"/>
             </w:pPr>
-            <w:hyperlink w:history="1" r:id="rIdud_axk6p3hwvkmdgls2g-">
+            <w:hyperlink w:history="1" r:id="rIdcdarzrcvktvpkukdbwfkk">
               <w:r>
                 <w:rPr>
                   <w:rFonts w:ascii="Arial" w:cs="Arial" w:eastAsia="Arial" w:hAnsi="Arial"/>
@@ -13184,7 +13184,7 @@
               <w:spacing w:after="10" w:before="0"/>
               <w:ind w:left="120"/>
             </w:pPr>
-            <w:hyperlink w:history="1" r:id="rIdr4qbflzfu7boxgek1l88f">
+            <w:hyperlink w:history="1" r:id="rIdjni-yfx3cibj_ndsbvhul">
               <w:r>
                 <w:rPr>
                   <w:rFonts w:ascii="Arial" w:cs="Arial" w:eastAsia="Arial" w:hAnsi="Arial"/>
@@ -13379,7 +13379,7 @@
             <w:pPr>
               <w:spacing w:after="20" w:before="0"/>
             </w:pPr>
-            <w:hyperlink w:history="1" r:id="rIdxhipjvqstyl5hqewmazne">
+            <w:hyperlink w:history="1" r:id="rIdxcgiuzjdptfm4s13ogtcm">
               <w:r>
                 <w:rPr>
                   <w:rFonts w:ascii="Arial" w:cs="Arial" w:eastAsia="Arial" w:hAnsi="Arial"/>
@@ -13412,7 +13412,7 @@
               <w:spacing w:after="10" w:before="0"/>
               <w:ind w:left="120"/>
             </w:pPr>
-            <w:hyperlink w:history="1" r:id="rIdrjb9oajbk3x1yaghysbqs">
+            <w:hyperlink w:history="1" r:id="rId24fsjux3bfglmhs9ds4ui">
               <w:r>
                 <w:rPr>
                   <w:rFonts w:ascii="Arial" w:cs="Arial" w:eastAsia="Arial" w:hAnsi="Arial"/>
@@ -13457,7 +13457,7 @@
             <w:pPr>
               <w:spacing w:after="20" w:before="0"/>
             </w:pPr>
-            <w:hyperlink w:history="1" r:id="rIdx6mxxcsekcnhrrzalyssm">
+            <w:hyperlink w:history="1" r:id="rIdzk8ydwlscghrbsr7limgt">
               <w:r>
                 <w:rPr>
                   <w:rFonts w:ascii="Arial" w:cs="Arial" w:eastAsia="Arial" w:hAnsi="Arial"/>
@@ -13490,7 +13490,7 @@
               <w:spacing w:after="10" w:before="0"/>
               <w:ind w:left="120"/>
             </w:pPr>
-            <w:hyperlink w:history="1" r:id="rId4w2itv-tpiblo-rzyrxju">
+            <w:hyperlink w:history="1" r:id="rIdcvdc0pvn3efypnhnmrmfy">
               <w:r>
                 <w:rPr>
                   <w:rFonts w:ascii="Arial" w:cs="Arial" w:eastAsia="Arial" w:hAnsi="Arial"/>
@@ -15091,7 +15091,7 @@
             <w:pPr>
               <w:spacing w:after="20" w:before="0"/>
             </w:pPr>
-            <w:hyperlink w:history="1" r:id="rIdflfraao5gdo0vqc5ijrig">
+            <w:hyperlink w:history="1" r:id="rIdzh7yoncf43dz9aeguieii">
               <w:r>
                 <w:rPr>
                   <w:rFonts w:ascii="Arial" w:cs="Arial" w:eastAsia="Arial" w:hAnsi="Arial"/>
@@ -15124,7 +15124,7 @@
               <w:spacing w:after="10" w:before="0"/>
               <w:ind w:left="120"/>
             </w:pPr>
-            <w:hyperlink w:history="1" r:id="rId8law9iu-p0m4fihqk-qol">
+            <w:hyperlink w:history="1" r:id="rIdmwotalvwu-9h0nvcde_rg">
               <w:r>
                 <w:rPr>
                   <w:rFonts w:ascii="Arial" w:cs="Arial" w:eastAsia="Arial" w:hAnsi="Arial"/>
@@ -15169,7 +15169,7 @@
             <w:pPr>
               <w:spacing w:after="20" w:before="0"/>
             </w:pPr>
-            <w:hyperlink w:history="1" r:id="rId8wpxt5hvzz8xmo5zdcoo_">
+            <w:hyperlink w:history="1" r:id="rIdiarhrmzsdgybgjwee9jhr">
               <w:r>
                 <w:rPr>
                   <w:rFonts w:ascii="Arial" w:cs="Arial" w:eastAsia="Arial" w:hAnsi="Arial"/>
@@ -15202,7 +15202,7 @@
               <w:spacing w:after="10" w:before="0"/>
               <w:ind w:left="120"/>
             </w:pPr>
-            <w:hyperlink w:history="1" r:id="rIduga4nvoz0c6rivzq643ud">
+            <w:hyperlink w:history="1" r:id="rIdhpm5sv9p_uveetv8m8rzf">
               <w:r>
                 <w:rPr>
                   <w:rFonts w:ascii="Arial" w:cs="Arial" w:eastAsia="Arial" w:hAnsi="Arial"/>
@@ -15473,7 +15473,7 @@
             <w:pPr>
               <w:spacing w:after="20" w:before="0"/>
             </w:pPr>
-            <w:hyperlink w:history="1" r:id="rIdqryaucnw6lud02f1qs8fi">
+            <w:hyperlink w:history="1" r:id="rIdzivrkksu0jl4otxt6hz5p">
               <w:r>
                 <w:rPr>
                   <w:rFonts w:ascii="Arial" w:cs="Arial" w:eastAsia="Arial" w:hAnsi="Arial"/>
@@ -15506,7 +15506,7 @@
               <w:spacing w:after="10" w:before="0"/>
               <w:ind w:left="120"/>
             </w:pPr>
-            <w:hyperlink w:history="1" r:id="rIdlz-12bhbkvjefc94ajhkl">
+            <w:hyperlink w:history="1" r:id="rIdr2jdg0bjgoesjhjwa0ku8">
               <w:r>
                 <w:rPr>
                   <w:rFonts w:ascii="Arial" w:cs="Arial" w:eastAsia="Arial" w:hAnsi="Arial"/>
@@ -15551,7 +15551,7 @@
             <w:pPr>
               <w:spacing w:after="20" w:before="0"/>
             </w:pPr>
-            <w:hyperlink w:history="1" r:id="rIdon0imqrr6vloglgf4uzhj">
+            <w:hyperlink w:history="1" r:id="rIdbq4bxmmcaj52eptiiyuuy">
               <w:r>
                 <w:rPr>
                   <w:rFonts w:ascii="Arial" w:cs="Arial" w:eastAsia="Arial" w:hAnsi="Arial"/>
@@ -15584,7 +15584,7 @@
               <w:spacing w:after="10" w:before="0"/>
               <w:ind w:left="120"/>
             </w:pPr>
-            <w:hyperlink w:history="1" r:id="rId4eqaupc-lbzc3_plj6jc2">
+            <w:hyperlink w:history="1" r:id="rIds4jnmqvnl9yorltpofc-b">
               <w:r>
                 <w:rPr>
                   <w:rFonts w:ascii="Arial" w:cs="Arial" w:eastAsia="Arial" w:hAnsi="Arial"/>
@@ -16030,7 +16030,7 @@
             <w:pPr>
               <w:spacing w:after="20" w:before="0"/>
             </w:pPr>
-            <w:hyperlink w:history="1" r:id="rIdomrfqzv1psxegjfwmkxzy">
+            <w:hyperlink w:history="1" r:id="rIdzcun0r9cf0gkje4s_-hiz">
               <w:r>
                 <w:rPr>
                   <w:rFonts w:ascii="Arial" w:cs="Arial" w:eastAsia="Arial" w:hAnsi="Arial"/>
@@ -16063,7 +16063,7 @@
               <w:spacing w:after="10" w:before="0"/>
               <w:ind w:left="120"/>
             </w:pPr>
-            <w:hyperlink w:history="1" r:id="rIdvntzoxdxjcfb7wgr4pzby">
+            <w:hyperlink w:history="1" r:id="rId0u6i-pil3vbnmgnslikjf">
               <w:r>
                 <w:rPr>
                   <w:rFonts w:ascii="Arial" w:cs="Arial" w:eastAsia="Arial" w:hAnsi="Arial"/>
@@ -16108,7 +16108,7 @@
             <w:pPr>
               <w:spacing w:after="20" w:before="0"/>
             </w:pPr>
-            <w:hyperlink w:history="1" r:id="rIdfvmqindxd4qtdolsmbn24">
+            <w:hyperlink w:history="1" r:id="rIdefo8pxewgl_gnwgyh6l7f">
               <w:r>
                 <w:rPr>
                   <w:rFonts w:ascii="Arial" w:cs="Arial" w:eastAsia="Arial" w:hAnsi="Arial"/>
@@ -16141,7 +16141,7 @@
               <w:spacing w:after="10" w:before="0"/>
               <w:ind w:left="120"/>
             </w:pPr>
-            <w:hyperlink w:history="1" r:id="rIdjtjhxjaeivxa68-0q9_du">
+            <w:hyperlink w:history="1" r:id="rId_oq-nbjuvxpay9gny12ey">
               <w:r>
                 <w:rPr>
                   <w:rFonts w:ascii="Arial" w:cs="Arial" w:eastAsia="Arial" w:hAnsi="Arial"/>
@@ -16412,7 +16412,7 @@
             <w:pPr>
               <w:spacing w:after="20" w:before="0"/>
             </w:pPr>
-            <w:hyperlink w:history="1" r:id="rIdt0p_kcwtlxs92tpgc6o-3">
+            <w:hyperlink w:history="1" r:id="rIdexru183nzignp1g-w5m_v">
               <w:r>
                 <w:rPr>
                   <w:rFonts w:ascii="Arial" w:cs="Arial" w:eastAsia="Arial" w:hAnsi="Arial"/>
@@ -16445,7 +16445,7 @@
               <w:spacing w:after="10" w:before="0"/>
               <w:ind w:left="120"/>
             </w:pPr>
-            <w:hyperlink w:history="1" r:id="rIdndvkm8jugk0x7tskyrwsf">
+            <w:hyperlink w:history="1" r:id="rIdoe9j4hfq-vzdbykzdmhog">
               <w:r>
                 <w:rPr>
                   <w:rFonts w:ascii="Arial" w:cs="Arial" w:eastAsia="Arial" w:hAnsi="Arial"/>
@@ -16490,7 +16490,7 @@
             <w:pPr>
               <w:spacing w:after="20" w:before="0"/>
             </w:pPr>
-            <w:hyperlink w:history="1" r:id="rIdjvozelo0kbgh6cgnlqzew">
+            <w:hyperlink w:history="1" r:id="rIdbbduv6mmxamlw_vqudizt">
               <w:r>
                 <w:rPr>
                   <w:rFonts w:ascii="Arial" w:cs="Arial" w:eastAsia="Arial" w:hAnsi="Arial"/>
@@ -16523,7 +16523,7 @@
               <w:spacing w:after="10" w:before="0"/>
               <w:ind w:left="120"/>
             </w:pPr>
-            <w:hyperlink w:history="1" r:id="rId40yayyxwptdzas8nb2hv-">
+            <w:hyperlink w:history="1" r:id="rIdeb-e12jr1u-ifhgk3xf3r">
               <w:r>
                 <w:rPr>
                   <w:rFonts w:ascii="Arial" w:cs="Arial" w:eastAsia="Arial" w:hAnsi="Arial"/>
@@ -16813,7 +16813,7 @@
             <w:pPr>
               <w:spacing w:after="20" w:before="0"/>
             </w:pPr>
-            <w:hyperlink w:history="1" r:id="rIdz3ufkeryza10-ztg6hnad">
+            <w:hyperlink w:history="1" r:id="rId8hvyzrvpetethhmmprat5">
               <w:r>
                 <w:rPr>
                   <w:rFonts w:ascii="Arial" w:cs="Arial" w:eastAsia="Arial" w:hAnsi="Arial"/>
@@ -16846,7 +16846,7 @@
               <w:spacing w:after="10" w:before="0"/>
               <w:ind w:left="120"/>
             </w:pPr>
-            <w:hyperlink w:history="1" r:id="rIdn4xwykslufcqxqofupzgi">
+            <w:hyperlink w:history="1" r:id="rIdknw4tihdakkes2hrgtg7y">
               <w:r>
                 <w:rPr>
                   <w:rFonts w:ascii="Arial" w:cs="Arial" w:eastAsia="Arial" w:hAnsi="Arial"/>
@@ -16891,7 +16891,7 @@
             <w:pPr>
               <w:spacing w:after="20" w:before="0"/>
             </w:pPr>
-            <w:hyperlink w:history="1" r:id="rId4lieyiyzbb3fo4bpqq3rb">
+            <w:hyperlink w:history="1" r:id="rIdoi6dd9v3hkcioqerfshi1">
               <w:r>
                 <w:rPr>
                   <w:rFonts w:ascii="Arial" w:cs="Arial" w:eastAsia="Arial" w:hAnsi="Arial"/>
@@ -16924,7 +16924,7 @@
               <w:spacing w:after="10" w:before="0"/>
               <w:ind w:left="120"/>
             </w:pPr>
-            <w:hyperlink w:history="1" r:id="rIdcvnwcsglnsehbidzobn-e">
+            <w:hyperlink w:history="1" r:id="rId7r-sh3epw6qf6te6efc5v">
               <w:r>
                 <w:rPr>
                   <w:rFonts w:ascii="Arial" w:cs="Arial" w:eastAsia="Arial" w:hAnsi="Arial"/>
@@ -18487,7 +18487,7 @@
             <w:pPr>
               <w:spacing w:after="20" w:before="0"/>
             </w:pPr>
-            <w:hyperlink w:history="1" r:id="rIdknxqnw7ztmddgd6vqwrxk">
+            <w:hyperlink w:history="1" r:id="rIdoddaymbymn4kyvwwthmko">
               <w:r>
                 <w:rPr>
                   <w:rFonts w:ascii="Arial" w:cs="Arial" w:eastAsia="Arial" w:hAnsi="Arial"/>
@@ -18520,7 +18520,7 @@
               <w:spacing w:after="10" w:before="0"/>
               <w:ind w:left="120"/>
             </w:pPr>
-            <w:hyperlink w:history="1" r:id="rIdbwo1hrt8rsalfubw1e_zo">
+            <w:hyperlink w:history="1" r:id="rId4ehhbgcm7siqat7qufm2d">
               <w:r>
                 <w:rPr>
                   <w:rFonts w:ascii="Arial" w:cs="Arial" w:eastAsia="Arial" w:hAnsi="Arial"/>
@@ -18565,7 +18565,7 @@
             <w:pPr>
               <w:spacing w:after="20" w:before="0"/>
             </w:pPr>
-            <w:hyperlink w:history="1" r:id="rId5vs2wdh5y_def0kmsg1dk">
+            <w:hyperlink w:history="1" r:id="rIdtkpjqpnsheng1yvlvna2g">
               <w:r>
                 <w:rPr>
                   <w:rFonts w:ascii="Arial" w:cs="Arial" w:eastAsia="Arial" w:hAnsi="Arial"/>
@@ -18598,7 +18598,7 @@
               <w:spacing w:after="10" w:before="0"/>
               <w:ind w:left="120"/>
             </w:pPr>
-            <w:hyperlink w:history="1" r:id="rIdanznwb6rfeq452sh6rh9x">
+            <w:hyperlink w:history="1" r:id="rIdkzncvflyaeqqbjbzt7yx0">
               <w:r>
                 <w:rPr>
                   <w:rFonts w:ascii="Arial" w:cs="Arial" w:eastAsia="Arial" w:hAnsi="Arial"/>
@@ -18793,7 +18793,7 @@
             <w:pPr>
               <w:spacing w:after="20" w:before="0"/>
             </w:pPr>
-            <w:hyperlink w:history="1" r:id="rIdintoyexb268clh_ht37ab">
+            <w:hyperlink w:history="1" r:id="rId1c5t1ohgw8lhzgblk2kkt">
               <w:r>
                 <w:rPr>
                   <w:rFonts w:ascii="Arial" w:cs="Arial" w:eastAsia="Arial" w:hAnsi="Arial"/>
@@ -18826,7 +18826,7 @@
               <w:spacing w:after="10" w:before="0"/>
               <w:ind w:left="120"/>
             </w:pPr>
-            <w:hyperlink w:history="1" r:id="rIdj507weglr1_wbtratrshr">
+            <w:hyperlink w:history="1" r:id="rIdu-loclqduh18jbzdfmicx">
               <w:r>
                 <w:rPr>
                   <w:rFonts w:ascii="Arial" w:cs="Arial" w:eastAsia="Arial" w:hAnsi="Arial"/>
@@ -18871,7 +18871,7 @@
             <w:pPr>
               <w:spacing w:after="20" w:before="0"/>
             </w:pPr>
-            <w:hyperlink w:history="1" r:id="rIdkjqpxpafx71jbsdee1ji7">
+            <w:hyperlink w:history="1" r:id="rId1hfb2j3elrf715ntfhvic">
               <w:r>
                 <w:rPr>
                   <w:rFonts w:ascii="Arial" w:cs="Arial" w:eastAsia="Arial" w:hAnsi="Arial"/>
@@ -18904,7 +18904,7 @@
               <w:spacing w:after="10" w:before="0"/>
               <w:ind w:left="120"/>
             </w:pPr>
-            <w:hyperlink w:history="1" r:id="rIdyaou0r-vz0gomkqrgysfm">
+            <w:hyperlink w:history="1" r:id="rIduq3sbiume07vv_zgzftqy">
               <w:r>
                 <w:rPr>
                   <w:rFonts w:ascii="Arial" w:cs="Arial" w:eastAsia="Arial" w:hAnsi="Arial"/>
@@ -19099,7 +19099,7 @@
             <w:pPr>
               <w:spacing w:after="20" w:before="0"/>
             </w:pPr>
-            <w:hyperlink w:history="1" r:id="rIdaahchwbir_tmiez4d0ljc">
+            <w:hyperlink w:history="1" r:id="rIdhufdo6cnlvx6lkevusn6g">
               <w:r>
                 <w:rPr>
                   <w:rFonts w:ascii="Arial" w:cs="Arial" w:eastAsia="Arial" w:hAnsi="Arial"/>
@@ -19132,7 +19132,7 @@
               <w:spacing w:after="10" w:before="0"/>
               <w:ind w:left="120"/>
             </w:pPr>
-            <w:hyperlink w:history="1" r:id="rIdemkau1li4c5k-hxvry7sp">
+            <w:hyperlink w:history="1" r:id="rIdfvmtkpnriwkzs1wcbvv0m">
               <w:r>
                 <w:rPr>
                   <w:rFonts w:ascii="Arial" w:cs="Arial" w:eastAsia="Arial" w:hAnsi="Arial"/>
@@ -19177,7 +19177,7 @@
             <w:pPr>
               <w:spacing w:after="20" w:before="0"/>
             </w:pPr>
-            <w:hyperlink w:history="1" r:id="rIdozh_ra7r2ctffsypwqaj0">
+            <w:hyperlink w:history="1" r:id="rId5fzilovmrhdmmzfgqvxot">
               <w:r>
                 <w:rPr>
                   <w:rFonts w:ascii="Arial" w:cs="Arial" w:eastAsia="Arial" w:hAnsi="Arial"/>
@@ -19210,7 +19210,7 @@
               <w:spacing w:after="10" w:before="0"/>
               <w:ind w:left="120"/>
             </w:pPr>
-            <w:hyperlink w:history="1" r:id="rId8xteoxgkb9t4zgzkvz7iu">
+            <w:hyperlink w:history="1" r:id="rIdnk3kzyrwc2sxnkbcfo_gh">
               <w:r>
                 <w:rPr>
                   <w:rFonts w:ascii="Arial" w:cs="Arial" w:eastAsia="Arial" w:hAnsi="Arial"/>
@@ -19405,7 +19405,7 @@
             <w:pPr>
               <w:spacing w:after="20" w:before="0"/>
             </w:pPr>
-            <w:hyperlink w:history="1" r:id="rIdii2rghlxcbmu4tlchvbnu">
+            <w:hyperlink w:history="1" r:id="rIdus28wpymiwn_eczbgj6zo">
               <w:r>
                 <w:rPr>
                   <w:rFonts w:ascii="Arial" w:cs="Arial" w:eastAsia="Arial" w:hAnsi="Arial"/>
@@ -19438,7 +19438,7 @@
               <w:spacing w:after="10" w:before="0"/>
               <w:ind w:left="120"/>
             </w:pPr>
-            <w:hyperlink w:history="1" r:id="rId_hx4cpx-hrzidkvrnrd0t">
+            <w:hyperlink w:history="1" r:id="rIdlmscs18lvw7you8jxmunz">
               <w:r>
                 <w:rPr>
                   <w:rFonts w:ascii="Arial" w:cs="Arial" w:eastAsia="Arial" w:hAnsi="Arial"/>
@@ -19483,7 +19483,7 @@
             <w:pPr>
               <w:spacing w:after="20" w:before="0"/>
             </w:pPr>
-            <w:hyperlink w:history="1" r:id="rIdorxdz6dmvwuvxg46qfieh">
+            <w:hyperlink w:history="1" r:id="rId6lhelel8r2e7hku0rm7b8">
               <w:r>
                 <w:rPr>
                   <w:rFonts w:ascii="Arial" w:cs="Arial" w:eastAsia="Arial" w:hAnsi="Arial"/>
@@ -19516,7 +19516,7 @@
               <w:spacing w:after="10" w:before="0"/>
               <w:ind w:left="120"/>
             </w:pPr>
-            <w:hyperlink w:history="1" r:id="rId8piwrbh5gz1c5br3yidpi">
+            <w:hyperlink w:history="1" r:id="rIdqpstarq2i_ds9-yaqab8-">
               <w:r>
                 <w:rPr>
                   <w:rFonts w:ascii="Arial" w:cs="Arial" w:eastAsia="Arial" w:hAnsi="Arial"/>
@@ -19711,7 +19711,7 @@
             <w:pPr>
               <w:spacing w:after="20" w:before="0"/>
             </w:pPr>
-            <w:hyperlink w:history="1" r:id="rId6hf5b5vcuhvs0t9p10x-j">
+            <w:hyperlink w:history="1" r:id="rIdl7qbgizqvkwnteyvowlh-">
               <w:r>
                 <w:rPr>
                   <w:rFonts w:ascii="Arial" w:cs="Arial" w:eastAsia="Arial" w:hAnsi="Arial"/>
@@ -19744,7 +19744,7 @@
               <w:spacing w:after="10" w:before="0"/>
               <w:ind w:left="120"/>
             </w:pPr>
-            <w:hyperlink w:history="1" r:id="rIdezqvsdv8agqrv_rvkx7pg">
+            <w:hyperlink w:history="1" r:id="rId4sq33dardh_1gjq3f_4wd">
               <w:r>
                 <w:rPr>
                   <w:rFonts w:ascii="Arial" w:cs="Arial" w:eastAsia="Arial" w:hAnsi="Arial"/>
@@ -19789,7 +19789,7 @@
             <w:pPr>
               <w:spacing w:after="20" w:before="0"/>
             </w:pPr>
-            <w:hyperlink w:history="1" r:id="rIdv8nq5w3l_g3-pt9csdidk">
+            <w:hyperlink w:history="1" r:id="rIdz3rqpx4wqf6nq93b9xrcl">
               <w:r>
                 <w:rPr>
                   <w:rFonts w:ascii="Arial" w:cs="Arial" w:eastAsia="Arial" w:hAnsi="Arial"/>
@@ -19822,7 +19822,7 @@
               <w:spacing w:after="10" w:before="0"/>
               <w:ind w:left="120"/>
             </w:pPr>
-            <w:hyperlink w:history="1" r:id="rIda7pdsuu3c8vkixm1ottcr">
+            <w:hyperlink w:history="1" r:id="rIdwspqa8ipjared_ctb28ij">
               <w:r>
                 <w:rPr>
                   <w:rFonts w:ascii="Arial" w:cs="Arial" w:eastAsia="Arial" w:hAnsi="Arial"/>
@@ -21309,7 +21309,7 @@
             <w:pPr>
               <w:spacing w:after="20" w:before="0"/>
             </w:pPr>
-            <w:hyperlink w:history="1" r:id="rIdobdwj-cm9a7hce_roruha">
+            <w:hyperlink w:history="1" r:id="rIdin8b7qflk5e4haqezlxm7">
               <w:r>
                 <w:rPr>
                   <w:rFonts w:ascii="Arial" w:cs="Arial" w:eastAsia="Arial" w:hAnsi="Arial"/>
@@ -21342,7 +21342,7 @@
               <w:spacing w:after="10" w:before="0"/>
               <w:ind w:left="120"/>
             </w:pPr>
-            <w:hyperlink w:history="1" r:id="rIdiwxwisas3xhmiq6vatiw9">
+            <w:hyperlink w:history="1" r:id="rIdapsisypjj2tnslvn8zazd">
               <w:r>
                 <w:rPr>
                   <w:rFonts w:ascii="Arial" w:cs="Arial" w:eastAsia="Arial" w:hAnsi="Arial"/>
@@ -21387,7 +21387,7 @@
             <w:pPr>
               <w:spacing w:after="20" w:before="0"/>
             </w:pPr>
-            <w:hyperlink w:history="1" r:id="rIdbhw8wuh2z2ny3yfoob4op">
+            <w:hyperlink w:history="1" r:id="rIdy7ef4wlft_qb8zvuxkulm">
               <w:r>
                 <w:rPr>
                   <w:rFonts w:ascii="Arial" w:cs="Arial" w:eastAsia="Arial" w:hAnsi="Arial"/>
@@ -21420,7 +21420,7 @@
               <w:spacing w:after="10" w:before="0"/>
               <w:ind w:left="120"/>
             </w:pPr>
-            <w:hyperlink w:history="1" r:id="rIdhsueqy41rlnomgqh_o1gp">
+            <w:hyperlink w:history="1" r:id="rIdl05w66c9luj-qjo28mte_">
               <w:r>
                 <w:rPr>
                   <w:rFonts w:ascii="Arial" w:cs="Arial" w:eastAsia="Arial" w:hAnsi="Arial"/>
@@ -21615,7 +21615,7 @@
             <w:pPr>
               <w:spacing w:after="20" w:before="0"/>
             </w:pPr>
-            <w:hyperlink w:history="1" r:id="rId4xvvfchmwto-dq0mjlz3z">
+            <w:hyperlink w:history="1" r:id="rIdhdtykk---yy39rcciw4do">
               <w:r>
                 <w:rPr>
                   <w:rFonts w:ascii="Arial" w:cs="Arial" w:eastAsia="Arial" w:hAnsi="Arial"/>
@@ -21648,7 +21648,7 @@
               <w:spacing w:after="10" w:before="0"/>
               <w:ind w:left="120"/>
             </w:pPr>
-            <w:hyperlink w:history="1" r:id="rIdlq3w-h39e7thsdcucdnrz">
+            <w:hyperlink w:history="1" r:id="rIdzyt2do9nvif_99uv-pwzg">
               <w:r>
                 <w:rPr>
                   <w:rFonts w:ascii="Arial" w:cs="Arial" w:eastAsia="Arial" w:hAnsi="Arial"/>
@@ -21693,7 +21693,7 @@
             <w:pPr>
               <w:spacing w:after="20" w:before="0"/>
             </w:pPr>
-            <w:hyperlink w:history="1" r:id="rIdtnb3smcp84-yo7xpjtla1">
+            <w:hyperlink w:history="1" r:id="rIdgqf0p5uwqu4jc8-gfpqwe">
               <w:r>
                 <w:rPr>
                   <w:rFonts w:ascii="Arial" w:cs="Arial" w:eastAsia="Arial" w:hAnsi="Arial"/>
@@ -21726,7 +21726,7 @@
               <w:spacing w:after="10" w:before="0"/>
               <w:ind w:left="120"/>
             </w:pPr>
-            <w:hyperlink w:history="1" r:id="rIdrxzpleesrqy6yvx6bauol">
+            <w:hyperlink w:history="1" r:id="rIdz7bhjzpo6bslznmshmc2r">
               <w:r>
                 <w:rPr>
                   <w:rFonts w:ascii="Arial" w:cs="Arial" w:eastAsia="Arial" w:hAnsi="Arial"/>
@@ -21921,7 +21921,7 @@
             <w:pPr>
               <w:spacing w:after="20" w:before="0"/>
             </w:pPr>
-            <w:hyperlink w:history="1" r:id="rIdy0yrji0hlw_anjscgk9m0">
+            <w:hyperlink w:history="1" r:id="rIddzqzlinci70fxentta8ey">
               <w:r>
                 <w:rPr>
                   <w:rFonts w:ascii="Arial" w:cs="Arial" w:eastAsia="Arial" w:hAnsi="Arial"/>
@@ -21954,7 +21954,7 @@
               <w:spacing w:after="10" w:before="0"/>
               <w:ind w:left="120"/>
             </w:pPr>
-            <w:hyperlink w:history="1" r:id="rId2bisoebxih6vmlfriiivw">
+            <w:hyperlink w:history="1" r:id="rId71c-ixxq3tistenh2m_2z">
               <w:r>
                 <w:rPr>
                   <w:rFonts w:ascii="Arial" w:cs="Arial" w:eastAsia="Arial" w:hAnsi="Arial"/>
@@ -21999,7 +21999,7 @@
             <w:pPr>
               <w:spacing w:after="20" w:before="0"/>
             </w:pPr>
-            <w:hyperlink w:history="1" r:id="rIdnaqz-ulcjoqgbvps0ihd1">
+            <w:hyperlink w:history="1" r:id="rIdv1ujngi3nhddrgkq8qd4k">
               <w:r>
                 <w:rPr>
                   <w:rFonts w:ascii="Arial" w:cs="Arial" w:eastAsia="Arial" w:hAnsi="Arial"/>
@@ -22032,7 +22032,7 @@
               <w:spacing w:after="10" w:before="0"/>
               <w:ind w:left="120"/>
             </w:pPr>
-            <w:hyperlink w:history="1" r:id="rId_vsizll1gfnbhsap61jbu">
+            <w:hyperlink w:history="1" r:id="rIdhmuy88h1mgjxoq2geuaoi">
               <w:r>
                 <w:rPr>
                   <w:rFonts w:ascii="Arial" w:cs="Arial" w:eastAsia="Arial" w:hAnsi="Arial"/>
@@ -22227,7 +22227,7 @@
             <w:pPr>
               <w:spacing w:after="20" w:before="0"/>
             </w:pPr>
-            <w:hyperlink w:history="1" r:id="rIdfe8w4c77q0uld_su0x_qu">
+            <w:hyperlink w:history="1" r:id="rIduqq8_cjtyf29ursynkitv">
               <w:r>
                 <w:rPr>
                   <w:rFonts w:ascii="Arial" w:cs="Arial" w:eastAsia="Arial" w:hAnsi="Arial"/>
@@ -22260,7 +22260,7 @@
               <w:spacing w:after="10" w:before="0"/>
               <w:ind w:left="120"/>
             </w:pPr>
-            <w:hyperlink w:history="1" r:id="rId8mp2myohddeuogleciojg">
+            <w:hyperlink w:history="1" r:id="rIdewtp7tom-1jvhllfetbhf">
               <w:r>
                 <w:rPr>
                   <w:rFonts w:ascii="Arial" w:cs="Arial" w:eastAsia="Arial" w:hAnsi="Arial"/>
@@ -22305,7 +22305,7 @@
             <w:pPr>
               <w:spacing w:after="20" w:before="0"/>
             </w:pPr>
-            <w:hyperlink w:history="1" r:id="rId4erzznsvj0hi8hehzfx8-">
+            <w:hyperlink w:history="1" r:id="rIdrk7wsljl4ejwsad1cs2lb">
               <w:r>
                 <w:rPr>
                   <w:rFonts w:ascii="Arial" w:cs="Arial" w:eastAsia="Arial" w:hAnsi="Arial"/>
@@ -22338,7 +22338,7 @@
               <w:spacing w:after="10" w:before="0"/>
               <w:ind w:left="120"/>
             </w:pPr>
-            <w:hyperlink w:history="1" r:id="rIdsfibvirabclxvtzroqno4">
+            <w:hyperlink w:history="1" r:id="rId1qxcqa3iinuzim5bwwoer">
               <w:r>
                 <w:rPr>
                   <w:rFonts w:ascii="Arial" w:cs="Arial" w:eastAsia="Arial" w:hAnsi="Arial"/>
@@ -22533,7 +22533,7 @@
             <w:pPr>
               <w:spacing w:after="20" w:before="0"/>
             </w:pPr>
-            <w:hyperlink w:history="1" r:id="rIdvmkjmut_ksamp2zvi_itc">
+            <w:hyperlink w:history="1" r:id="rIdrdwppmwzmscs9wpp786vo">
               <w:r>
                 <w:rPr>
                   <w:rFonts w:ascii="Arial" w:cs="Arial" w:eastAsia="Arial" w:hAnsi="Arial"/>
@@ -22566,7 +22566,7 @@
               <w:spacing w:after="10" w:before="0"/>
               <w:ind w:left="120"/>
             </w:pPr>
-            <w:hyperlink w:history="1" r:id="rIdemfjkb_bgjgi2ttdvgoue">
+            <w:hyperlink w:history="1" r:id="rIdldhvmsxvnh4u3jbatfiz3">
               <w:r>
                 <w:rPr>
                   <w:rFonts w:ascii="Arial" w:cs="Arial" w:eastAsia="Arial" w:hAnsi="Arial"/>
@@ -22611,7 +22611,7 @@
             <w:pPr>
               <w:spacing w:after="20" w:before="0"/>
             </w:pPr>
-            <w:hyperlink w:history="1" r:id="rIdq6k95y106q75ynsccxlbm">
+            <w:hyperlink w:history="1" r:id="rIdjjjtlmrlh8dkohnmaz-wy">
               <w:r>
                 <w:rPr>
                   <w:rFonts w:ascii="Arial" w:cs="Arial" w:eastAsia="Arial" w:hAnsi="Arial"/>
@@ -22644,7 +22644,7 @@
               <w:spacing w:after="10" w:before="0"/>
               <w:ind w:left="120"/>
             </w:pPr>
-            <w:hyperlink w:history="1" r:id="rId3hhdetefh3lxkpamt91zg">
+            <w:hyperlink w:history="1" r:id="rIdjl-kw_mhk0w4oy7royfob">
               <w:r>
                 <w:rPr>
                   <w:rFonts w:ascii="Arial" w:cs="Arial" w:eastAsia="Arial" w:hAnsi="Arial"/>
@@ -24226,7 +24226,7 @@
             <w:pPr>
               <w:spacing w:after="20" w:before="0"/>
             </w:pPr>
-            <w:hyperlink w:history="1" r:id="rIdipalkhjbua6i4gylqd-eq">
+            <w:hyperlink w:history="1" r:id="rIdhmuanxe9twagjwzy6hmt3">
               <w:r>
                 <w:rPr>
                   <w:rFonts w:ascii="Arial" w:cs="Arial" w:eastAsia="Arial" w:hAnsi="Arial"/>
@@ -24259,7 +24259,7 @@
               <w:spacing w:after="10" w:before="0"/>
               <w:ind w:left="120"/>
             </w:pPr>
-            <w:hyperlink w:history="1" r:id="rIdlvorp8z3ua39emjsxoekb">
+            <w:hyperlink w:history="1" r:id="rIdivcrdf1rnsuwfrpjfewig">
               <w:r>
                 <w:rPr>
                   <w:rFonts w:ascii="Arial" w:cs="Arial" w:eastAsia="Arial" w:hAnsi="Arial"/>
@@ -24304,7 +24304,7 @@
             <w:pPr>
               <w:spacing w:after="20" w:before="0"/>
             </w:pPr>
-            <w:hyperlink w:history="1" r:id="rIdiuxcdtcfz1iuisgtpyylu">
+            <w:hyperlink w:history="1" r:id="rIdlhfo8lruq_euinqim6cz6">
               <w:r>
                 <w:rPr>
                   <w:rFonts w:ascii="Arial" w:cs="Arial" w:eastAsia="Arial" w:hAnsi="Arial"/>
@@ -24337,7 +24337,7 @@
               <w:spacing w:after="10" w:before="0"/>
               <w:ind w:left="120"/>
             </w:pPr>
-            <w:hyperlink w:history="1" r:id="rIdwu6fjg7sowkb4oaqsxqim">
+            <w:hyperlink w:history="1" r:id="rId3m7899kyik08ne227zeex">
               <w:r>
                 <w:rPr>
                   <w:rFonts w:ascii="Arial" w:cs="Arial" w:eastAsia="Arial" w:hAnsi="Arial"/>
@@ -24532,7 +24532,7 @@
             <w:pPr>
               <w:spacing w:after="20" w:before="0"/>
             </w:pPr>
-            <w:hyperlink w:history="1" r:id="rIdx4eppwrxdvbz-db7giz41">
+            <w:hyperlink w:history="1" r:id="rIdpq49g_h3gsc2r4fmjwsh0">
               <w:r>
                 <w:rPr>
                   <w:rFonts w:ascii="Arial" w:cs="Arial" w:eastAsia="Arial" w:hAnsi="Arial"/>
@@ -24565,7 +24565,7 @@
               <w:spacing w:after="10" w:before="0"/>
               <w:ind w:left="120"/>
             </w:pPr>
-            <w:hyperlink w:history="1" r:id="rIdtvtm-efgrlmmshiq7xpta">
+            <w:hyperlink w:history="1" r:id="rIdf6w6b8dozrn7ijpcbspag">
               <w:r>
                 <w:rPr>
                   <w:rFonts w:ascii="Arial" w:cs="Arial" w:eastAsia="Arial" w:hAnsi="Arial"/>
@@ -24610,7 +24610,7 @@
             <w:pPr>
               <w:spacing w:after="20" w:before="0"/>
             </w:pPr>
-            <w:hyperlink w:history="1" r:id="rIdk7l6rll6y0nmm6yykc96s">
+            <w:hyperlink w:history="1" r:id="rId219l7idbmp2fg5c99w2mv">
               <w:r>
                 <w:rPr>
                   <w:rFonts w:ascii="Arial" w:cs="Arial" w:eastAsia="Arial" w:hAnsi="Arial"/>
@@ -24643,7 +24643,7 @@
               <w:spacing w:after="10" w:before="0"/>
               <w:ind w:left="120"/>
             </w:pPr>
-            <w:hyperlink w:history="1" r:id="rIddz9-liod7nvx3mtg1jb0h">
+            <w:hyperlink w:history="1" r:id="rIdxa0itu81ztfh0-r17vtfd">
               <w:r>
                 <w:rPr>
                   <w:rFonts w:ascii="Arial" w:cs="Arial" w:eastAsia="Arial" w:hAnsi="Arial"/>
@@ -24838,7 +24838,7 @@
             <w:pPr>
               <w:spacing w:after="20" w:before="0"/>
             </w:pPr>
-            <w:hyperlink w:history="1" r:id="rIdspuhrgbmoqjdgqszem0ye">
+            <w:hyperlink w:history="1" r:id="rIdl4y6fyyeohy37_5hkxock">
               <w:r>
                 <w:rPr>
                   <w:rFonts w:ascii="Arial" w:cs="Arial" w:eastAsia="Arial" w:hAnsi="Arial"/>
@@ -24871,7 +24871,7 @@
               <w:spacing w:after="10" w:before="0"/>
               <w:ind w:left="120"/>
             </w:pPr>
-            <w:hyperlink w:history="1" r:id="rIdpszjkklgdra-qq57aigmc">
+            <w:hyperlink w:history="1" r:id="rIdfgrvcevfeonc2clqtf8v_">
               <w:r>
                 <w:rPr>
                   <w:rFonts w:ascii="Arial" w:cs="Arial" w:eastAsia="Arial" w:hAnsi="Arial"/>
@@ -24916,7 +24916,7 @@
             <w:pPr>
               <w:spacing w:after="20" w:before="0"/>
             </w:pPr>
-            <w:hyperlink w:history="1" r:id="rIdwhvfwf0ejeuyexu3f7a_u">
+            <w:hyperlink w:history="1" r:id="rIdohb5kpatdr-v0q6embsss">
               <w:r>
                 <w:rPr>
                   <w:rFonts w:ascii="Arial" w:cs="Arial" w:eastAsia="Arial" w:hAnsi="Arial"/>
@@ -24949,7 +24949,7 @@
               <w:spacing w:after="10" w:before="0"/>
               <w:ind w:left="120"/>
             </w:pPr>
-            <w:hyperlink w:history="1" r:id="rIdargjse3c0yqjlte1qad4x">
+            <w:hyperlink w:history="1" r:id="rIddn-g_ygoiy5upu4tnefrj">
               <w:r>
                 <w:rPr>
                   <w:rFonts w:ascii="Arial" w:cs="Arial" w:eastAsia="Arial" w:hAnsi="Arial"/>
@@ -25144,7 +25144,7 @@
             <w:pPr>
               <w:spacing w:after="20" w:before="0"/>
             </w:pPr>
-            <w:hyperlink w:history="1" r:id="rIdp5_n-5wiecob_vcc5xb2j">
+            <w:hyperlink w:history="1" r:id="rIdqc_obsyvr54bxapxvzez4">
               <w:r>
                 <w:rPr>
                   <w:rFonts w:ascii="Arial" w:cs="Arial" w:eastAsia="Arial" w:hAnsi="Arial"/>
@@ -25177,7 +25177,7 @@
               <w:spacing w:after="10" w:before="0"/>
               <w:ind w:left="120"/>
             </w:pPr>
-            <w:hyperlink w:history="1" r:id="rIdaiddbqdt1u9td8r0bnjd7">
+            <w:hyperlink w:history="1" r:id="rId1w1dtybcdqlygdskehxta">
               <w:r>
                 <w:rPr>
                   <w:rFonts w:ascii="Arial" w:cs="Arial" w:eastAsia="Arial" w:hAnsi="Arial"/>
@@ -25222,7 +25222,7 @@
             <w:pPr>
               <w:spacing w:after="20" w:before="0"/>
             </w:pPr>
-            <w:hyperlink w:history="1" r:id="rId1rbrp-xc6cc10l2ib_qmx">
+            <w:hyperlink w:history="1" r:id="rIdamfen4kttgeciwufsbqyw">
               <w:r>
                 <w:rPr>
                   <w:rFonts w:ascii="Arial" w:cs="Arial" w:eastAsia="Arial" w:hAnsi="Arial"/>
@@ -25255,7 +25255,7 @@
               <w:spacing w:after="10" w:before="0"/>
               <w:ind w:left="120"/>
             </w:pPr>
-            <w:hyperlink w:history="1" r:id="rIdqvgsuta8tn35lwega0v7k">
+            <w:hyperlink w:history="1" r:id="rId6g7bjgjtxye2i0bdu-fgq">
               <w:r>
                 <w:rPr>
                   <w:rFonts w:ascii="Arial" w:cs="Arial" w:eastAsia="Arial" w:hAnsi="Arial"/>
@@ -25450,7 +25450,7 @@
             <w:pPr>
               <w:spacing w:after="20" w:before="0"/>
             </w:pPr>
-            <w:hyperlink w:history="1" r:id="rIdu7wjzvasrmxpiuuexv384">
+            <w:hyperlink w:history="1" r:id="rIdvk92fj62ohkmrp40vxg__">
               <w:r>
                 <w:rPr>
                   <w:rFonts w:ascii="Arial" w:cs="Arial" w:eastAsia="Arial" w:hAnsi="Arial"/>
@@ -25483,7 +25483,7 @@
               <w:spacing w:after="10" w:before="0"/>
               <w:ind w:left="120"/>
             </w:pPr>
-            <w:hyperlink w:history="1" r:id="rIdcetx6eox852c_7sp8z2ae">
+            <w:hyperlink w:history="1" r:id="rIdw7grjg2xmjxq9jzunsone">
               <w:r>
                 <w:rPr>
                   <w:rFonts w:ascii="Arial" w:cs="Arial" w:eastAsia="Arial" w:hAnsi="Arial"/>
@@ -25528,7 +25528,7 @@
             <w:pPr>
               <w:spacing w:after="20" w:before="0"/>
             </w:pPr>
-            <w:hyperlink w:history="1" r:id="rIdfnw4gs2lwb9rzrckvkp1j">
+            <w:hyperlink w:history="1" r:id="rIda2e9qvorwandk6wuahcyc">
               <w:r>
                 <w:rPr>
                   <w:rFonts w:ascii="Arial" w:cs="Arial" w:eastAsia="Arial" w:hAnsi="Arial"/>
@@ -25561,7 +25561,7 @@
               <w:spacing w:after="10" w:before="0"/>
               <w:ind w:left="120"/>
             </w:pPr>
-            <w:hyperlink w:history="1" r:id="rIdcuerugq2zwuibygzld0zb">
+            <w:hyperlink w:history="1" r:id="rId0pdth56uzsiqcgy-youmu">
               <w:r>
                 <w:rPr>
                   <w:rFonts w:ascii="Arial" w:cs="Arial" w:eastAsia="Arial" w:hAnsi="Arial"/>
